--- a/交付成果/第4轮朗读优化版/朗读优化8周版/读书会20_从凡夫到圣者道果与涅槃_8周资料包（朗读优化版）/Word版/第2周_预流果（须陀洹）——初入圣流_学员版.docx
+++ b/交付成果/第4轮朗读优化版/朗读优化8周版/读书会20_从凡夫到圣者道果与涅槃_8周资料包（朗读优化版）/Word版/第2周_预流果（须陀洹）——初入圣流_学员版.docx
@@ -4,87 +4,128 @@
   <w:body>
     <w:p>
       <w:pPr>
-        <w:spacing w:before="160" w:after="80"/>
-      </w:pPr>
-      <w:r>
-        <w:rPr>
-          <w:rFonts w:ascii="Microsoft YaHei" w:hAnsi="Microsoft YaHei" w:eastAsia="Microsoft YaHei"/>
+        <w:jc w:val="right"/>
+      </w:pPr>
+      <w:r>
+        <w:rPr>
+          <w:color w:val="888888"/>
+          <w:sz w:val="16"/>
+        </w:rPr>
+        <w:t>📅 最近更新：2026-09-26 12:50　|　第三轮8周版同步：学员版主持人专属内容清理；元数据与 CHANGELOG 同步；结构仍6环节120min；共读原文一字未改；第4轮朗读优化（2026-09-26）：音频转写来源的共读原文已口语化改写</w:t>
+      </w:r>
+    </w:p>
+    <w:p>
+      <w:pPr>
+        <w:jc w:val="center"/>
+      </w:pPr>
+      <w:r>
+        <w:rPr>
           <w:b/>
-          <w:color w:val="1E5631"/>
-          <w:sz w:val="34"/>
-        </w:rPr>
-        <w:t>第2周：预流果（须陀洹）——初入圣流（学员版）</w:t>
-      </w:r>
-    </w:p>
-    <w:p>
-      <w:pPr>
-        <w:spacing w:before="40" w:after="80"/>
-        <w:ind w:left="283"/>
-        <w:shd w:val="clear" w:color="auto" w:fill="EDF6EF"/>
+          <w:color w:val="1E4620"/>
+          <w:sz w:val="36"/>
+        </w:rPr>
+        <w:t>第2周：预流果（须陀洹）——初入圣流</w:t>
+      </w:r>
+    </w:p>
+    <w:p>
+      <w:pPr>
+        <w:ind w:left="170"/>
         <w:pBdr>
-          <w:left w:val="single" w:sz="20" w:space="6" w:color="1E5631"/>
+          <w:left w:val="single" w:sz="18" w:space="4" w:color="1E4620"/>
         </w:pBdr>
+        <w:shd w:val="clear" w:fill="F2F5FA"/>
       </w:pPr>
       <w:r>
         <w:rPr>
           <w:b/>
-          <w:sz w:val="20"/>
         </w:rPr>
         <w:t>读书会20：从凡夫到圣者——道果与涅槃 · 第2周</w:t>
       </w:r>
-      <w:r>
-        <w:rPr>
-          <w:sz w:val="20"/>
-        </w:rPr>
-        <w:t xml:space="preserve"> 各位法友，欢迎回到「从凡夫到圣者」的共修。上周我们铺开了四圣者的总说：从凡夫到圣者，本质上是一条断烦恼、证涅槃的路，四圣者是这条路上四个清楚的里程碑。本周我们走进第一站——</w:t>
+    </w:p>
+    <w:p>
+      <w:pPr>
+        <w:ind w:left="170"/>
+        <w:pBdr>
+          <w:left w:val="single" w:sz="18" w:space="4" w:color="1E4620"/>
+        </w:pBdr>
+        <w:shd w:val="clear" w:fill="F2F5FA"/>
+      </w:pPr>
+      <w:r>
+        <w:rPr>
+          <w:b w:val="0"/>
+        </w:rPr>
+        <w:t>各位法友，欢迎回到「从凡夫到圣者」的共修。上周我们铺开了四圣者的总说：从凡夫到圣者，本质上是一条断烦恼、证涅槃的路，四圣者是这条路上四个清楚的里程碑。本周我们走进第一站——</w:t>
       </w:r>
       <w:r>
         <w:rPr>
           <w:b/>
-          <w:sz w:val="20"/>
         </w:rPr>
         <w:t>预流果（须陀洹）</w:t>
       </w:r>
       <w:r>
         <w:rPr>
-          <w:sz w:val="20"/>
-        </w:rPr>
-        <w:t>，也就是「初入圣流」。 请你带着一个开放的问题来听：如果「初果」不是天上掉下来的光环，而是「一个人第一次亲自看见真相，从此再也不走回头路」，那么——</w:t>
+          <w:b w:val="0"/>
+        </w:rPr>
+        <w:t>，也就是「初入圣流」。</w:t>
+      </w:r>
+    </w:p>
+    <w:p>
+      <w:pPr>
+        <w:ind w:left="170"/>
+        <w:pBdr>
+          <w:left w:val="single" w:sz="18" w:space="4" w:color="1E4620"/>
+        </w:pBdr>
+        <w:shd w:val="clear" w:fill="F2F5FA"/>
+      </w:pPr>
+      <w:r>
+        <w:rPr>
+          <w:b w:val="0"/>
+        </w:rPr>
+        <w:t>请你带着一个开放的问题来听：如果「初果」不是天上掉下来的光环，而是「一个人第一次亲自看见真相，从此再也不走回头路」，那么——</w:t>
       </w:r>
       <w:r>
         <w:rPr>
           <w:b/>
-          <w:sz w:val="20"/>
         </w:rPr>
         <w:t>「再也不走回头路」这件事，对你意味着什么？</w:t>
       </w:r>
     </w:p>
     <w:p>
       <w:pPr>
-        <w:spacing w:before="40" w:after="80"/>
-        <w:ind w:left="283"/>
-        <w:shd w:val="clear" w:color="auto" w:fill="EDF6EF"/>
+        <w:ind w:left="170"/>
         <w:pBdr>
-          <w:left w:val="single" w:sz="20" w:space="6" w:color="1E5631"/>
+          <w:left w:val="single" w:sz="18" w:space="4" w:color="1E4620"/>
         </w:pBdr>
-      </w:pPr>
-      <w:r>
-        <w:rPr>
-          <w:sz w:val="20"/>
-        </w:rPr>
-        <w:t>本周主题：预流果是生命方向的第一次不可逆转——断三结（身见、戒禁取、疑），不堕恶趣，最多七次人天往返，必定趣向究竟解脱。 说明：本学员版按次序列出本讲全部共读内容（★核心必读 / ◈扩展可选）与讨论、练习，内容与主持人版完全一致。</w:t>
-      </w:r>
-    </w:p>
-    <w:p>
-      <w:pPr>
-        <w:spacing w:before="160" w:after="80"/>
-      </w:pPr>
-      <w:r>
-        <w:rPr>
-          <w:rFonts w:ascii="Microsoft YaHei" w:hAnsi="Microsoft YaHei" w:eastAsia="Microsoft YaHei"/>
+        <w:shd w:val="clear" w:fill="F2F5FA"/>
+      </w:pPr>
+      <w:r>
+        <w:rPr>
+          <w:b w:val="0"/>
+        </w:rPr>
+        <w:t>本周主题：预流果是生命方向的第一次不可逆转——断三结（身见、戒禁取、疑），不堕恶趣，最多七次人天往返，必定趣向究竟解脱。</w:t>
+      </w:r>
+    </w:p>
+    <w:p>
+      <w:pPr>
+        <w:ind w:left="170"/>
+        <w:pBdr>
+          <w:left w:val="single" w:sz="18" w:space="4" w:color="1E4620"/>
+        </w:pBdr>
+        <w:shd w:val="clear" w:fill="F2F5FA"/>
+      </w:pPr>
+      <w:r>
+        <w:rPr>
+          <w:b w:val="0"/>
+        </w:rPr>
+        <w:t>说明：本学员版按次序列出本讲全部共读内容（★核心必读 / ◈扩展可选）与讨论、练习，内容与主持人版完全一致。</w:t>
+      </w:r>
+    </w:p>
+    <w:p>
+      <w:r>
+        <w:rPr>
           <w:b/>
-          <w:color w:val="1E5631"/>
-          <w:sz w:val="28"/>
+          <w:color w:val="1E4620"/>
+          <w:sz w:val="26"/>
         </w:rPr>
         <w:t>📋 本周信息卡</w:t>
       </w:r>
@@ -92,47 +133,41 @@
     <w:p>
       <w:r>
         <w:rPr>
-          <w:sz w:val="21"/>
+          <w:b w:val="0"/>
         </w:rPr>
         <w:t>时长120min｜核心问题：</w:t>
       </w:r>
       <w:r>
         <w:rPr>
           <w:b/>
-          <w:sz w:val="21"/>
         </w:rPr>
         <w:t>「初入圣流」到底发生了什么？为什么说一个人一旦证得预流果，就再也不会退堕，最多七次人天往返、必定走向涅槃？</w:t>
       </w:r>
       <w:r>
         <w:rPr>
-          <w:sz w:val="21"/>
+          <w:b w:val="0"/>
         </w:rPr>
         <w:t>｜共读原文提要：本周共三份材料——①玛欣德尊者《断烦恼与证道果》「入流道智」段（入流道智的四种作用、断除三结、初果不堕四恶趣、七次人天、三种预流者）；②《佛陀與佛法》「涅槃／因果业报／初果不退堕」章（涅槃非虚无、业力可转、须陀洹断三结）；③《上座部佛教與止觀》「现证圣果」段（今生证初果＝解脱的保险）。三条线索汇成一句：</w:t>
       </w:r>
       <w:r>
         <w:rPr>
           <w:b/>
-          <w:sz w:val="21"/>
         </w:rPr>
         <w:t>预流果＝第一次见到涅槃，断三结，从此不退堕、必向解脱。</w:t>
       </w:r>
       <w:r>
         <w:rPr>
-          <w:sz w:val="21"/>
+          <w:b w:val="0"/>
         </w:rPr>
         <w:t>｜本周作业：写下「我这一周想松开的一个『我见』小执著」，并连续七天记录「抓得紧的时候／松开的时候，我的心怎样」。</w:t>
       </w:r>
     </w:p>
     <w:p>
-      <w:pPr>
-        <w:spacing w:before="160" w:after="80"/>
-      </w:pPr>
-      <w:r>
-        <w:rPr>
-          <w:rFonts w:ascii="Microsoft YaHei" w:hAnsi="Microsoft YaHei" w:eastAsia="Microsoft YaHei"/>
+      <w:r>
+        <w:rPr>
           <w:b/>
-          <w:color w:val="1E5631"/>
-          <w:sz w:val="28"/>
+          <w:color w:val="1E4620"/>
+          <w:sz w:val="26"/>
         </w:rPr>
         <w:t>🧩 术语速查（读原文时随手对照）</w:t>
       </w:r>
@@ -141,7 +176,6 @@
       <w:tblPr>
         <w:tblStyle w:val="TableGrid"/>
         <w:tblW w:type="auto" w:w="0"/>
-        <w:jc w:val="center"/>
         <w:tblLook w:firstColumn="1" w:firstRow="1" w:lastColumn="0" w:lastRow="0" w:noHBand="0" w:noVBand="1" w:val="04A0"/>
       </w:tblPr>
       <w:tblGrid>
@@ -153,17 +187,20 @@
         <w:tc>
           <w:tcPr>
             <w:tcW w:type="dxa" w:w="3213"/>
-            <w:shd w:val="clear" w:color="auto" w:fill="1E5631"/>
+            <w:shd w:val="clear" w:fill="1E4620"/>
           </w:tcPr>
           <w:p>
-            <w:pPr>
-              <w:spacing w:after="20"/>
-            </w:pPr>
             <w:r>
               <w:rPr>
-                <w:b/>
                 <w:color w:val="FFFFFF"/>
-                <w:sz w:val="19"/>
+                <w:sz w:val="18"/>
+              </w:rPr>
+            </w:r>
+            <w:r>
+              <w:rPr>
+                <w:b w:val="0"/>
+                <w:color w:val="FFFFFF"/>
+                <w:sz w:val="18"/>
               </w:rPr>
               <w:t>术语</w:t>
             </w:r>
@@ -172,17 +209,20 @@
         <w:tc>
           <w:tcPr>
             <w:tcW w:type="dxa" w:w="3213"/>
-            <w:shd w:val="clear" w:color="auto" w:fill="1E5631"/>
+            <w:shd w:val="clear" w:fill="1E4620"/>
           </w:tcPr>
           <w:p>
-            <w:pPr>
-              <w:spacing w:after="20"/>
-            </w:pPr>
             <w:r>
               <w:rPr>
-                <w:b/>
                 <w:color w:val="FFFFFF"/>
-                <w:sz w:val="19"/>
+                <w:sz w:val="18"/>
+              </w:rPr>
+            </w:r>
+            <w:r>
+              <w:rPr>
+                <w:b w:val="0"/>
+                <w:color w:val="FFFFFF"/>
+                <w:sz w:val="18"/>
               </w:rPr>
               <w:t>出处</w:t>
             </w:r>
@@ -191,17 +231,20 @@
         <w:tc>
           <w:tcPr>
             <w:tcW w:type="dxa" w:w="3213"/>
-            <w:shd w:val="clear" w:color="auto" w:fill="1E5631"/>
+            <w:shd w:val="clear" w:fill="1E4620"/>
           </w:tcPr>
           <w:p>
-            <w:pPr>
-              <w:spacing w:after="20"/>
-            </w:pPr>
             <w:r>
               <w:rPr>
-                <w:b/>
                 <w:color w:val="FFFFFF"/>
-                <w:sz w:val="19"/>
+                <w:sz w:val="18"/>
+              </w:rPr>
+            </w:r>
+            <w:r>
+              <w:rPr>
+                <w:b w:val="0"/>
+                <w:color w:val="FFFFFF"/>
+                <w:sz w:val="18"/>
               </w:rPr>
               <w:t>白话</w:t>
             </w:r>
@@ -214,12 +257,15 @@
             <w:tcW w:type="dxa" w:w="3213"/>
           </w:tcPr>
           <w:p>
-            <w:pPr>
-              <w:spacing w:after="20"/>
-            </w:pPr>
             <w:r>
               <w:rPr>
-                <w:sz w:val="19"/>
+                <w:sz w:val="18"/>
+              </w:rPr>
+            </w:r>
+            <w:r>
+              <w:rPr>
+                <w:b w:val="0"/>
+                <w:sz w:val="18"/>
               </w:rPr>
               <w:t>预流／入流（sotāpanna）</w:t>
             </w:r>
@@ -230,12 +276,15 @@
             <w:tcW w:type="dxa" w:w="3213"/>
           </w:tcPr>
           <w:p>
-            <w:pPr>
-              <w:spacing w:after="20"/>
-            </w:pPr>
             <w:r>
               <w:rPr>
-                <w:sz w:val="19"/>
+                <w:sz w:val="18"/>
+              </w:rPr>
+            </w:r>
+            <w:r>
+              <w:rPr>
+                <w:b w:val="0"/>
+                <w:sz w:val="18"/>
               </w:rPr>
               <w:t>材料①②③</w:t>
             </w:r>
@@ -246,12 +295,15 @@
             <w:tcW w:type="dxa" w:w="3213"/>
           </w:tcPr>
           <w:p>
-            <w:pPr>
-              <w:spacing w:after="20"/>
-            </w:pPr>
             <w:r>
               <w:rPr>
-                <w:sz w:val="19"/>
+                <w:sz w:val="18"/>
+              </w:rPr>
+            </w:r>
+            <w:r>
+              <w:rPr>
+                <w:b w:val="0"/>
+                <w:sz w:val="18"/>
               </w:rPr>
               <w:t>已进入圣道之流，必定流向般涅槃；汉译「须陀洹」</w:t>
             </w:r>
@@ -262,15 +314,18 @@
         <w:tc>
           <w:tcPr>
             <w:tcW w:type="dxa" w:w="3213"/>
-            <w:shd w:val="clear" w:color="auto" w:fill="F2F2F2"/>
+            <w:shd w:val="clear" w:fill="F2F5FA"/>
           </w:tcPr>
           <w:p>
-            <w:pPr>
-              <w:spacing w:after="20"/>
-            </w:pPr>
             <w:r>
               <w:rPr>
-                <w:sz w:val="19"/>
+                <w:sz w:val="18"/>
+              </w:rPr>
+            </w:r>
+            <w:r>
+              <w:rPr>
+                <w:b w:val="0"/>
+                <w:sz w:val="18"/>
               </w:rPr>
               <w:t>入流道心／入流道智（sotāpatti-maggacitta）</w:t>
             </w:r>
@@ -279,15 +334,18 @@
         <w:tc>
           <w:tcPr>
             <w:tcW w:type="dxa" w:w="3213"/>
-            <w:shd w:val="clear" w:color="auto" w:fill="F2F2F2"/>
+            <w:shd w:val="clear" w:fill="F2F5FA"/>
           </w:tcPr>
           <w:p>
-            <w:pPr>
-              <w:spacing w:after="20"/>
-            </w:pPr>
             <w:r>
               <w:rPr>
-                <w:sz w:val="19"/>
+                <w:sz w:val="18"/>
+              </w:rPr>
+            </w:r>
+            <w:r>
+              <w:rPr>
+                <w:b w:val="0"/>
+                <w:sz w:val="18"/>
               </w:rPr>
               <w:t>材料①③</w:t>
             </w:r>
@@ -296,15 +354,18 @@
         <w:tc>
           <w:tcPr>
             <w:tcW w:type="dxa" w:w="3213"/>
-            <w:shd w:val="clear" w:color="auto" w:fill="F2F2F2"/>
+            <w:shd w:val="clear" w:fill="F2F5FA"/>
           </w:tcPr>
           <w:p>
-            <w:pPr>
-              <w:spacing w:after="20"/>
-            </w:pPr>
             <w:r>
               <w:rPr>
-                <w:sz w:val="19"/>
+                <w:sz w:val="18"/>
+              </w:rPr>
+            </w:r>
+            <w:r>
+              <w:rPr>
+                <w:b w:val="0"/>
+                <w:sz w:val="18"/>
               </w:rPr>
               <w:t>初道智；执行四圣谛四种作用，第一次见到涅槃</w:t>
             </w:r>
@@ -317,12 +378,15 @@
             <w:tcW w:type="dxa" w:w="3213"/>
           </w:tcPr>
           <w:p>
-            <w:pPr>
-              <w:spacing w:after="20"/>
-            </w:pPr>
             <w:r>
               <w:rPr>
-                <w:sz w:val="19"/>
+                <w:sz w:val="18"/>
+              </w:rPr>
+            </w:r>
+            <w:r>
+              <w:rPr>
+                <w:b w:val="0"/>
+                <w:sz w:val="18"/>
               </w:rPr>
               <w:t>更改种姓心（gotrabhū citta）</w:t>
             </w:r>
@@ -333,12 +397,15 @@
             <w:tcW w:type="dxa" w:w="3213"/>
           </w:tcPr>
           <w:p>
-            <w:pPr>
-              <w:spacing w:after="20"/>
-            </w:pPr>
             <w:r>
               <w:rPr>
-                <w:sz w:val="19"/>
+                <w:sz w:val="18"/>
+              </w:rPr>
+            </w:r>
+            <w:r>
+              <w:rPr>
+                <w:b w:val="0"/>
+                <w:sz w:val="18"/>
               </w:rPr>
               <w:t>材料①③</w:t>
             </w:r>
@@ -349,12 +416,15 @@
             <w:tcW w:type="dxa" w:w="3213"/>
           </w:tcPr>
           <w:p>
-            <w:pPr>
-              <w:spacing w:after="20"/>
-            </w:pPr>
             <w:r>
               <w:rPr>
-                <w:sz w:val="19"/>
+                <w:sz w:val="18"/>
+              </w:rPr>
+            </w:r>
+            <w:r>
+              <w:rPr>
+                <w:b w:val="0"/>
+                <w:sz w:val="18"/>
               </w:rPr>
               <w:t>超越凡夫种姓、达到圣者种姓的那一刹那心</w:t>
             </w:r>
@@ -365,15 +435,18 @@
         <w:tc>
           <w:tcPr>
             <w:tcW w:type="dxa" w:w="3213"/>
-            <w:shd w:val="clear" w:color="auto" w:fill="F2F2F2"/>
+            <w:shd w:val="clear" w:fill="F2F5FA"/>
           </w:tcPr>
           <w:p>
-            <w:pPr>
-              <w:spacing w:after="20"/>
-            </w:pPr>
             <w:r>
               <w:rPr>
-                <w:sz w:val="19"/>
+                <w:sz w:val="18"/>
+              </w:rPr>
+            </w:r>
+            <w:r>
+              <w:rPr>
+                <w:b w:val="0"/>
+                <w:sz w:val="18"/>
               </w:rPr>
               <w:t>有身见（sakkāya-diṭṭhi）</w:t>
             </w:r>
@@ -382,15 +455,18 @@
         <w:tc>
           <w:tcPr>
             <w:tcW w:type="dxa" w:w="3213"/>
-            <w:shd w:val="clear" w:color="auto" w:fill="F2F2F2"/>
+            <w:shd w:val="clear" w:fill="F2F5FA"/>
           </w:tcPr>
           <w:p>
-            <w:pPr>
-              <w:spacing w:after="20"/>
-            </w:pPr>
             <w:r>
               <w:rPr>
-                <w:sz w:val="19"/>
+                <w:sz w:val="18"/>
+              </w:rPr>
+            </w:r>
+            <w:r>
+              <w:rPr>
+                <w:b w:val="0"/>
+                <w:sz w:val="18"/>
               </w:rPr>
               <w:t>材料①②</w:t>
             </w:r>
@@ -399,15 +475,18 @@
         <w:tc>
           <w:tcPr>
             <w:tcW w:type="dxa" w:w="3213"/>
-            <w:shd w:val="clear" w:color="auto" w:fill="F2F2F2"/>
+            <w:shd w:val="clear" w:fill="F2F5FA"/>
           </w:tcPr>
           <w:p>
-            <w:pPr>
-              <w:spacing w:after="20"/>
-            </w:pPr>
             <w:r>
               <w:rPr>
-                <w:sz w:val="19"/>
+                <w:sz w:val="18"/>
+              </w:rPr>
+            </w:r>
+            <w:r>
+              <w:rPr>
+                <w:b w:val="0"/>
+                <w:sz w:val="18"/>
               </w:rPr>
               <w:t>把五蕴当作「我／我的」；又称萨迦耶见、我见</w:t>
             </w:r>
@@ -420,12 +499,15 @@
             <w:tcW w:type="dxa" w:w="3213"/>
           </w:tcPr>
           <w:p>
-            <w:pPr>
-              <w:spacing w:after="20"/>
-            </w:pPr>
             <w:r>
               <w:rPr>
-                <w:sz w:val="19"/>
+                <w:sz w:val="18"/>
+              </w:rPr>
+            </w:r>
+            <w:r>
+              <w:rPr>
+                <w:b w:val="0"/>
+                <w:sz w:val="18"/>
               </w:rPr>
               <w:t>戒禁取（sīlabbata-parāmāsa）</w:t>
             </w:r>
@@ -436,12 +518,15 @@
             <w:tcW w:type="dxa" w:w="3213"/>
           </w:tcPr>
           <w:p>
-            <w:pPr>
-              <w:spacing w:after="20"/>
-            </w:pPr>
             <w:r>
               <w:rPr>
-                <w:sz w:val="19"/>
+                <w:sz w:val="18"/>
+              </w:rPr>
+            </w:r>
+            <w:r>
+              <w:rPr>
+                <w:b w:val="0"/>
+                <w:sz w:val="18"/>
               </w:rPr>
               <w:t>材料①②</w:t>
             </w:r>
@@ -452,12 +537,15 @@
             <w:tcW w:type="dxa" w:w="3213"/>
           </w:tcPr>
           <w:p>
-            <w:pPr>
-              <w:spacing w:after="20"/>
-            </w:pPr>
             <w:r>
               <w:rPr>
-                <w:sz w:val="19"/>
+                <w:sz w:val="18"/>
+              </w:rPr>
+            </w:r>
+            <w:r>
+              <w:rPr>
+                <w:b w:val="0"/>
+                <w:sz w:val="18"/>
               </w:rPr>
               <w:t>以为靠苦行、祭祀、仪式即可解脱的执取</w:t>
             </w:r>
@@ -468,15 +556,18 @@
         <w:tc>
           <w:tcPr>
             <w:tcW w:type="dxa" w:w="3213"/>
-            <w:shd w:val="clear" w:color="auto" w:fill="F2F2F2"/>
+            <w:shd w:val="clear" w:fill="F2F5FA"/>
           </w:tcPr>
           <w:p>
-            <w:pPr>
-              <w:spacing w:after="20"/>
-            </w:pPr>
             <w:r>
               <w:rPr>
-                <w:sz w:val="19"/>
+                <w:sz w:val="18"/>
+              </w:rPr>
+            </w:r>
+            <w:r>
+              <w:rPr>
+                <w:b w:val="0"/>
+                <w:sz w:val="18"/>
               </w:rPr>
               <w:t>疑（vicikicchā）</w:t>
             </w:r>
@@ -485,15 +576,18 @@
         <w:tc>
           <w:tcPr>
             <w:tcW w:type="dxa" w:w="3213"/>
-            <w:shd w:val="clear" w:color="auto" w:fill="F2F2F2"/>
+            <w:shd w:val="clear" w:fill="F2F5FA"/>
           </w:tcPr>
           <w:p>
-            <w:pPr>
-              <w:spacing w:after="20"/>
-            </w:pPr>
             <w:r>
               <w:rPr>
-                <w:sz w:val="19"/>
+                <w:sz w:val="18"/>
+              </w:rPr>
+            </w:r>
+            <w:r>
+              <w:rPr>
+                <w:b w:val="0"/>
+                <w:sz w:val="18"/>
               </w:rPr>
               <w:t>材料①②</w:t>
             </w:r>
@@ -502,15 +596,18 @@
         <w:tc>
           <w:tcPr>
             <w:tcW w:type="dxa" w:w="3213"/>
-            <w:shd w:val="clear" w:color="auto" w:fill="F2F2F2"/>
+            <w:shd w:val="clear" w:fill="F2F5FA"/>
           </w:tcPr>
           <w:p>
-            <w:pPr>
-              <w:spacing w:after="20"/>
-            </w:pPr>
             <w:r>
               <w:rPr>
-                <w:sz w:val="19"/>
+                <w:sz w:val="18"/>
+              </w:rPr>
+            </w:r>
+            <w:r>
+              <w:rPr>
+                <w:b w:val="0"/>
+                <w:sz w:val="18"/>
               </w:rPr>
               <w:t>对佛法僧、戒定慧、三世因果、缘起的动摇</w:t>
             </w:r>
@@ -523,12 +620,15 @@
             <w:tcW w:type="dxa" w:w="3213"/>
           </w:tcPr>
           <w:p>
-            <w:pPr>
-              <w:spacing w:after="20"/>
-            </w:pPr>
             <w:r>
               <w:rPr>
-                <w:sz w:val="19"/>
+                <w:sz w:val="18"/>
+              </w:rPr>
+            </w:r>
+            <w:r>
+              <w:rPr>
+                <w:b w:val="0"/>
+                <w:sz w:val="18"/>
               </w:rPr>
               <w:t>三结（tiṇṇaṃ saṃyojanānaṃ）</w:t>
             </w:r>
@@ -539,12 +639,15 @@
             <w:tcW w:type="dxa" w:w="3213"/>
           </w:tcPr>
           <w:p>
-            <w:pPr>
-              <w:spacing w:after="20"/>
-            </w:pPr>
             <w:r>
               <w:rPr>
-                <w:sz w:val="19"/>
+                <w:sz w:val="18"/>
+              </w:rPr>
+            </w:r>
+            <w:r>
+              <w:rPr>
+                <w:b w:val="0"/>
+                <w:sz w:val="18"/>
               </w:rPr>
               <w:t>材料①②</w:t>
             </w:r>
@@ -555,12 +658,15 @@
             <w:tcW w:type="dxa" w:w="3213"/>
           </w:tcPr>
           <w:p>
-            <w:pPr>
-              <w:spacing w:after="20"/>
-            </w:pPr>
             <w:r>
               <w:rPr>
-                <w:sz w:val="19"/>
+                <w:sz w:val="18"/>
+              </w:rPr>
+            </w:r>
+            <w:r>
+              <w:rPr>
+                <w:b w:val="0"/>
+                <w:sz w:val="18"/>
               </w:rPr>
               <w:t>身见、戒禁取、疑；入流道智所断</w:t>
             </w:r>
@@ -571,15 +677,18 @@
         <w:tc>
           <w:tcPr>
             <w:tcW w:type="dxa" w:w="3213"/>
-            <w:shd w:val="clear" w:color="auto" w:fill="F2F2F2"/>
+            <w:shd w:val="clear" w:fill="F2F5FA"/>
           </w:tcPr>
           <w:p>
-            <w:pPr>
-              <w:spacing w:after="20"/>
-            </w:pPr>
             <w:r>
               <w:rPr>
-                <w:sz w:val="19"/>
+                <w:sz w:val="18"/>
+              </w:rPr>
+            </w:r>
+            <w:r>
+              <w:rPr>
+                <w:b w:val="0"/>
+                <w:sz w:val="18"/>
               </w:rPr>
               <w:t>四种不坏净</w:t>
             </w:r>
@@ -588,15 +697,18 @@
         <w:tc>
           <w:tcPr>
             <w:tcW w:type="dxa" w:w="3213"/>
-            <w:shd w:val="clear" w:color="auto" w:fill="F2F2F2"/>
+            <w:shd w:val="clear" w:fill="F2F5FA"/>
           </w:tcPr>
           <w:p>
-            <w:pPr>
-              <w:spacing w:after="20"/>
-            </w:pPr>
             <w:r>
               <w:rPr>
-                <w:sz w:val="19"/>
+                <w:sz w:val="18"/>
+              </w:rPr>
+            </w:r>
+            <w:r>
+              <w:rPr>
+                <w:b w:val="0"/>
+                <w:sz w:val="18"/>
               </w:rPr>
               <w:t>材料①</w:t>
             </w:r>
@@ -605,15 +717,18 @@
         <w:tc>
           <w:tcPr>
             <w:tcW w:type="dxa" w:w="3213"/>
-            <w:shd w:val="clear" w:color="auto" w:fill="F2F2F2"/>
+            <w:shd w:val="clear" w:fill="F2F5FA"/>
           </w:tcPr>
           <w:p>
-            <w:pPr>
-              <w:spacing w:after="20"/>
-            </w:pPr>
             <w:r>
               <w:rPr>
-                <w:sz w:val="19"/>
+                <w:sz w:val="18"/>
+              </w:rPr>
+            </w:r>
+            <w:r>
+              <w:rPr>
+                <w:b w:val="0"/>
+                <w:sz w:val="18"/>
               </w:rPr>
               <w:t>对佛、法、僧、戒坚定不移的清净信心</w:t>
             </w:r>
@@ -626,12 +741,15 @@
             <w:tcW w:type="dxa" w:w="3213"/>
           </w:tcPr>
           <w:p>
-            <w:pPr>
-              <w:spacing w:after="20"/>
-            </w:pPr>
             <w:r>
               <w:rPr>
-                <w:sz w:val="19"/>
+                <w:sz w:val="18"/>
+              </w:rPr>
+            </w:r>
+            <w:r>
+              <w:rPr>
+                <w:b w:val="0"/>
+                <w:sz w:val="18"/>
               </w:rPr>
               <w:t>最多七次者（sattakkhattuparama）</w:t>
             </w:r>
@@ -642,12 +760,15 @@
             <w:tcW w:type="dxa" w:w="3213"/>
           </w:tcPr>
           <w:p>
-            <w:pPr>
-              <w:spacing w:after="20"/>
-            </w:pPr>
             <w:r>
               <w:rPr>
-                <w:sz w:val="19"/>
+                <w:sz w:val="18"/>
+              </w:rPr>
+            </w:r>
+            <w:r>
+              <w:rPr>
+                <w:b w:val="0"/>
+                <w:sz w:val="18"/>
               </w:rPr>
               <w:t>材料①</w:t>
             </w:r>
@@ -658,12 +779,15 @@
             <w:tcW w:type="dxa" w:w="3213"/>
           </w:tcPr>
           <w:p>
-            <w:pPr>
-              <w:spacing w:after="20"/>
-            </w:pPr>
             <w:r>
               <w:rPr>
-                <w:sz w:val="19"/>
+                <w:sz w:val="18"/>
+              </w:rPr>
+            </w:r>
+            <w:r>
+              <w:rPr>
+                <w:b w:val="0"/>
+                <w:sz w:val="18"/>
               </w:rPr>
               <w:t>七次人天往返后作苦之终结</w:t>
             </w:r>
@@ -674,15 +798,18 @@
         <w:tc>
           <w:tcPr>
             <w:tcW w:type="dxa" w:w="3213"/>
-            <w:shd w:val="clear" w:color="auto" w:fill="F2F2F2"/>
+            <w:shd w:val="clear" w:fill="F2F5FA"/>
           </w:tcPr>
           <w:p>
-            <w:pPr>
-              <w:spacing w:after="20"/>
-            </w:pPr>
             <w:r>
               <w:rPr>
-                <w:sz w:val="19"/>
+                <w:sz w:val="18"/>
+              </w:rPr>
+            </w:r>
+            <w:r>
+              <w:rPr>
+                <w:b w:val="0"/>
+                <w:sz w:val="18"/>
               </w:rPr>
               <w:t>家家者（kolaṃkola）</w:t>
             </w:r>
@@ -691,15 +818,18 @@
         <w:tc>
           <w:tcPr>
             <w:tcW w:type="dxa" w:w="3213"/>
-            <w:shd w:val="clear" w:color="auto" w:fill="F2F2F2"/>
+            <w:shd w:val="clear" w:fill="F2F5FA"/>
           </w:tcPr>
           <w:p>
-            <w:pPr>
-              <w:spacing w:after="20"/>
-            </w:pPr>
             <w:r>
               <w:rPr>
-                <w:sz w:val="19"/>
+                <w:sz w:val="18"/>
+              </w:rPr>
+            </w:r>
+            <w:r>
+              <w:rPr>
+                <w:b w:val="0"/>
+                <w:sz w:val="18"/>
               </w:rPr>
               <w:t>材料①</w:t>
             </w:r>
@@ -708,15 +838,18 @@
         <w:tc>
           <w:tcPr>
             <w:tcW w:type="dxa" w:w="3213"/>
-            <w:shd w:val="clear" w:color="auto" w:fill="F2F2F2"/>
+            <w:shd w:val="clear" w:fill="F2F5FA"/>
           </w:tcPr>
           <w:p>
-            <w:pPr>
-              <w:spacing w:after="20"/>
-            </w:pPr>
             <w:r>
               <w:rPr>
-                <w:sz w:val="19"/>
+                <w:sz w:val="18"/>
+              </w:rPr>
+            </w:r>
+            <w:r>
+              <w:rPr>
+                <w:b w:val="0"/>
+                <w:sz w:val="18"/>
               </w:rPr>
               <w:t>于两或三家往来后作苦之终结</w:t>
             </w:r>
@@ -729,12 +862,15 @@
             <w:tcW w:type="dxa" w:w="3213"/>
           </w:tcPr>
           <w:p>
-            <w:pPr>
-              <w:spacing w:after="20"/>
-            </w:pPr>
             <w:r>
               <w:rPr>
-                <w:sz w:val="19"/>
+                <w:sz w:val="18"/>
+              </w:rPr>
+            </w:r>
+            <w:r>
+              <w:rPr>
+                <w:b w:val="0"/>
+                <w:sz w:val="18"/>
               </w:rPr>
               <w:t>一种子者（ekabījī）</w:t>
             </w:r>
@@ -745,12 +881,15 @@
             <w:tcW w:type="dxa" w:w="3213"/>
           </w:tcPr>
           <w:p>
-            <w:pPr>
-              <w:spacing w:after="20"/>
-            </w:pPr>
             <w:r>
               <w:rPr>
-                <w:sz w:val="19"/>
+                <w:sz w:val="18"/>
+              </w:rPr>
+            </w:r>
+            <w:r>
+              <w:rPr>
+                <w:b w:val="0"/>
+                <w:sz w:val="18"/>
               </w:rPr>
               <w:t>材料①</w:t>
             </w:r>
@@ -761,12 +900,15 @@
             <w:tcW w:type="dxa" w:w="3213"/>
           </w:tcPr>
           <w:p>
-            <w:pPr>
-              <w:spacing w:after="20"/>
-            </w:pPr>
             <w:r>
               <w:rPr>
-                <w:sz w:val="19"/>
+                <w:sz w:val="18"/>
+              </w:rPr>
+            </w:r>
+            <w:r>
+              <w:rPr>
+                <w:b w:val="0"/>
+                <w:sz w:val="18"/>
               </w:rPr>
               <w:t>只投生为人一次即作苦之终结</w:t>
             </w:r>
@@ -777,15 +919,18 @@
         <w:tc>
           <w:tcPr>
             <w:tcW w:type="dxa" w:w="3213"/>
-            <w:shd w:val="clear" w:color="auto" w:fill="F2F2F2"/>
+            <w:shd w:val="clear" w:fill="F2F5FA"/>
           </w:tcPr>
           <w:p>
-            <w:pPr>
-              <w:spacing w:after="20"/>
-            </w:pPr>
             <w:r>
               <w:rPr>
-                <w:sz w:val="19"/>
+                <w:sz w:val="18"/>
+              </w:rPr>
+            </w:r>
+            <w:r>
+              <w:rPr>
+                <w:b w:val="0"/>
+                <w:sz w:val="18"/>
               </w:rPr>
               <w:t>涅槃（nibbāna）</w:t>
             </w:r>
@@ -794,15 +939,18 @@
         <w:tc>
           <w:tcPr>
             <w:tcW w:type="dxa" w:w="3213"/>
-            <w:shd w:val="clear" w:color="auto" w:fill="F2F2F2"/>
+            <w:shd w:val="clear" w:fill="F2F5FA"/>
           </w:tcPr>
           <w:p>
-            <w:pPr>
-              <w:spacing w:after="20"/>
-            </w:pPr>
             <w:r>
               <w:rPr>
-                <w:sz w:val="19"/>
+                <w:sz w:val="18"/>
+              </w:rPr>
+            </w:r>
+            <w:r>
+              <w:rPr>
+                <w:b w:val="0"/>
+                <w:sz w:val="18"/>
               </w:rPr>
               <w:t>材料②</w:t>
             </w:r>
@@ -811,15 +959,18 @@
         <w:tc>
           <w:tcPr>
             <w:tcW w:type="dxa" w:w="3213"/>
-            <w:shd w:val="clear" w:color="auto" w:fill="F2F2F2"/>
+            <w:shd w:val="clear" w:fill="F2F5FA"/>
           </w:tcPr>
           <w:p>
-            <w:pPr>
-              <w:spacing w:after="20"/>
-            </w:pPr>
             <w:r>
               <w:rPr>
-                <w:sz w:val="19"/>
+                <w:sz w:val="18"/>
+              </w:rPr>
+            </w:r>
+            <w:r>
+              <w:rPr>
+                <w:b w:val="0"/>
+                <w:sz w:val="18"/>
               </w:rPr>
               <w:t>贪瞋痴三火的熄灭；非因缘生、非虚无</w:t>
             </w:r>
@@ -832,12 +983,15 @@
             <w:tcW w:type="dxa" w:w="3213"/>
           </w:tcPr>
           <w:p>
-            <w:pPr>
-              <w:spacing w:after="20"/>
-            </w:pPr>
             <w:r>
               <w:rPr>
-                <w:sz w:val="19"/>
+                <w:sz w:val="18"/>
+              </w:rPr>
+            </w:r>
+            <w:r>
+              <w:rPr>
+                <w:b w:val="0"/>
+                <w:sz w:val="18"/>
               </w:rPr>
               <w:t>有余／无余涅槃</w:t>
             </w:r>
@@ -848,12 +1002,15 @@
             <w:tcW w:type="dxa" w:w="3213"/>
           </w:tcPr>
           <w:p>
-            <w:pPr>
-              <w:spacing w:after="20"/>
-            </w:pPr>
             <w:r>
               <w:rPr>
-                <w:sz w:val="19"/>
+                <w:sz w:val="18"/>
+              </w:rPr>
+            </w:r>
+            <w:r>
+              <w:rPr>
+                <w:b w:val="0"/>
+                <w:sz w:val="18"/>
               </w:rPr>
               <w:t>材料②</w:t>
             </w:r>
@@ -864,12 +1021,15 @@
             <w:tcW w:type="dxa" w:w="3213"/>
           </w:tcPr>
           <w:p>
-            <w:pPr>
-              <w:spacing w:after="20"/>
-            </w:pPr>
             <w:r>
               <w:rPr>
-                <w:sz w:val="19"/>
+                <w:sz w:val="18"/>
+              </w:rPr>
+            </w:r>
+            <w:r>
+              <w:rPr>
+                <w:b w:val="0"/>
+                <w:sz w:val="18"/>
               </w:rPr>
               <w:t>此生即证涅槃为有余；阿罗汉毁身后为无余</w:t>
             </w:r>
@@ -880,15 +1040,18 @@
         <w:tc>
           <w:tcPr>
             <w:tcW w:type="dxa" w:w="3213"/>
-            <w:shd w:val="clear" w:color="auto" w:fill="F2F2F2"/>
+            <w:shd w:val="clear" w:fill="F2F5FA"/>
           </w:tcPr>
           <w:p>
-            <w:pPr>
-              <w:spacing w:after="20"/>
-            </w:pPr>
             <w:r>
               <w:rPr>
-                <w:sz w:val="19"/>
+                <w:sz w:val="18"/>
+              </w:rPr>
+            </w:r>
+            <w:r>
+              <w:rPr>
+                <w:b w:val="0"/>
+                <w:sz w:val="18"/>
               </w:rPr>
               <w:t>业力可转</w:t>
             </w:r>
@@ -897,15 +1060,18 @@
         <w:tc>
           <w:tcPr>
             <w:tcW w:type="dxa" w:w="3213"/>
-            <w:shd w:val="clear" w:color="auto" w:fill="F2F2F2"/>
+            <w:shd w:val="clear" w:fill="F2F5FA"/>
           </w:tcPr>
           <w:p>
-            <w:pPr>
-              <w:spacing w:after="20"/>
-            </w:pPr>
             <w:r>
               <w:rPr>
-                <w:sz w:val="19"/>
+                <w:sz w:val="18"/>
+              </w:rPr>
+            </w:r>
+            <w:r>
+              <w:rPr>
+                <w:b w:val="0"/>
+                <w:sz w:val="18"/>
               </w:rPr>
               <w:t>材料②</w:t>
             </w:r>
@@ -914,15 +1080,18 @@
         <w:tc>
           <w:tcPr>
             <w:tcW w:type="dxa" w:w="3213"/>
-            <w:shd w:val="clear" w:color="auto" w:fill="F2F2F2"/>
+            <w:shd w:val="clear" w:fill="F2F5FA"/>
           </w:tcPr>
           <w:p>
-            <w:pPr>
-              <w:spacing w:after="20"/>
-            </w:pPr>
             <w:r>
               <w:rPr>
-                <w:sz w:val="19"/>
+                <w:sz w:val="18"/>
+              </w:rPr>
+            </w:r>
+            <w:r>
+              <w:rPr>
+                <w:b w:val="0"/>
+                <w:sz w:val="18"/>
               </w:rPr>
               <w:t>业非宿命；信念与精进可彻底改变一个人</w:t>
             </w:r>
@@ -935,12 +1104,15 @@
             <w:tcW w:type="dxa" w:w="3213"/>
           </w:tcPr>
           <w:p>
-            <w:pPr>
-              <w:spacing w:after="20"/>
-            </w:pPr>
             <w:r>
               <w:rPr>
-                <w:sz w:val="19"/>
+                <w:sz w:val="18"/>
+              </w:rPr>
+            </w:r>
+            <w:r>
+              <w:rPr>
+                <w:b w:val="0"/>
+                <w:sz w:val="18"/>
               </w:rPr>
               <w:t>四种恶趣</w:t>
             </w:r>
@@ -951,12 +1123,15 @@
             <w:tcW w:type="dxa" w:w="3213"/>
           </w:tcPr>
           <w:p>
-            <w:pPr>
-              <w:spacing w:after="20"/>
-            </w:pPr>
             <w:r>
               <w:rPr>
-                <w:sz w:val="19"/>
+                <w:sz w:val="18"/>
+              </w:rPr>
+            </w:r>
+            <w:r>
+              <w:rPr>
+                <w:b w:val="0"/>
+                <w:sz w:val="18"/>
               </w:rPr>
               <w:t>材料①</w:t>
             </w:r>
@@ -967,12 +1142,15 @@
             <w:tcW w:type="dxa" w:w="3213"/>
           </w:tcPr>
           <w:p>
-            <w:pPr>
-              <w:spacing w:after="20"/>
-            </w:pPr>
             <w:r>
               <w:rPr>
-                <w:sz w:val="19"/>
+                <w:sz w:val="18"/>
+              </w:rPr>
+            </w:r>
+            <w:r>
+              <w:rPr>
+                <w:b w:val="0"/>
+                <w:sz w:val="18"/>
               </w:rPr>
               <w:t>地狱、畜生、饿鬼、阿苏罗；初果不堕</w:t>
             </w:r>
@@ -981,15 +1159,11 @@
       </w:tr>
     </w:tbl>
     <w:p>
-      <w:pPr>
-        <w:spacing w:before="160" w:after="80"/>
-      </w:pPr>
-      <w:r>
-        <w:rPr>
-          <w:rFonts w:ascii="Microsoft YaHei" w:hAnsi="Microsoft YaHei" w:eastAsia="Microsoft YaHei"/>
+      <w:r>
+        <w:rPr>
           <w:b/>
-          <w:color w:val="1E5631"/>
-          <w:sz w:val="28"/>
+          <w:color w:val="1E4620"/>
+          <w:sz w:val="26"/>
         </w:rPr>
         <w:t>📝 共读串讲稿（主持人逐段带读词）</w:t>
       </w:r>
@@ -997,7 +1171,7 @@
     <w:p>
       <w:r>
         <w:rPr>
-          <w:sz w:val="21"/>
+          <w:b w:val="0"/>
         </w:rPr>
         <w:t>主持人可在每段照录前用一两句话「带读」，把长文切短、把古文译白。以下为可选带读词，不必逐字念，取其意即可。</w:t>
       </w:r>
@@ -1006,97 +1180,61 @@
       <w:r>
         <w:rPr>
           <w:b/>
-          <w:sz w:val="21"/>
         </w:rPr>
         <w:t>材料①（断烦恼与证道果·预流分）</w:t>
       </w:r>
     </w:p>
     <w:p>
       <w:pPr>
-        <w:ind w:left="340"/>
-      </w:pPr>
-      <w:r>
-        <w:rPr>
-          <w:color w:val="1E5631"/>
-          <w:sz w:val="21"/>
-        </w:rPr>
-        <w:t xml:space="preserve">• </w:t>
-      </w:r>
-      <w:r>
-        <w:rPr>
-          <w:sz w:val="21"/>
+        <w:pStyle w:val="ListBullet"/>
+      </w:pPr>
+      <w:r>
+        <w:rPr>
+          <w:b w:val="0"/>
         </w:rPr>
         <w:t>带读「入流道智」：*「请注意，这不是慢慢练出来的结果，而是观智成熟的那一刹那——心生起了『更改种姓心』，从凡夫的种姓，进入圣者的种姓，紧跟着就是入流道心。用一句话说：他第一次亲自见到了涅槃。」*</w:t>
       </w:r>
     </w:p>
     <w:p>
       <w:pPr>
-        <w:ind w:left="340"/>
-      </w:pPr>
-      <w:r>
-        <w:rPr>
-          <w:color w:val="1E5631"/>
-          <w:sz w:val="21"/>
-        </w:rPr>
-        <w:t xml:space="preserve">• </w:t>
-      </w:r>
-      <w:r>
-        <w:rPr>
-          <w:sz w:val="21"/>
+        <w:pStyle w:val="ListBullet"/>
+      </w:pPr>
+      <w:r>
+        <w:rPr>
+          <w:b w:val="0"/>
         </w:rPr>
         <w:t>带读「四种作用」：*「道智不是发呆，它同时做了四件事，正好对应四圣谛：遍知苦、断苦之因、证苦之灭、开展八正道。你可以记成——认识苦、放下因、看见灭、走上道。」*</w:t>
       </w:r>
     </w:p>
     <w:p>
       <w:pPr>
-        <w:ind w:left="340"/>
-      </w:pPr>
-      <w:r>
-        <w:rPr>
-          <w:color w:val="1E5631"/>
-          <w:sz w:val="21"/>
-        </w:rPr>
-        <w:t xml:space="preserve">• </w:t>
-      </w:r>
-      <w:r>
-        <w:rPr>
-          <w:sz w:val="21"/>
+        <w:pStyle w:val="ListBullet"/>
+      </w:pPr>
+      <w:r>
+        <w:rPr>
+          <w:b w:val="0"/>
         </w:rPr>
         <w:t>带读「断三结」：*「断的是三种最粗的『看走眼』：把五蕴当成我（身见）；以为靠仪式苦行就能解脱（戒禁取）；对法与师始终疑着（疑）。不是戒你，是帮你看清。」*</w:t>
       </w:r>
     </w:p>
     <w:p>
       <w:pPr>
-        <w:ind w:left="340"/>
-      </w:pPr>
-      <w:r>
-        <w:rPr>
-          <w:color w:val="1E5631"/>
-          <w:sz w:val="21"/>
-        </w:rPr>
-        <w:t xml:space="preserve">• </w:t>
-      </w:r>
-      <w:r>
-        <w:rPr>
-          <w:sz w:val="21"/>
+        <w:pStyle w:val="ListBullet"/>
+      </w:pPr>
+      <w:r>
+        <w:rPr>
+          <w:b w:val="0"/>
         </w:rPr>
         <w:t>带读「不堕恶趣、七次人天」：*「他不会再堕地狱、畜生、饿鬼、阿苏罗；未来只投生人天，最多七次，必定走到究竟。这就是『不退堕』最实在的意思。」*</w:t>
       </w:r>
     </w:p>
     <w:p>
       <w:pPr>
-        <w:ind w:left="340"/>
-      </w:pPr>
-      <w:r>
-        <w:rPr>
-          <w:color w:val="1E5631"/>
-          <w:sz w:val="21"/>
-        </w:rPr>
-        <w:t xml:space="preserve">• </w:t>
-      </w:r>
-      <w:r>
-        <w:rPr>
-          <w:sz w:val="21"/>
+        <w:pStyle w:val="ListBullet"/>
+      </w:pPr>
+      <w:r>
+        <w:rPr>
+          <w:b w:val="0"/>
         </w:rPr>
         <w:t>带读「三种预流者」：*「最多七次、家家、一种子——听起来有差别，其实只是『还剩几次往返』，方向与终点完全一样。所以不用分高下。」*</w:t>
       </w:r>
@@ -1105,79 +1243,50 @@
       <w:r>
         <w:rPr>
           <w:b/>
-          <w:sz w:val="21"/>
         </w:rPr>
         <w:t>材料②（佛陀與佛法·涅槃／因果业报／初果不退堕）</w:t>
       </w:r>
     </w:p>
     <w:p>
       <w:pPr>
-        <w:ind w:left="340"/>
-      </w:pPr>
-      <w:r>
-        <w:rPr>
-          <w:color w:val="1E5631"/>
-          <w:sz w:val="21"/>
-        </w:rPr>
-        <w:t xml:space="preserve">• </w:t>
-      </w:r>
-      <w:r>
-        <w:rPr>
-          <w:sz w:val="21"/>
+        <w:pStyle w:val="ListBullet"/>
+      </w:pPr>
+      <w:r>
+        <w:rPr>
+          <w:b w:val="0"/>
         </w:rPr>
         <w:t>带读「涅槃的定义」：*「涅槃是贪瞋痴三火的熄灭。注意——熄灭不是『什么都没有』，熄灭本身就是涅槃的获证，就像屋里点着的火灭掉，不是变成空，是清凉。」*</w:t>
       </w:r>
     </w:p>
     <w:p>
       <w:pPr>
-        <w:ind w:left="340"/>
-      </w:pPr>
-      <w:r>
-        <w:rPr>
-          <w:color w:val="1E5631"/>
-          <w:sz w:val="21"/>
-        </w:rPr>
-        <w:t xml:space="preserve">• </w:t>
-      </w:r>
-      <w:r>
-        <w:rPr>
-          <w:sz w:val="21"/>
+        <w:pStyle w:val="ListBullet"/>
+      </w:pPr>
+      <w:r>
+        <w:rPr>
+          <w:b w:val="0"/>
         </w:rPr>
         <w:t>带读「鱼与乌龟」：*「鱼一生只活在水里，于是断定『陆地不存在』。涅槃也是：它超出逻辑，只能用如实智亲自证得，不能靠辩论来证明。」*</w:t>
       </w:r>
     </w:p>
     <w:p>
       <w:pPr>
-        <w:ind w:left="340"/>
-      </w:pPr>
-      <w:r>
-        <w:rPr>
-          <w:color w:val="1E5631"/>
-          <w:sz w:val="21"/>
-        </w:rPr>
-        <w:t xml:space="preserve">• </w:t>
-      </w:r>
-      <w:r>
-        <w:rPr>
-          <w:sz w:val="21"/>
+        <w:pStyle w:val="ListBullet"/>
+      </w:pPr>
+      <w:r>
+        <w:rPr>
+          <w:b w:val="0"/>
         </w:rPr>
         <w:t>带读「业力可转」：*「有人问：大恶人还有救吗？这里给了三个例子——放下屠刀者、改掉吃人本性者、净化本性者。一个人既不是业力的主人，也不是它的奴隶，信念可以彻底改变一个人。」*</w:t>
       </w:r>
     </w:p>
     <w:p>
       <w:pPr>
-        <w:ind w:left="340"/>
-      </w:pPr>
-      <w:r>
-        <w:rPr>
-          <w:color w:val="1E5631"/>
-          <w:sz w:val="21"/>
-        </w:rPr>
-        <w:t xml:space="preserve">• </w:t>
-      </w:r>
-      <w:r>
-        <w:rPr>
-          <w:sz w:val="21"/>
+        <w:pStyle w:val="ListBullet"/>
+      </w:pPr>
+      <w:r>
+        <w:rPr>
+          <w:b w:val="0"/>
         </w:rPr>
         <w:t>带读「第三十八章·初果不退堕」：*「当瑜伽行者第一次了见涅槃，他被称为须陀洹——第一次进入导向涅槃之流。初证第一圣果，即断三种障碍：五蕴身见、疑、执迷于错误的宗教祭司。他从凡夫成为圣者，最多再生七次，绝不冒犯五戒，不再堕恶道，决定证得觉悟。」*</w:t>
       </w:r>
@@ -1186,258 +1295,181 @@
       <w:r>
         <w:rPr>
           <w:b/>
-          <w:sz w:val="21"/>
         </w:rPr>
         <w:t>材料③（上座部佛教與止觀·现证圣果）</w:t>
       </w:r>
     </w:p>
     <w:p>
       <w:pPr>
-        <w:ind w:left="340"/>
-      </w:pPr>
-      <w:r>
-        <w:rPr>
-          <w:color w:val="1E5631"/>
-          <w:sz w:val="21"/>
-        </w:rPr>
-        <w:t xml:space="preserve">• </w:t>
-      </w:r>
-      <w:r>
-        <w:rPr>
-          <w:sz w:val="21"/>
+        <w:pStyle w:val="ListBullet"/>
+      </w:pPr>
+      <w:r>
+        <w:rPr>
+          <w:b w:val="0"/>
         </w:rPr>
         <w:t>带读「现证圣果」：*「这段话给了一个很踏实的落点——现在仍属正法时期，仍然可以证果；而对禅修者来说，最低限度应在今生证悟初果，才算拿到解脱的保险。初果不再退回凡夫，只会不断前进。」*</w:t>
       </w:r>
     </w:p>
     <w:p>
-      <w:pPr>
-        <w:spacing w:before="160" w:after="80"/>
-      </w:pPr>
-      <w:r>
-        <w:rPr>
-          <w:rFonts w:ascii="Microsoft YaHei" w:hAnsi="Microsoft YaHei" w:eastAsia="Microsoft YaHei"/>
+      <w:r>
+        <w:rPr>
           <w:b/>
-          <w:color w:val="1E5631"/>
-          <w:sz w:val="28"/>
+          <w:color w:val="1E4620"/>
+          <w:sz w:val="26"/>
         </w:rPr>
         <w:t>📝 本周作业与落地建议</w:t>
       </w:r>
     </w:p>
     <w:p>
       <w:pPr>
-        <w:ind w:left="340"/>
-      </w:pPr>
-      <w:r>
-        <w:rPr>
-          <w:color w:val="1E5631"/>
-          <w:sz w:val="21"/>
-        </w:rPr>
-        <w:t xml:space="preserve">• </w:t>
-      </w:r>
+        <w:pStyle w:val="ListBullet"/>
+      </w:pPr>
       <w:r>
         <w:rPr>
           <w:b/>
-          <w:sz w:val="21"/>
         </w:rPr>
         <w:t>作业</w:t>
       </w:r>
       <w:r>
         <w:rPr>
-          <w:sz w:val="21"/>
+          <w:b w:val="0"/>
         </w:rPr>
         <w:t>：写下「我这一周想松开的一个『我见』小执著」，并连续七天记录「抓得紧的时候／松开的时候，我的心怎样」。</w:t>
       </w:r>
     </w:p>
     <w:p>
       <w:pPr>
-        <w:ind w:left="340"/>
-      </w:pPr>
-      <w:r>
-        <w:rPr>
-          <w:color w:val="1E5631"/>
-          <w:sz w:val="21"/>
-        </w:rPr>
-        <w:t xml:space="preserve">• </w:t>
-      </w:r>
+        <w:pStyle w:val="ListBullet"/>
+      </w:pPr>
       <w:r>
         <w:rPr>
           <w:b/>
-          <w:sz w:val="21"/>
         </w:rPr>
         <w:t>落地建议</w:t>
       </w:r>
       <w:r>
         <w:rPr>
-          <w:sz w:val="21"/>
+          <w:b w:val="0"/>
         </w:rPr>
         <w:t>：①每天一句话复盘（写在本子上，不必给任何人看）；②一个小约定——「遇事先问一句：这是事实，还是我的立场？」；③下次共修前，带着一条记录来分享（自愿）。</w:t>
       </w:r>
     </w:p>
     <w:p>
       <w:pPr>
-        <w:ind w:left="340"/>
-      </w:pPr>
-      <w:r>
-        <w:rPr>
-          <w:color w:val="1E5631"/>
-          <w:sz w:val="21"/>
-        </w:rPr>
-        <w:t xml:space="preserve">• </w:t>
-      </w:r>
+        <w:pStyle w:val="ListBullet"/>
+      </w:pPr>
       <w:r>
         <w:rPr>
           <w:b/>
-          <w:sz w:val="21"/>
         </w:rPr>
         <w:t>给主持人的提醒</w:t>
       </w:r>
       <w:r>
         <w:rPr>
-          <w:sz w:val="21"/>
+          <w:b w:val="0"/>
         </w:rPr>
         <w:t>：作业重在「诚实看见」，不设对错、不打分、不公开点评；只邀请自愿分享。</w:t>
       </w:r>
     </w:p>
     <w:p>
-      <w:pPr>
-        <w:spacing w:before="160" w:after="80"/>
-      </w:pPr>
-      <w:r>
-        <w:rPr>
-          <w:rFonts w:ascii="Microsoft YaHei" w:hAnsi="Microsoft YaHei" w:eastAsia="Microsoft YaHei"/>
+      <w:r>
+        <w:rPr>
           <w:b/>
-          <w:color w:val="1E5631"/>
-          <w:sz w:val="28"/>
+          <w:color w:val="1E4620"/>
+          <w:sz w:val="26"/>
         </w:rPr>
         <w:t>🧾 会后跟进与下次预告要点</w:t>
       </w:r>
     </w:p>
     <w:p>
       <w:pPr>
-        <w:ind w:left="340"/>
-      </w:pPr>
-      <w:r>
-        <w:rPr>
-          <w:color w:val="1E5631"/>
-          <w:sz w:val="21"/>
-        </w:rPr>
-        <w:t xml:space="preserve">• </w:t>
-      </w:r>
+        <w:pStyle w:val="ListBullet"/>
+      </w:pPr>
       <w:r>
         <w:rPr>
           <w:b/>
-          <w:sz w:val="21"/>
         </w:rPr>
         <w:t>会后 3 分钟自检</w:t>
       </w:r>
       <w:r>
         <w:rPr>
-          <w:sz w:val="21"/>
+          <w:b w:val="0"/>
         </w:rPr>
         <w:t>：见上文「主持人自评清单」，逐项过一遍；有遗漏下次补。</w:t>
       </w:r>
     </w:p>
     <w:p>
       <w:pPr>
-        <w:ind w:left="340"/>
-      </w:pPr>
-      <w:r>
-        <w:rPr>
-          <w:color w:val="1E5631"/>
-          <w:sz w:val="21"/>
-        </w:rPr>
-        <w:t xml:space="preserve">• </w:t>
-      </w:r>
+        <w:pStyle w:val="ListBullet"/>
+      </w:pPr>
       <w:r>
         <w:rPr>
           <w:b/>
-          <w:sz w:val="21"/>
         </w:rPr>
         <w:t>记录要点</w:t>
       </w:r>
       <w:r>
         <w:rPr>
-          <w:sz w:val="21"/>
+          <w:b w:val="0"/>
         </w:rPr>
         <w:t>：把讨论中大家提出的「可执行小事」关键词记下来（不点评），下次开场时轻描一句「上周有人提到想松开某个执著，欢迎分享」。</w:t>
       </w:r>
     </w:p>
     <w:p>
       <w:pPr>
-        <w:ind w:left="340"/>
-      </w:pPr>
-      <w:r>
-        <w:rPr>
-          <w:color w:val="1E5631"/>
-          <w:sz w:val="21"/>
-        </w:rPr>
-        <w:t xml:space="preserve">• </w:t>
-      </w:r>
+        <w:pStyle w:val="ListBullet"/>
+      </w:pPr>
       <w:r>
         <w:rPr>
           <w:b/>
-          <w:sz w:val="21"/>
         </w:rPr>
         <w:t>情绪观察</w:t>
       </w:r>
       <w:r>
         <w:rPr>
-          <w:sz w:val="21"/>
+          <w:b w:val="0"/>
         </w:rPr>
         <w:t>：若有人在「我是不是永远做不到」上停留较久，私下给一句「这条路不是考试，方向对了就不白走」，并提示可约一对一善友交流。</w:t>
       </w:r>
     </w:p>
     <w:p>
       <w:pPr>
-        <w:ind w:left="340"/>
-      </w:pPr>
-      <w:r>
-        <w:rPr>
-          <w:color w:val="1E5631"/>
-          <w:sz w:val="21"/>
-        </w:rPr>
-        <w:t xml:space="preserve">• </w:t>
-      </w:r>
+        <w:pStyle w:val="ListBullet"/>
+      </w:pPr>
       <w:r>
         <w:rPr>
           <w:b/>
-          <w:sz w:val="21"/>
         </w:rPr>
         <w:t>下周预告</w:t>
       </w:r>
       <w:r>
         <w:rPr>
-          <w:sz w:val="21"/>
+          <w:b w:val="0"/>
         </w:rPr>
         <w:t>（照读）：*「下周我们讲——一来果与不还果：断三结之后，还要减弱什么、断尽什么？『再来一次』和『不再回来』，各是什么意思？请你把这周的一个小发现带回来。」*</w:t>
       </w:r>
     </w:p>
     <w:p>
-      <w:pPr>
-        <w:spacing w:before="160" w:after="80"/>
-      </w:pPr>
-      <w:r>
-        <w:rPr>
-          <w:rFonts w:ascii="Microsoft YaHei" w:hAnsi="Microsoft YaHei" w:eastAsia="Microsoft YaHei"/>
+      <w:r>
+        <w:rPr>
           <w:b/>
-          <w:color w:val="1E5631"/>
-          <w:sz w:val="28"/>
+          <w:color w:val="1E4620"/>
+          <w:sz w:val="26"/>
         </w:rPr>
         <w:t>🎬 情境演练脚本（三结·生活现场）</w:t>
       </w:r>
     </w:p>
     <w:p>
       <w:pPr>
-        <w:spacing w:before="40" w:after="80"/>
-        <w:ind w:left="283"/>
-        <w:shd w:val="clear" w:color="auto" w:fill="EDF6EF"/>
+        <w:ind w:left="170"/>
         <w:pBdr>
-          <w:left w:val="single" w:sz="20" w:space="6" w:color="1E5631"/>
+          <w:left w:val="single" w:sz="18" w:space="4" w:color="1E4620"/>
         </w:pBdr>
-      </w:pPr>
-      <w:r>
-        <w:rPr>
-          <w:sz w:val="20"/>
+        <w:shd w:val="clear" w:fill="F2F5FA"/>
+      </w:pPr>
+      <w:r>
+        <w:rPr>
+          <w:b w:val="0"/>
         </w:rPr>
         <w:t>用法：主持人念情境，成员自由回应「这一刻，是哪一结在动？」不求标准答案，重在「看见」。每个情境 3–5 分钟。</w:t>
       </w:r>
@@ -1446,31 +1478,23 @@
       <w:r>
         <w:rPr>
           <w:b/>
-          <w:sz w:val="21"/>
         </w:rPr>
         <w:t>情境一（有身见）</w:t>
       </w:r>
       <w:r>
         <w:rPr>
-          <w:sz w:val="21"/>
+          <w:b w:val="0"/>
         </w:rPr>
         <w:t>：会上，你辛苦准备的方案被人当面否定了。你嘴上说「没关系」，心里却发闷了一整天。</w:t>
       </w:r>
     </w:p>
     <w:p>
       <w:pPr>
-        <w:ind w:left="340"/>
-      </w:pPr>
-      <w:r>
-        <w:rPr>
-          <w:color w:val="1E5631"/>
-          <w:sz w:val="21"/>
-        </w:rPr>
-        <w:t xml:space="preserve">• </w:t>
-      </w:r>
-      <w:r>
-        <w:rPr>
-          <w:sz w:val="21"/>
+        <w:pStyle w:val="ListBullet"/>
+      </w:pPr>
+      <w:r>
+        <w:rPr>
+          <w:b w:val="0"/>
         </w:rPr>
         <w:t>引导：*「发闷的是「方案」，还是那个被当成『我』的立场？如果只是方案的缺陷，我们能改；若是「我」被否定，才痛。这一下痛，就是身见在动。」*</w:t>
       </w:r>
@@ -1479,31 +1503,23 @@
       <w:r>
         <w:rPr>
           <w:b/>
-          <w:sz w:val="21"/>
         </w:rPr>
         <w:t>情境二（戒禁取）</w:t>
       </w:r>
       <w:r>
         <w:rPr>
-          <w:sz w:val="21"/>
+          <w:b w:val="0"/>
         </w:rPr>
         <w:t>：你参加了一个仪式/共修，流程走完，心里踏实了一点，于是开始相信「只要按流程做，就稳了」。</w:t>
       </w:r>
     </w:p>
     <w:p>
       <w:pPr>
-        <w:ind w:left="340"/>
-      </w:pPr>
-      <w:r>
-        <w:rPr>
-          <w:color w:val="1E5631"/>
-          <w:sz w:val="21"/>
-        </w:rPr>
-        <w:t xml:space="preserve">• </w:t>
-      </w:r>
-      <w:r>
-        <w:rPr>
-          <w:sz w:val="21"/>
+        <w:pStyle w:val="ListBullet"/>
+      </w:pPr>
+      <w:r>
+        <w:rPr>
+          <w:b w:val="0"/>
         </w:rPr>
         <w:t>引导：*「形式像渡河的船，本身没有错；错在把船当成了岸。问问自己：我依赖的，是方向的清明，还是仪式的安心感？」*</w:t>
       </w:r>
@@ -1512,31 +1528,23 @@
       <w:r>
         <w:rPr>
           <w:b/>
-          <w:sz w:val="21"/>
         </w:rPr>
         <w:t>情境三（疑）</w:t>
       </w:r>
       <w:r>
         <w:rPr>
-          <w:sz w:val="21"/>
+          <w:b w:val="0"/>
         </w:rPr>
         <w:t>：你读了很多，道理都懂，可心里总留着一句「真的可以吗？也许我这辈子都不可能」。</w:t>
       </w:r>
     </w:p>
     <w:p>
       <w:pPr>
-        <w:ind w:left="340"/>
-      </w:pPr>
-      <w:r>
-        <w:rPr>
-          <w:color w:val="1E5631"/>
-          <w:sz w:val="21"/>
-        </w:rPr>
-        <w:t xml:space="preserve">• </w:t>
-      </w:r>
-      <w:r>
-        <w:rPr>
-          <w:sz w:val="21"/>
+        <w:pStyle w:val="ListBullet"/>
+      </w:pPr>
+      <w:r>
+        <w:rPr>
+          <w:b w:val="0"/>
         </w:rPr>
         <w:t>引导：*「『疑』不是罪，它是心还没看清。我们不用硬把它压下去——对它说一句『愿我看清』就好。方向对了，疑会随着看清而自然松动。」*</w:t>
       </w:r>
@@ -1545,45 +1553,33 @@
       <w:r>
         <w:rPr>
           <w:b/>
-          <w:sz w:val="21"/>
         </w:rPr>
         <w:t>情境四（综合）</w:t>
       </w:r>
       <w:r>
         <w:rPr>
-          <w:sz w:val="21"/>
+          <w:b w:val="0"/>
         </w:rPr>
         <w:t>：有人分享「我好像有点懂了」，另一个人马上说「那你是不是快证果了？」</w:t>
       </w:r>
     </w:p>
     <w:p>
       <w:pPr>
-        <w:ind w:left="340"/>
-      </w:pPr>
-      <w:r>
-        <w:rPr>
-          <w:color w:val="1E5631"/>
-          <w:sz w:val="21"/>
-        </w:rPr>
-        <w:t xml:space="preserve">• </w:t>
-      </w:r>
-      <w:r>
-        <w:rPr>
-          <w:sz w:val="21"/>
+        <w:pStyle w:val="ListBullet"/>
+      </w:pPr>
+      <w:r>
+        <w:rPr>
+          <w:b w:val="0"/>
         </w:rPr>
         <w:t>引导：*「停一下。这就是本讲最要守的界线——我们不判断任何人的证量。请把「是不是证果」换成「我今天的看见，有没有让我更诚实一点」。」*</w:t>
       </w:r>
     </w:p>
     <w:p>
-      <w:pPr>
-        <w:spacing w:before="160" w:after="80"/>
-      </w:pPr>
-      <w:r>
-        <w:rPr>
-          <w:rFonts w:ascii="Microsoft YaHei" w:hAnsi="Microsoft YaHei" w:eastAsia="Microsoft YaHei"/>
+      <w:r>
+        <w:rPr>
           <w:b/>
-          <w:color w:val="1E5631"/>
-          <w:sz w:val="28"/>
+          <w:color w:val="1E4620"/>
+          <w:sz w:val="26"/>
         </w:rPr>
         <w:t>🌱 三结·日常观察清单（一周落地）</w:t>
       </w:r>
@@ -1591,399 +1587,275 @@
     <w:p>
       <w:r>
         <w:rPr>
-          <w:sz w:val="21"/>
+          <w:b w:val="0"/>
         </w:rPr>
         <w:t>给愿意深入的成员一份「一周观察清单」；不必交作业，只自己记：</w:t>
       </w:r>
     </w:p>
     <w:p>
       <w:pPr>
-        <w:ind w:left="340"/>
-      </w:pPr>
-      <w:r>
-        <w:rPr>
-          <w:color w:val="1E5631"/>
-          <w:sz w:val="21"/>
-        </w:rPr>
-        <w:t xml:space="preserve">• </w:t>
-      </w:r>
+        <w:pStyle w:val="ListBullet"/>
+      </w:pPr>
       <w:r>
         <w:rPr>
           <w:b/>
-          <w:sz w:val="21"/>
         </w:rPr>
         <w:t>第 1 天·身见</w:t>
       </w:r>
       <w:r>
         <w:rPr>
-          <w:sz w:val="21"/>
+          <w:b w:val="0"/>
         </w:rPr>
         <w:t>：今天有哪一句话让我觉得「被冒犯」？被冒犯的是事实，还是「我」？</w:t>
       </w:r>
     </w:p>
     <w:p>
       <w:pPr>
-        <w:ind w:left="340"/>
-      </w:pPr>
-      <w:r>
-        <w:rPr>
-          <w:color w:val="1E5631"/>
-          <w:sz w:val="21"/>
-        </w:rPr>
-        <w:t xml:space="preserve">• </w:t>
-      </w:r>
+        <w:pStyle w:val="ListBullet"/>
+      </w:pPr>
       <w:r>
         <w:rPr>
           <w:b/>
-          <w:sz w:val="21"/>
         </w:rPr>
         <w:t>第 2 天·身见</w:t>
       </w:r>
       <w:r>
         <w:rPr>
-          <w:sz w:val="21"/>
+          <w:b w:val="0"/>
         </w:rPr>
         <w:t>：有没有把「我的看法」当成「我」？如果我改了看法，会失去什么吗？</w:t>
       </w:r>
     </w:p>
     <w:p>
       <w:pPr>
-        <w:ind w:left="340"/>
-      </w:pPr>
-      <w:r>
-        <w:rPr>
-          <w:color w:val="1E5631"/>
-          <w:sz w:val="21"/>
-        </w:rPr>
-        <w:t xml:space="preserve">• </w:t>
-      </w:r>
+        <w:pStyle w:val="ListBullet"/>
+      </w:pPr>
       <w:r>
         <w:rPr>
           <w:b/>
-          <w:sz w:val="21"/>
         </w:rPr>
         <w:t>第 3 天·戒禁取</w:t>
       </w:r>
       <w:r>
         <w:rPr>
-          <w:sz w:val="21"/>
+          <w:b w:val="0"/>
         </w:rPr>
         <w:t>：我做某件事，是因为它真的导向清醒，还是因为「照着做就安心」？</w:t>
       </w:r>
     </w:p>
     <w:p>
       <w:pPr>
-        <w:ind w:left="340"/>
-      </w:pPr>
-      <w:r>
-        <w:rPr>
-          <w:color w:val="1E5631"/>
-          <w:sz w:val="21"/>
-        </w:rPr>
-        <w:t xml:space="preserve">• </w:t>
-      </w:r>
+        <w:pStyle w:val="ListBullet"/>
+      </w:pPr>
       <w:r>
         <w:rPr>
           <w:b/>
-          <w:sz w:val="21"/>
         </w:rPr>
         <w:t>第 4 天·戒禁取</w:t>
       </w:r>
       <w:r>
         <w:rPr>
-          <w:sz w:val="21"/>
+          <w:b w:val="0"/>
         </w:rPr>
         <w:t>：有哪个习惯，其实是我在用它替代「真正的看清」？</w:t>
       </w:r>
     </w:p>
     <w:p>
       <w:pPr>
-        <w:ind w:left="340"/>
-      </w:pPr>
-      <w:r>
-        <w:rPr>
-          <w:color w:val="1E5631"/>
-          <w:sz w:val="21"/>
-        </w:rPr>
-        <w:t xml:space="preserve">• </w:t>
-      </w:r>
+        <w:pStyle w:val="ListBullet"/>
+      </w:pPr>
       <w:r>
         <w:rPr>
           <w:b/>
-          <w:sz w:val="21"/>
         </w:rPr>
         <w:t>第 5 天·疑</w:t>
       </w:r>
       <w:r>
         <w:rPr>
-          <w:sz w:val="21"/>
+          <w:b w:val="0"/>
         </w:rPr>
         <w:t>：我对这条路，今天信任了几分？那份「不完全信」来自哪里？</w:t>
       </w:r>
     </w:p>
     <w:p>
       <w:pPr>
-        <w:ind w:left="340"/>
-      </w:pPr>
-      <w:r>
-        <w:rPr>
-          <w:color w:val="1E5631"/>
-          <w:sz w:val="21"/>
-        </w:rPr>
-        <w:t xml:space="preserve">• </w:t>
-      </w:r>
+        <w:pStyle w:val="ListBullet"/>
+      </w:pPr>
       <w:r>
         <w:rPr>
           <w:b/>
-          <w:sz w:val="21"/>
         </w:rPr>
         <w:t>第 6 天·综合</w:t>
       </w:r>
       <w:r>
         <w:rPr>
-          <w:sz w:val="21"/>
+          <w:b w:val="0"/>
         </w:rPr>
         <w:t>：今天有没有一个「松开」的瞬间？那一刻的心，是什么样？</w:t>
       </w:r>
     </w:p>
     <w:p>
       <w:pPr>
-        <w:ind w:left="340"/>
-      </w:pPr>
-      <w:r>
-        <w:rPr>
-          <w:color w:val="1E5631"/>
-          <w:sz w:val="21"/>
-        </w:rPr>
-        <w:t xml:space="preserve">• </w:t>
-      </w:r>
+        <w:pStyle w:val="ListBullet"/>
+      </w:pPr>
       <w:r>
         <w:rPr>
           <w:b/>
-          <w:sz w:val="21"/>
         </w:rPr>
         <w:t>第 7 天·回看</w:t>
       </w:r>
       <w:r>
         <w:rPr>
-          <w:sz w:val="21"/>
+          <w:b w:val="0"/>
         </w:rPr>
         <w:t>：这一周，我的方向更清楚了吗？哪怕只有一点点。</w:t>
       </w:r>
     </w:p>
     <w:p>
-      <w:pPr>
-        <w:spacing w:before="160" w:after="80"/>
-      </w:pPr>
-      <w:r>
-        <w:rPr>
-          <w:rFonts w:ascii="Microsoft YaHei" w:hAnsi="Microsoft YaHei" w:eastAsia="Microsoft YaHei"/>
+      <w:r>
+        <w:rPr>
           <w:b/>
-          <w:color w:val="1E5631"/>
-          <w:sz w:val="28"/>
+          <w:color w:val="1E4620"/>
+          <w:sz w:val="26"/>
         </w:rPr>
         <w:t>🗣 白话讲解参考（补充话术）</w:t>
       </w:r>
     </w:p>
     <w:p>
       <w:pPr>
-        <w:ind w:left="340"/>
-      </w:pPr>
-      <w:r>
-        <w:rPr>
-          <w:color w:val="1E5631"/>
-          <w:sz w:val="21"/>
-        </w:rPr>
-        <w:t xml:space="preserve">• </w:t>
-      </w:r>
+        <w:pStyle w:val="ListBullet"/>
+      </w:pPr>
       <w:r>
         <w:rPr>
           <w:b/>
-          <w:sz w:val="21"/>
         </w:rPr>
         <w:t>若有人怕「初果」显得高不可攀</w:t>
       </w:r>
       <w:r>
         <w:rPr>
-          <w:sz w:val="21"/>
+          <w:b w:val="0"/>
         </w:rPr>
         <w:t>：*「把它想成一块里程碑，不是终点。里程碑的作用，是告诉你方向对了——它不评判你走得多快。」*</w:t>
       </w:r>
     </w:p>
     <w:p>
       <w:pPr>
-        <w:ind w:left="340"/>
-      </w:pPr>
-      <w:r>
-        <w:rPr>
-          <w:color w:val="1E5631"/>
-          <w:sz w:val="21"/>
-        </w:rPr>
-        <w:t xml:space="preserve">• </w:t>
-      </w:r>
+        <w:pStyle w:val="ListBullet"/>
+      </w:pPr>
       <w:r>
         <w:rPr>
           <w:b/>
-          <w:sz w:val="21"/>
         </w:rPr>
         <w:t>若有人问「断三结会不会让人变得冷淡」</w:t>
       </w:r>
       <w:r>
         <w:rPr>
-          <w:sz w:val="21"/>
+          <w:b w:val="0"/>
         </w:rPr>
         <w:t>：*「恰恰相反。不再把一切都当成『我』，反而更能好好爱人——因为不必时时护着那个『我』了。」*</w:t>
       </w:r>
     </w:p>
     <w:p>
       <w:pPr>
-        <w:ind w:left="340"/>
-      </w:pPr>
-      <w:r>
-        <w:rPr>
-          <w:color w:val="1E5631"/>
-          <w:sz w:val="21"/>
-        </w:rPr>
-        <w:t xml:space="preserve">• </w:t>
-      </w:r>
+        <w:pStyle w:val="ListBullet"/>
+      </w:pPr>
       <w:r>
         <w:rPr>
           <w:b/>
-          <w:sz w:val="21"/>
         </w:rPr>
         <w:t>若有人问「业力可转，是不是我不用担心做错事」</w:t>
       </w:r>
       <w:r>
         <w:rPr>
-          <w:sz w:val="21"/>
+          <w:b w:val="0"/>
         </w:rPr>
         <w:t>：*「可转说的是有希望，不是没后果。正因为每一念都算数，我们才更珍惜当下的身口意。」*</w:t>
       </w:r>
     </w:p>
     <w:p>
       <w:pPr>
-        <w:ind w:left="340"/>
-      </w:pPr>
-      <w:r>
-        <w:rPr>
-          <w:color w:val="1E5631"/>
-          <w:sz w:val="21"/>
-        </w:rPr>
-        <w:t xml:space="preserve">• </w:t>
-      </w:r>
+        <w:pStyle w:val="ListBullet"/>
+      </w:pPr>
       <w:r>
         <w:rPr>
           <w:b/>
-          <w:sz w:val="21"/>
         </w:rPr>
         <w:t>若有人问「涅槃听起来很遥远」</w:t>
       </w:r>
       <w:r>
         <w:rPr>
-          <w:sz w:val="21"/>
+          <w:b w:val="0"/>
         </w:rPr>
         <w:t>：*「遥远的是名词，不远的是这一刻的清凉——少一点贪、少一点火，就是涅槃的影子。」*</w:t>
       </w:r>
     </w:p>
     <w:p>
-      <w:pPr>
-        <w:spacing w:before="160" w:after="80"/>
-      </w:pPr>
-      <w:r>
-        <w:rPr>
-          <w:rFonts w:ascii="Microsoft YaHei" w:hAnsi="Microsoft YaHei" w:eastAsia="Microsoft YaHei"/>
+      <w:r>
+        <w:rPr>
           <w:b/>
-          <w:color w:val="1E5631"/>
-          <w:sz w:val="28"/>
+          <w:color w:val="1E4620"/>
+          <w:sz w:val="26"/>
         </w:rPr>
         <w:t>💬 备选开场语（两种氛围，任选一句）</w:t>
       </w:r>
     </w:p>
     <w:p>
       <w:pPr>
-        <w:ind w:left="340"/>
-      </w:pPr>
-      <w:r>
-        <w:rPr>
-          <w:color w:val="1E5631"/>
-          <w:sz w:val="21"/>
-        </w:rPr>
-        <w:t xml:space="preserve">• </w:t>
-      </w:r>
+        <w:pStyle w:val="ListBullet"/>
+      </w:pPr>
       <w:r>
         <w:rPr>
           <w:b/>
-          <w:sz w:val="21"/>
         </w:rPr>
         <w:t>温和版</w:t>
       </w:r>
       <w:r>
         <w:rPr>
-          <w:sz w:val="21"/>
+          <w:b w:val="0"/>
         </w:rPr>
         <w:t>：*「各位法友，上周我们看了整条路，今天走进第一站。请把心放软一点——我们不急着懂什么高深的道理，只想一起看清楚：一个方向调正的人，心里是什么样子。」*</w:t>
       </w:r>
     </w:p>
     <w:p>
       <w:pPr>
-        <w:ind w:left="340"/>
-      </w:pPr>
-      <w:r>
-        <w:rPr>
-          <w:color w:val="1E5631"/>
-          <w:sz w:val="21"/>
-        </w:rPr>
-        <w:t xml:space="preserve">• </w:t>
-      </w:r>
+        <w:pStyle w:val="ListBullet"/>
+      </w:pPr>
       <w:r>
         <w:rPr>
           <w:b/>
-          <w:sz w:val="21"/>
         </w:rPr>
         <w:t>直接版</w:t>
       </w:r>
       <w:r>
         <w:rPr>
-          <w:sz w:val="21"/>
+          <w:b w:val="0"/>
         </w:rPr>
         <w:t>：*「今天只有一个核心问题：为什么说一个人一旦初入圣流，就再也不会退回去？答案藏在『断三结』里。我们一段一段来看。」*</w:t>
       </w:r>
     </w:p>
     <w:p>
       <w:pPr>
-        <w:ind w:left="340"/>
-      </w:pPr>
-      <w:r>
-        <w:rPr>
-          <w:color w:val="1E5631"/>
-          <w:sz w:val="21"/>
-        </w:rPr>
-        <w:t xml:space="preserve">• </w:t>
-      </w:r>
+        <w:pStyle w:val="ListBullet"/>
+      </w:pPr>
       <w:r>
         <w:rPr>
           <w:b/>
-          <w:sz w:val="21"/>
         </w:rPr>
         <w:t>破冰版</w:t>
       </w:r>
       <w:r>
         <w:rPr>
-          <w:sz w:val="21"/>
+          <w:b w:val="0"/>
         </w:rPr>
         <w:t>：*「先请大家想一件小事：最近你有没有一次『发现自己错了，然后真的改了方向』？带着这个小经验，我们开始今天的学习。」*</w:t>
       </w:r>
     </w:p>
     <w:p>
-      <w:pPr>
-        <w:spacing w:before="160" w:after="80"/>
-      </w:pPr>
-      <w:r>
-        <w:rPr>
-          <w:rFonts w:ascii="Microsoft YaHei" w:hAnsi="Microsoft YaHei" w:eastAsia="Microsoft YaHei"/>
+      <w:r>
+        <w:rPr>
           <w:b/>
-          <w:color w:val="1E5631"/>
-          <w:sz w:val="28"/>
+          <w:color w:val="1E4620"/>
+          <w:sz w:val="26"/>
         </w:rPr>
         <w:t>🧘 静心开场</w:t>
       </w:r>
@@ -1991,242 +1863,221 @@
     <w:p>
       <w:r>
         <w:rPr>
-          <w:sz w:val="21"/>
+          <w:b w:val="0"/>
         </w:rPr>
         <w:t>（主持人引导语，照读即可；语速放慢，句间留白）</w:t>
       </w:r>
     </w:p>
     <w:p>
       <w:pPr>
-        <w:spacing w:before="40" w:after="80"/>
-        <w:ind w:left="283"/>
-        <w:shd w:val="clear" w:color="auto" w:fill="EDF6EF"/>
+        <w:ind w:left="170"/>
         <w:pBdr>
-          <w:left w:val="single" w:sz="20" w:space="6" w:color="1E5631"/>
+          <w:left w:val="single" w:sz="18" w:space="4" w:color="1E4620"/>
         </w:pBdr>
-      </w:pPr>
-      <w:r>
-        <w:rPr>
-          <w:sz w:val="20"/>
+        <w:shd w:val="clear" w:fill="F2F5FA"/>
+      </w:pPr>
+      <w:r>
+        <w:rPr>
+          <w:b w:val="0"/>
         </w:rPr>
         <w:t>各位法友，我们开始今天的共修。请找一个舒服、但能保持清醒的坐姿，双手轻轻放在腿上，眼睛可以微闭，或垂帘看前方。</w:t>
       </w:r>
     </w:p>
     <w:p>
       <w:pPr>
-        <w:spacing w:before="40" w:after="80"/>
-        <w:ind w:left="283"/>
-        <w:shd w:val="clear" w:color="auto" w:fill="EDF6EF"/>
+        <w:ind w:left="170"/>
         <w:pBdr>
-          <w:left w:val="single" w:sz="20" w:space="6" w:color="1E5631"/>
+          <w:left w:val="single" w:sz="18" w:space="4" w:color="1E4620"/>
         </w:pBdr>
+        <w:shd w:val="clear" w:fill="F2F5FA"/>
       </w:pPr>
       <w:r>
         <w:rPr>
           <w:b/>
-          <w:sz w:val="20"/>
         </w:rPr>
         <w:t>第一步，把身体安顿好。</w:t>
       </w:r>
       <w:r>
         <w:rPr>
-          <w:sz w:val="20"/>
+          <w:b w:val="0"/>
         </w:rPr>
         <w:t xml:space="preserve"> 深深吸一口气……缓缓地呼出。再一次，吸气……呼气。第三次，吸气……呼气。让肩膀沉下来，让下巴微收，让腹部放松。</w:t>
       </w:r>
     </w:p>
     <w:p>
       <w:pPr>
-        <w:spacing w:before="40" w:after="80"/>
-        <w:ind w:left="283"/>
-        <w:shd w:val="clear" w:color="auto" w:fill="EDF6EF"/>
+        <w:ind w:left="170"/>
         <w:pBdr>
-          <w:left w:val="single" w:sz="20" w:space="6" w:color="1E5631"/>
+          <w:left w:val="single" w:sz="18" w:space="4" w:color="1E4620"/>
         </w:pBdr>
+        <w:shd w:val="clear" w:fill="F2F5FA"/>
       </w:pPr>
       <w:r>
         <w:rPr>
           <w:b/>
-          <w:sz w:val="20"/>
         </w:rPr>
         <w:t>第二步，把心带回当下。</w:t>
       </w:r>
       <w:r>
         <w:rPr>
-          <w:sz w:val="20"/>
+          <w:b w:val="0"/>
         </w:rPr>
         <w:t xml:space="preserve"> 不追过去，不迎未来。只是知道：此刻，我在呼吸。</w:t>
       </w:r>
     </w:p>
     <w:p>
       <w:pPr>
-        <w:spacing w:before="40" w:after="80"/>
-        <w:ind w:left="283"/>
-        <w:shd w:val="clear" w:color="auto" w:fill="EDF6EF"/>
+        <w:ind w:left="170"/>
         <w:pBdr>
-          <w:left w:val="single" w:sz="20" w:space="6" w:color="1E5631"/>
+          <w:left w:val="single" w:sz="18" w:space="4" w:color="1E4620"/>
         </w:pBdr>
+        <w:shd w:val="clear" w:fill="F2F5FA"/>
       </w:pPr>
       <w:r>
         <w:rPr>
           <w:b/>
-          <w:sz w:val="20"/>
         </w:rPr>
         <w:t>第三步，生起一个意念。</w:t>
       </w:r>
       <w:r>
         <w:rPr>
-          <w:sz w:val="20"/>
+          <w:b w:val="0"/>
         </w:rPr>
         <w:t xml:space="preserve"> 我们在一条古老的路上——从凡夫走向圣者。今天，我们学习看清楚「方向第一次转向」是什么样子。请带着一颗开放、柔软的心来听，也允许自己什么都不用急着懂。</w:t>
       </w:r>
     </w:p>
     <w:p>
       <w:pPr>
-        <w:spacing w:before="40" w:after="80"/>
-        <w:ind w:left="283"/>
-        <w:shd w:val="clear" w:color="auto" w:fill="EDF6EF"/>
+        <w:ind w:left="170"/>
         <w:pBdr>
-          <w:left w:val="single" w:sz="20" w:space="6" w:color="1E5631"/>
+          <w:left w:val="single" w:sz="18" w:space="4" w:color="1E4620"/>
         </w:pBdr>
-      </w:pPr>
-      <w:r>
-        <w:rPr>
-          <w:sz w:val="20"/>
+        <w:shd w:val="clear" w:fill="F2F5FA"/>
+      </w:pPr>
+      <w:r>
+        <w:rPr>
+          <w:b w:val="0"/>
         </w:rPr>
         <w:t>愿我们今天的学习，成为脚下的光。我们开始。</w:t>
       </w:r>
     </w:p>
     <w:p>
       <w:pPr>
-        <w:spacing w:before="40" w:after="80"/>
-        <w:ind w:left="283"/>
-        <w:shd w:val="clear" w:color="auto" w:fill="EDF6EF"/>
+        <w:ind w:left="170"/>
         <w:pBdr>
-          <w:left w:val="single" w:sz="20" w:space="6" w:color="1E5631"/>
+          <w:left w:val="single" w:sz="18" w:space="4" w:color="1E4620"/>
         </w:pBdr>
-      </w:pPr>
-      <w:r>
-        <w:rPr>
-          <w:sz w:val="20"/>
+        <w:shd w:val="clear" w:fill="F2F5FA"/>
+      </w:pPr>
+      <w:r>
+        <w:rPr>
+          <w:b w:val="0"/>
         </w:rPr>
         <w:t xml:space="preserve">💬 </w:t>
       </w:r>
       <w:r>
         <w:rPr>
           <w:b/>
-          <w:sz w:val="20"/>
         </w:rPr>
         <w:t>破冰｜3–5分钟</w:t>
       </w:r>
       <w:r>
         <w:rPr>
-          <w:sz w:val="20"/>
+          <w:b w:val="0"/>
         </w:rPr>
         <w:t>：用一句话说说：你有没有过「这件事我想通了，再也不会像从前那样了」的体验？</w:t>
       </w:r>
     </w:p>
     <w:p>
       <w:pPr>
-        <w:spacing w:before="40" w:after="80"/>
-        <w:ind w:left="283"/>
-        <w:shd w:val="clear" w:color="auto" w:fill="EDF6EF"/>
+        <w:ind w:left="170"/>
         <w:pBdr>
-          <w:left w:val="single" w:sz="20" w:space="6" w:color="1E5631"/>
+          <w:left w:val="single" w:sz="18" w:space="4" w:color="1E4620"/>
         </w:pBdr>
-      </w:pPr>
-      <w:r>
-        <w:rPr>
-          <w:sz w:val="20"/>
+        <w:shd w:val="clear" w:fill="F2F5FA"/>
+      </w:pPr>
+      <w:r>
+        <w:rPr>
+          <w:b w:val="0"/>
         </w:rPr>
         <w:t xml:space="preserve">🛡️ </w:t>
       </w:r>
       <w:r>
         <w:rPr>
           <w:b/>
-          <w:sz w:val="20"/>
         </w:rPr>
         <w:t>心理安全三约定</w:t>
       </w:r>
       <w:r>
         <w:rPr>
-          <w:sz w:val="20"/>
+          <w:b w:val="0"/>
         </w:rPr>
         <w:t xml:space="preserve">（每次开场在心里过一遍）：① </w:t>
       </w:r>
       <w:r>
         <w:rPr>
           <w:b/>
-          <w:sz w:val="20"/>
         </w:rPr>
         <w:t>保密</w:t>
       </w:r>
       <w:r>
         <w:rPr>
-          <w:sz w:val="20"/>
+          <w:b w:val="0"/>
         </w:rPr>
         <w:t xml:space="preserve">——这里说的话不出这间屋子；② </w:t>
       </w:r>
       <w:r>
         <w:rPr>
           <w:b/>
-          <w:sz w:val="20"/>
         </w:rPr>
         <w:t>不评判</w:t>
       </w:r>
       <w:r>
         <w:rPr>
-          <w:sz w:val="20"/>
+          <w:b w:val="0"/>
         </w:rPr>
         <w:t xml:space="preserve">——不评价任何人的分享，也不急着评价自己；③ </w:t>
       </w:r>
       <w:r>
         <w:rPr>
           <w:b/>
-          <w:sz w:val="20"/>
         </w:rPr>
         <w:t>可随时暂停</w:t>
       </w:r>
       <w:r>
         <w:rPr>
-          <w:sz w:val="20"/>
+          <w:b w:val="0"/>
         </w:rPr>
         <w:t>——任何时候觉得不舒服，都可以停下来休息、喝水或离开，不需要解释。</w:t>
       </w:r>
     </w:p>
     <w:p>
-      <w:pPr>
-        <w:spacing w:before="160" w:after="80"/>
-      </w:pPr>
-      <w:r>
-        <w:rPr>
-          <w:rFonts w:ascii="Microsoft YaHei" w:hAnsi="Microsoft YaHei" w:eastAsia="Microsoft YaHei"/>
+      <w:r>
+        <w:rPr>
           <w:b/>
-          <w:color w:val="1E5631"/>
-          <w:sz w:val="28"/>
+          <w:color w:val="1E4620"/>
+          <w:sz w:val="26"/>
         </w:rPr>
         <w:t>📖 共读原文</w:t>
       </w:r>
     </w:p>
     <w:p>
       <w:pPr>
-        <w:spacing w:before="40" w:after="80"/>
-        <w:ind w:left="283"/>
-        <w:shd w:val="clear" w:color="auto" w:fill="EDF6EF"/>
+        <w:ind w:left="170"/>
         <w:pBdr>
-          <w:left w:val="single" w:sz="20" w:space="6" w:color="1E5631"/>
+          <w:left w:val="single" w:sz="18" w:space="4" w:color="1E4620"/>
         </w:pBdr>
+        <w:shd w:val="clear" w:fill="F2F5FA"/>
       </w:pPr>
       <w:r>
         <w:rPr>
           <w:b/>
-          <w:sz w:val="20"/>
         </w:rPr>
         <w:t>【本周朗读段 · 开始】</w:t>
       </w:r>
       <w:r>
         <w:rPr>
-          <w:sz w:val="20"/>
+          <w:b w:val="0"/>
         </w:rPr>
         <w:t>（本段约 3570 字，供中等稍慢朗读，约 20 分钟；其余为默读／选读／延伸内容）</w:t>
       </w:r>
@@ -2234,20 +2085,19 @@
     <w:p>
       <w:r>
         <w:rPr>
-          <w:sz w:val="21"/>
+          <w:b w:val="0"/>
         </w:rPr>
         <w:t>（本周三份材料；照录均逐字来自知识库，</w:t>
       </w:r>
       <w:r>
         <w:rPr>
           <w:b/>
-          <w:sz w:val="21"/>
         </w:rPr>
         <w:t>朗读时跳过行首标记与括注编号</w:t>
       </w:r>
       <w:r>
         <w:rPr>
-          <w:sz w:val="21"/>
+          <w:b w:val="0"/>
         </w:rPr>
         <w:t>）</w:t>
       </w:r>
@@ -2256,116 +2106,79 @@
       <w:r>
         <w:rPr>
           <w:b/>
-          <w:sz w:val="21"/>
         </w:rPr>
         <w:t>材料①</w:t>
       </w:r>
       <w:r>
         <w:rPr>
-          <w:sz w:val="21"/>
+          <w:b w:val="0"/>
         </w:rPr>
         <w:t xml:space="preserve"> ★核心：《斷煩惱與證道果---玛欣德尊者》（预流分）</w:t>
       </w:r>
     </w:p>
     <w:p>
       <w:pPr>
-        <w:ind w:left="340"/>
-      </w:pPr>
-      <w:r>
-        <w:rPr>
-          <w:color w:val="1E5631"/>
-          <w:sz w:val="21"/>
-        </w:rPr>
-        <w:t xml:space="preserve">• </w:t>
-      </w:r>
-      <w:r>
-        <w:rPr>
-          <w:sz w:val="21"/>
+        <w:pStyle w:val="ListBullet"/>
+      </w:pPr>
+      <w:r>
+        <w:rPr>
+          <w:b w:val="0"/>
         </w:rPr>
         <w:t>文件类型：txt（讲记·书面语体）</w:t>
       </w:r>
     </w:p>
     <w:p>
       <w:pPr>
-        <w:ind w:left="340"/>
-      </w:pPr>
-      <w:r>
-        <w:rPr>
-          <w:color w:val="1E5631"/>
-          <w:sz w:val="21"/>
-        </w:rPr>
-        <w:t xml:space="preserve">• </w:t>
-      </w:r>
-      <w:r>
-        <w:rPr>
-          <w:sz w:val="21"/>
+        <w:pStyle w:val="ListBullet"/>
+      </w:pPr>
+      <w:r>
+        <w:rPr>
+          <w:b w:val="0"/>
         </w:rPr>
         <w:t>知识库出处：古源尊者开示及上座部佛教资料</w:t>
       </w:r>
     </w:p>
     <w:p>
       <w:pPr>
-        <w:ind w:left="340"/>
-      </w:pPr>
-      <w:r>
-        <w:rPr>
-          <w:color w:val="1E5631"/>
-          <w:sz w:val="21"/>
-        </w:rPr>
-        <w:t xml:space="preserve">• </w:t>
-      </w:r>
-      <w:r>
-        <w:rPr>
-          <w:sz w:val="21"/>
-        </w:rPr>
-        <w:t>media_id：`txt_d0dd1c0cd17209afe241ece24bf6b7b4_af0d43c577982b8f4ba3108b07f89f4c7439961422831605`</w:t>
-      </w:r>
-    </w:p>
-    <w:p>
-      <w:pPr>
-        <w:ind w:left="340"/>
-      </w:pPr>
-      <w:r>
-        <w:rPr>
-          <w:color w:val="1E5631"/>
-          <w:sz w:val="21"/>
-        </w:rPr>
-        <w:t xml:space="preserve">• </w:t>
-      </w:r>
-      <w:r>
-        <w:rPr>
-          <w:sz w:val="21"/>
+        <w:pStyle w:val="ListBullet"/>
+      </w:pPr>
+      <w:r>
+        <w:rPr>
+          <w:b w:val="0"/>
+        </w:rPr>
+        <w:t>media_id：txt_d0dd1c0cd17209afe241ece24bf6b7b4_af0d43c577982b8f4ba3108b07f89f4c7439961422831605</w:t>
+      </w:r>
+    </w:p>
+    <w:p>
+      <w:pPr>
+        <w:pStyle w:val="ListBullet"/>
+      </w:pPr>
+      <w:r>
+        <w:rPr>
+          <w:b w:val="0"/>
         </w:rPr>
         <w:t>打开方式：ima知识库搜索「斷煩惱與證道果 玛欣德」</w:t>
       </w:r>
     </w:p>
     <w:p>
       <w:pPr>
-        <w:ind w:left="340"/>
-      </w:pPr>
-      <w:r>
-        <w:rPr>
-          <w:color w:val="1E5631"/>
-          <w:sz w:val="21"/>
-        </w:rPr>
-        <w:t xml:space="preserve">• </w:t>
-      </w:r>
-      <w:r>
-        <w:rPr>
-          <w:sz w:val="21"/>
+        <w:pStyle w:val="ListBullet"/>
+      </w:pPr>
+      <w:r>
+        <w:rPr>
+          <w:b w:val="0"/>
         </w:rPr>
         <w:t>说明：</w:t>
       </w:r>
       <w:r>
         <w:rPr>
           <w:b/>
-          <w:sz w:val="21"/>
         </w:rPr>
         <w:t>与读书会20第1周同文件不同章节（本讲取〈1.入流道智·断三结·初果不退堕〉与〈三种预流者〉章节，W1讲取〈四圣者与十结总说〉章节）</w:t>
       </w:r>
       <w:r>
         <w:rPr>
-          <w:sz w:val="21"/>
+          <w:b w:val="0"/>
         </w:rPr>
         <w:t>；本周不掺入一来/不来/阿拉汉道智段（归 W3/W4）。本 id 未见于禁用清单。</w:t>
       </w:r>
@@ -2373,398 +2186,364 @@
     <w:p>
       <w:r>
         <w:rPr>
-          <w:sz w:val="21"/>
+          <w:b w:val="0"/>
         </w:rPr>
         <w:t>⚠️ 主持人操作：本材料是本周定义骨架。按「①入流道智四作用 →②断三结 →③初果不退堕 →④七次人天 →⑤三种预流者」顺序</w:t>
       </w:r>
       <w:r>
         <w:rPr>
           <w:b/>
-          <w:sz w:val="21"/>
         </w:rPr>
         <w:t>只读下列照录段</w:t>
       </w:r>
       <w:r>
         <w:rPr>
-          <w:sz w:val="21"/>
+          <w:b w:val="0"/>
         </w:rPr>
         <w:t>；原注 (1)(2) 作术语补充，可略读。</w:t>
       </w:r>
     </w:p>
     <w:p>
-      <w:pPr>
-        <w:spacing w:before="120" w:after="80"/>
-      </w:pPr>
-      <w:r>
-        <w:rPr>
-          <w:rFonts w:ascii="Microsoft YaHei" w:hAnsi="Microsoft YaHei" w:eastAsia="Microsoft YaHei"/>
+      <w:r>
+        <w:rPr>
           <w:b/>
-          <w:color w:val="1E5631"/>
-          <w:sz w:val="25"/>
+          <w:color w:val="1E4620"/>
+          <w:sz w:val="23"/>
         </w:rPr>
         <w:t>一、入流道智——断三结、不退堕法、必定趣向正觉</w:t>
       </w:r>
     </w:p>
     <w:p>
       <w:pPr>
-        <w:spacing w:before="40" w:after="80"/>
-        <w:ind w:left="283"/>
-        <w:shd w:val="clear" w:color="auto" w:fill="EDF6EF"/>
+        <w:ind w:left="170"/>
         <w:pBdr>
-          <w:left w:val="single" w:sz="20" w:space="6" w:color="1E5631"/>
+          <w:left w:val="single" w:sz="18" w:space="4" w:color="1E4620"/>
         </w:pBdr>
-      </w:pPr>
-      <w:r>
-        <w:rPr>
-          <w:sz w:val="20"/>
+        <w:shd w:val="clear" w:fill="F2F5FA"/>
+      </w:pPr>
+      <w:r>
+        <w:rPr>
+          <w:b w:val="0"/>
         </w:rPr>
         <w:t>1 、入流道智</w:t>
       </w:r>
     </w:p>
     <w:p>
       <w:pPr>
-        <w:spacing w:before="40" w:after="80"/>
-        <w:ind w:left="283"/>
-        <w:shd w:val="clear" w:color="auto" w:fill="EDF6EF"/>
+        <w:ind w:left="170"/>
         <w:pBdr>
-          <w:left w:val="single" w:sz="20" w:space="6" w:color="1E5631"/>
+          <w:left w:val="single" w:sz="18" w:space="4" w:color="1E4620"/>
         </w:pBdr>
-      </w:pPr>
-      <w:r>
-        <w:rPr>
-          <w:sz w:val="20"/>
+        <w:shd w:val="clear" w:fill="F2F5FA"/>
+      </w:pPr>
+      <w:r>
+        <w:rPr>
+          <w:b w:val="0"/>
         </w:rPr>
         <w:t>当禅修者观照一切诸行无常、苦、无我的世间观智成熟时，即生起一刹那缘取涅槃为目标的更改种姓心(gotrabhū citta)，超越凡夫种姓，而达到圣者种姓。此后即刻生起一刹那的入流道心。</w:t>
       </w:r>
     </w:p>
     <w:p>
       <w:pPr>
-        <w:spacing w:before="40" w:after="80"/>
-        <w:ind w:left="283"/>
-        <w:shd w:val="clear" w:color="auto" w:fill="EDF6EF"/>
+        <w:ind w:left="170"/>
         <w:pBdr>
-          <w:left w:val="single" w:sz="20" w:space="6" w:color="1E5631"/>
+          <w:left w:val="single" w:sz="18" w:space="4" w:color="1E4620"/>
         </w:pBdr>
-      </w:pPr>
-      <w:r>
-        <w:rPr>
-          <w:sz w:val="20"/>
+        <w:shd w:val="clear" w:fill="F2F5FA"/>
+      </w:pPr>
+      <w:r>
+        <w:rPr>
+          <w:b w:val="0"/>
         </w:rPr>
         <w:t>入流道心(sotāpatti maggacitta)又称入流道智、初道智。该道智执行与四圣谛有关的四种作用，即：遍知苦、断除烦恼（苦之因）、证悟涅槃（苦之灭）及开展八支圣道。</w:t>
       </w:r>
     </w:p>
     <w:p>
       <w:pPr>
-        <w:spacing w:before="40" w:after="80"/>
-        <w:ind w:left="283"/>
-        <w:shd w:val="clear" w:color="auto" w:fill="EDF6EF"/>
+        <w:ind w:left="170"/>
         <w:pBdr>
-          <w:left w:val="single" w:sz="20" w:space="6" w:color="1E5631"/>
+          <w:left w:val="single" w:sz="18" w:space="4" w:color="1E4620"/>
         </w:pBdr>
-      </w:pPr>
-      <w:r>
-        <w:rPr>
-          <w:sz w:val="20"/>
+        <w:shd w:val="clear" w:fill="F2F5FA"/>
+      </w:pPr>
+      <w:r>
+        <w:rPr>
+          <w:b w:val="0"/>
         </w:rPr>
         <w:t>在圣典中常如此描述入流圣者：</w:t>
       </w:r>
     </w:p>
     <w:p>
       <w:pPr>
-        <w:spacing w:before="40" w:after="80"/>
-        <w:ind w:left="283"/>
-        <w:shd w:val="clear" w:color="auto" w:fill="EDF6EF"/>
+        <w:ind w:left="170"/>
         <w:pBdr>
-          <w:left w:val="single" w:sz="20" w:space="6" w:color="1E5631"/>
+          <w:left w:val="single" w:sz="18" w:space="4" w:color="1E4620"/>
         </w:pBdr>
-      </w:pPr>
-      <w:r>
-        <w:rPr>
-          <w:sz w:val="20"/>
+        <w:shd w:val="clear" w:fill="F2F5FA"/>
+      </w:pPr>
+      <w:r>
+        <w:rPr>
+          <w:b w:val="0"/>
         </w:rPr>
         <w:t>"tia sayojanāna parikkhayā sotāpanno hoti avinipātadhammo niyato sambodhiparāyao'ti."</w:t>
       </w:r>
     </w:p>
     <w:p>
       <w:pPr>
-        <w:spacing w:before="40" w:after="80"/>
-        <w:ind w:left="283"/>
-        <w:shd w:val="clear" w:color="auto" w:fill="EDF6EF"/>
+        <w:ind w:left="170"/>
         <w:pBdr>
-          <w:left w:val="single" w:sz="20" w:space="6" w:color="1E5631"/>
+          <w:left w:val="single" w:sz="18" w:space="4" w:color="1E4620"/>
         </w:pBdr>
-      </w:pPr>
-      <w:r>
-        <w:rPr>
-          <w:sz w:val="20"/>
+        <w:shd w:val="clear" w:fill="F2F5FA"/>
+      </w:pPr>
+      <w:r>
+        <w:rPr>
+          <w:b w:val="0"/>
         </w:rPr>
         <w:t>「灭尽三结，成为入流者，不退堕法，必定趣向正觉。」</w:t>
       </w:r>
     </w:p>
     <w:p>
       <w:pPr>
-        <w:spacing w:before="40" w:after="80"/>
-        <w:ind w:left="283"/>
-        <w:shd w:val="clear" w:color="auto" w:fill="EDF6EF"/>
+        <w:ind w:left="170"/>
         <w:pBdr>
-          <w:left w:val="single" w:sz="20" w:space="6" w:color="1E5631"/>
+          <w:left w:val="single" w:sz="18" w:space="4" w:color="1E4620"/>
         </w:pBdr>
-      </w:pPr>
-      <w:r>
-        <w:rPr>
-          <w:sz w:val="20"/>
+        <w:shd w:val="clear" w:fill="F2F5FA"/>
+      </w:pPr>
+      <w:r>
+        <w:rPr>
+          <w:b w:val="0"/>
         </w:rPr>
         <w:t>入流道智能断除最粗的三种结：</w:t>
       </w:r>
     </w:p>
     <w:p>
       <w:pPr>
-        <w:spacing w:before="40" w:after="80"/>
-        <w:ind w:left="283"/>
-        <w:shd w:val="clear" w:color="auto" w:fill="EDF6EF"/>
+        <w:ind w:left="170"/>
         <w:pBdr>
-          <w:left w:val="single" w:sz="20" w:space="6" w:color="1E5631"/>
+          <w:left w:val="single" w:sz="18" w:space="4" w:color="1E4620"/>
         </w:pBdr>
-      </w:pPr>
-      <w:r>
-        <w:rPr>
-          <w:sz w:val="20"/>
+        <w:shd w:val="clear" w:fill="F2F5FA"/>
+      </w:pPr>
+      <w:r>
+        <w:rPr>
+          <w:b w:val="0"/>
         </w:rPr>
         <w:t>①、执著实有我、我所、灵魂、大我、至上我存在的「有身见」(sakkāya di hi又作萨迦耶见，身见，我见，邪见）；</w:t>
       </w:r>
     </w:p>
     <w:p>
       <w:pPr>
-        <w:spacing w:before="40" w:after="80"/>
-        <w:ind w:left="283"/>
-        <w:shd w:val="clear" w:color="auto" w:fill="EDF6EF"/>
+        <w:ind w:left="170"/>
         <w:pBdr>
-          <w:left w:val="single" w:sz="20" w:space="6" w:color="1E5631"/>
+          <w:left w:val="single" w:sz="18" w:space="4" w:color="1E4620"/>
         </w:pBdr>
-      </w:pPr>
-      <w:r>
-        <w:rPr>
-          <w:sz w:val="20"/>
+        <w:shd w:val="clear" w:fill="F2F5FA"/>
+      </w:pPr>
+      <w:r>
+        <w:rPr>
+          <w:b w:val="0"/>
         </w:rPr>
         <w:t>②、执著相信修持苦行、祭祀、仪式等能够导向解脱的「戒禁取」(sīlabbattaparāmāsa)；</w:t>
       </w:r>
     </w:p>
     <w:p>
       <w:pPr>
-        <w:spacing w:before="40" w:after="80"/>
-        <w:ind w:left="283"/>
-        <w:shd w:val="clear" w:color="auto" w:fill="EDF6EF"/>
+        <w:ind w:left="170"/>
         <w:pBdr>
-          <w:left w:val="single" w:sz="20" w:space="6" w:color="1E5631"/>
+          <w:left w:val="single" w:sz="18" w:space="4" w:color="1E4620"/>
         </w:pBdr>
-      </w:pPr>
-      <w:r>
-        <w:rPr>
-          <w:sz w:val="20"/>
+        <w:shd w:val="clear" w:fill="F2F5FA"/>
+      </w:pPr>
+      <w:r>
+        <w:rPr>
+          <w:b w:val="0"/>
         </w:rPr>
         <w:t>③、对佛法僧、戒定慧、三世因果及缘起的「疑」(vichikicchā)。</w:t>
       </w:r>
     </w:p>
     <w:p>
       <w:pPr>
-        <w:spacing w:before="40" w:after="80"/>
-        <w:ind w:left="283"/>
-        <w:shd w:val="clear" w:color="auto" w:fill="EDF6EF"/>
+        <w:ind w:left="170"/>
         <w:pBdr>
-          <w:left w:val="single" w:sz="20" w:space="6" w:color="1E5631"/>
+          <w:left w:val="single" w:sz="18" w:space="4" w:color="1E4620"/>
         </w:pBdr>
-      </w:pPr>
-      <w:r>
-        <w:rPr>
-          <w:sz w:val="20"/>
+        <w:shd w:val="clear" w:fill="F2F5FA"/>
+      </w:pPr>
+      <w:r>
+        <w:rPr>
+          <w:b w:val="0"/>
         </w:rPr>
         <w:t>同时，入流道智也能断除一切强得足以导致投生至四种恶趣（地狱、畜生、饿鬼、阿苏罗）的贪瞋痴，以及所有尚未产生四种恶趣果报的恶业。因此，初果入流圣者不可能再堕入四恶趣。</w:t>
       </w:r>
     </w:p>
     <w:p>
       <w:pPr>
-        <w:spacing w:before="40" w:after="80"/>
-        <w:ind w:left="283"/>
-        <w:shd w:val="clear" w:color="auto" w:fill="EDF6EF"/>
+        <w:ind w:left="170"/>
         <w:pBdr>
-          <w:left w:val="single" w:sz="20" w:space="6" w:color="1E5631"/>
+          <w:left w:val="single" w:sz="18" w:space="4" w:color="1E4620"/>
         </w:pBdr>
-      </w:pPr>
-      <w:r>
-        <w:rPr>
-          <w:sz w:val="20"/>
+        <w:shd w:val="clear" w:fill="F2F5FA"/>
+      </w:pPr>
+      <w:r>
+        <w:rPr>
+          <w:b w:val="0"/>
         </w:rPr>
         <w:t>入流道智生起之后，即证悟入流圣果。入流，巴利语sotāpanna(1)，又作至流，即已进入圣道之流，必定流向般涅槃。对于漫长的生死旅途来说，入流圣者已经走近了轮回的终点，他们的未来世将只投生于人界与天界两种善趣当中，而且次数最多不会超过七次。也即是说：入流圣者将于不超过七次的生命期间，必定能得究竟苦边，趣无余依般涅槃，绝不会再有第八次受生。</w:t>
       </w:r>
     </w:p>
     <w:p>
       <w:pPr>
-        <w:spacing w:before="40" w:after="80"/>
-        <w:ind w:left="283"/>
-        <w:shd w:val="clear" w:color="auto" w:fill="EDF6EF"/>
+        <w:ind w:left="170"/>
         <w:pBdr>
-          <w:left w:val="single" w:sz="20" w:space="6" w:color="1E5631"/>
+          <w:left w:val="single" w:sz="18" w:space="4" w:color="1E4620"/>
         </w:pBdr>
-      </w:pPr>
-      <w:r>
-        <w:rPr>
-          <w:sz w:val="20"/>
+        <w:shd w:val="clear" w:fill="F2F5FA"/>
+      </w:pPr>
+      <w:r>
+        <w:rPr>
+          <w:b w:val="0"/>
         </w:rPr>
         <w:t>入流圣者已经断除了邪见，他们不可能在任何情况下故意造作诸如杀生、偷盗、邪淫、妄语之类的恶行，即使是在梦中，他们也不会再造作此类的恶业，因为他们已经根除了造作这些恶业的潜伏性烦恼。守持五戒是证悟入流圣果以上的声闻圣弟子们的行为素质。同时，他们对佛陀、正法与僧伽具有坚定不移的清净信心，戒行圣洁（四种不坏净），深信缘起，深信因果，并如实知见四圣谛，亲证涅槃，成为出世间圣者。</w:t>
       </w:r>
     </w:p>
     <w:p>
-      <w:pPr>
-        <w:spacing w:before="120" w:after="80"/>
-      </w:pPr>
-      <w:r>
-        <w:rPr>
-          <w:rFonts w:ascii="Microsoft YaHei" w:hAnsi="Microsoft YaHei" w:eastAsia="Microsoft YaHei"/>
+      <w:r>
+        <w:rPr>
           <w:b/>
-          <w:color w:val="1E5631"/>
-          <w:sz w:val="25"/>
+          <w:color w:val="1E4620"/>
+          <w:sz w:val="23"/>
         </w:rPr>
         <w:t>二、三种预流者——最多七次者、家家者、一种子者</w:t>
       </w:r>
     </w:p>
     <w:p>
       <w:pPr>
-        <w:spacing w:before="40" w:after="80"/>
-        <w:ind w:left="283"/>
-        <w:shd w:val="clear" w:color="auto" w:fill="EDF6EF"/>
+        <w:ind w:left="170"/>
         <w:pBdr>
-          <w:left w:val="single" w:sz="20" w:space="6" w:color="1E5631"/>
+          <w:left w:val="single" w:sz="18" w:space="4" w:color="1E4620"/>
         </w:pBdr>
-      </w:pPr>
-      <w:r>
-        <w:rPr>
-          <w:sz w:val="20"/>
+        <w:shd w:val="clear" w:fill="F2F5FA"/>
+      </w:pPr>
+      <w:r>
+        <w:rPr>
+          <w:b w:val="0"/>
         </w:rPr>
         <w:t>入流圣者根据投生的次数又可分为三种，即：最多七次者(sattakkhattuparama)、家家者(kola*kola)和一种子(ekabījī)者。在《人施设论》中说：</w:t>
       </w:r>
     </w:p>
     <w:p>
       <w:pPr>
-        <w:spacing w:before="40" w:after="80"/>
-        <w:ind w:left="283"/>
-        <w:shd w:val="clear" w:color="auto" w:fill="EDF6EF"/>
+        <w:ind w:left="170"/>
         <w:pBdr>
-          <w:left w:val="single" w:sz="20" w:space="6" w:color="1E5631"/>
+          <w:left w:val="single" w:sz="18" w:space="4" w:color="1E4620"/>
         </w:pBdr>
-      </w:pPr>
-      <w:r>
-        <w:rPr>
-          <w:sz w:val="20"/>
+        <w:shd w:val="clear" w:fill="F2F5FA"/>
+      </w:pPr>
+      <w:r>
+        <w:rPr>
+          <w:b w:val="0"/>
         </w:rPr>
         <w:t>「哪一种人为最多七次者？有一种人灭尽三结，成为入流者，不退堕法，必定趣向正觉。他流转轮回于天[界]和人[界]七次后，作苦之终结。这种人称为『最多七次者』。</w:t>
       </w:r>
     </w:p>
     <w:p>
       <w:pPr>
-        <w:spacing w:before="40" w:after="80"/>
-        <w:ind w:left="283"/>
-        <w:shd w:val="clear" w:color="auto" w:fill="EDF6EF"/>
+        <w:ind w:left="170"/>
         <w:pBdr>
-          <w:left w:val="single" w:sz="20" w:space="6" w:color="1E5631"/>
+          <w:left w:val="single" w:sz="18" w:space="4" w:color="1E4620"/>
         </w:pBdr>
-      </w:pPr>
-      <w:r>
-        <w:rPr>
-          <w:sz w:val="20"/>
+        <w:shd w:val="clear" w:fill="F2F5FA"/>
+      </w:pPr>
+      <w:r>
+        <w:rPr>
+          <w:b w:val="0"/>
         </w:rPr>
         <w:t>哪一种人为家家者？有一种人灭尽三结，成为入流者，不退堕法，必定趣向正觉。他流转轮回两或三家(2)后作苦之终结。这种人称为『家家者』。</w:t>
       </w:r>
     </w:p>
     <w:p>
       <w:pPr>
-        <w:spacing w:before="40" w:after="80"/>
-        <w:ind w:left="283"/>
-        <w:shd w:val="clear" w:color="auto" w:fill="EDF6EF"/>
+        <w:ind w:left="170"/>
         <w:pBdr>
-          <w:left w:val="single" w:sz="20" w:space="6" w:color="1E5631"/>
+          <w:left w:val="single" w:sz="18" w:space="4" w:color="1E4620"/>
         </w:pBdr>
-      </w:pPr>
-      <w:r>
-        <w:rPr>
-          <w:sz w:val="20"/>
+        <w:shd w:val="clear" w:fill="F2F5FA"/>
+      </w:pPr>
+      <w:r>
+        <w:rPr>
+          <w:b w:val="0"/>
         </w:rPr>
         <w:t>哪一种人为一种子者？有一种人灭尽三结，成为入流者，不退堕法，必定趣向正觉。他只投生为人一次后即作苦之终结。这种人称为『一种子者』。」(Pp.31-33)</w:t>
       </w:r>
     </w:p>
     <w:p>
-      <w:pPr>
-        <w:spacing w:before="120" w:after="80"/>
-      </w:pPr>
-      <w:r>
-        <w:rPr>
-          <w:rFonts w:ascii="Microsoft YaHei" w:hAnsi="Microsoft YaHei" w:eastAsia="Microsoft YaHei"/>
+      <w:r>
+        <w:rPr>
           <w:b/>
-          <w:color w:val="1E5631"/>
-          <w:sz w:val="25"/>
+          <w:color w:val="1E4620"/>
+          <w:sz w:val="23"/>
         </w:rPr>
         <w:t>三、原注（照录，术语补充）</w:t>
       </w:r>
     </w:p>
     <w:p>
       <w:pPr>
-        <w:spacing w:before="40" w:after="80"/>
-        <w:ind w:left="283"/>
-        <w:shd w:val="clear" w:color="auto" w:fill="EDF6EF"/>
+        <w:ind w:left="170"/>
         <w:pBdr>
-          <w:left w:val="single" w:sz="20" w:space="6" w:color="1E5631"/>
+          <w:left w:val="single" w:sz="18" w:space="4" w:color="1E4620"/>
         </w:pBdr>
-      </w:pPr>
-      <w:r>
-        <w:rPr>
-          <w:sz w:val="20"/>
+        <w:shd w:val="clear" w:fill="F2F5FA"/>
+      </w:pPr>
+      <w:r>
+        <w:rPr>
+          <w:b w:val="0"/>
         </w:rPr>
         <w:t>(1) 入流：巴利语sotāpanna。sota, 意为流，河流；āpanna, 意为已进入，已到达。《增支部·第十集》之义注中说:「入流者，为已进入圣道之流。」(sotāpannā'ti ariyamaggasota āpannā.) (A.A.10.64)</w:t>
       </w:r>
     </w:p>
     <w:p>
       <w:pPr>
-        <w:spacing w:before="40" w:after="80"/>
-        <w:ind w:left="283"/>
-        <w:shd w:val="clear" w:color="auto" w:fill="EDF6EF"/>
+        <w:ind w:left="170"/>
         <w:pBdr>
-          <w:left w:val="single" w:sz="20" w:space="6" w:color="1E5631"/>
+          <w:left w:val="single" w:sz="18" w:space="4" w:color="1E4620"/>
         </w:pBdr>
-      </w:pPr>
-      <w:r>
-        <w:rPr>
-          <w:sz w:val="20"/>
+        <w:shd w:val="clear" w:fill="F2F5FA"/>
+      </w:pPr>
+      <w:r>
+        <w:rPr>
+          <w:b w:val="0"/>
         </w:rPr>
         <w:t>汉传佛教依梵语srota-āpanna音译作须陀洹、窣路多阿半那等。</w:t>
       </w:r>
     </w:p>
     <w:p>
       <w:pPr>
-        <w:spacing w:before="40" w:after="80"/>
-        <w:ind w:left="283"/>
-        <w:shd w:val="clear" w:color="auto" w:fill="EDF6EF"/>
+        <w:ind w:left="170"/>
         <w:pBdr>
-          <w:left w:val="single" w:sz="20" w:space="6" w:color="1E5631"/>
+          <w:left w:val="single" w:sz="18" w:space="4" w:color="1E4620"/>
         </w:pBdr>
-      </w:pPr>
-      <w:r>
-        <w:rPr>
-          <w:sz w:val="20"/>
+        <w:shd w:val="clear" w:fill="F2F5FA"/>
+      </w:pPr>
+      <w:r>
+        <w:rPr>
+          <w:b w:val="0"/>
         </w:rPr>
         <w:t>以上是就圣果位而言的。若就圣道位而言，巴利语则为sotāpatti。sota (流) + āpatti (进入，到达)，中文也译作入流。在圣典中也常作sotāpattiphala- sacchikiriyāya paipanna，直译作「为现证入流果的已行道者」或「正进入证悟入流果者」。</w:t>
       </w:r>
     </w:p>
     <w:p>
       <w:pPr>
-        <w:spacing w:before="40" w:after="80"/>
-        <w:ind w:left="283"/>
-        <w:shd w:val="clear" w:color="auto" w:fill="EDF6EF"/>
+        <w:ind w:left="170"/>
         <w:pBdr>
-          <w:left w:val="single" w:sz="20" w:space="6" w:color="1E5631"/>
+          <w:left w:val="single" w:sz="18" w:space="4" w:color="1E4620"/>
         </w:pBdr>
-      </w:pPr>
-      <w:r>
-        <w:rPr>
-          <w:sz w:val="20"/>
+        <w:shd w:val="clear" w:fill="F2F5FA"/>
+      </w:pPr>
+      <w:r>
+        <w:rPr>
+          <w:b w:val="0"/>
         </w:rPr>
         <w:t>(2)从证悟入流果之后就不可能投生在低贱的家庭，只会投生于大富贵家。「两或三家」即投生在天界或人界两或三次。</w:t>
       </w:r>
@@ -2773,116 +2552,79 @@
       <w:r>
         <w:rPr>
           <w:b/>
-          <w:sz w:val="21"/>
         </w:rPr>
         <w:t>材料②</w:t>
       </w:r>
       <w:r>
         <w:rPr>
-          <w:sz w:val="21"/>
+          <w:b w:val="0"/>
         </w:rPr>
         <w:t>：《佛陀與佛法》（涅槃／因果业报／初果不退堕）</w:t>
       </w:r>
     </w:p>
     <w:p>
       <w:pPr>
-        <w:ind w:left="340"/>
-      </w:pPr>
-      <w:r>
-        <w:rPr>
-          <w:color w:val="1E5631"/>
-          <w:sz w:val="21"/>
-        </w:rPr>
-        <w:t xml:space="preserve">• </w:t>
-      </w:r>
-      <w:r>
-        <w:rPr>
-          <w:sz w:val="21"/>
+        <w:pStyle w:val="ListBullet"/>
+      </w:pPr>
+      <w:r>
+        <w:rPr>
+          <w:b w:val="0"/>
         </w:rPr>
         <w:t>文件类型：PDF（通论讲义·通俗讲义语体）</w:t>
       </w:r>
     </w:p>
     <w:p>
       <w:pPr>
-        <w:ind w:left="340"/>
-      </w:pPr>
-      <w:r>
-        <w:rPr>
-          <w:color w:val="1E5631"/>
-          <w:sz w:val="21"/>
-        </w:rPr>
-        <w:t xml:space="preserve">• </w:t>
-      </w:r>
-      <w:r>
-        <w:rPr>
-          <w:sz w:val="21"/>
+        <w:pStyle w:val="ListBullet"/>
+      </w:pPr>
+      <w:r>
+        <w:rPr>
+          <w:b w:val="0"/>
         </w:rPr>
         <w:t>知识库出处：古源尊者开示及上座部佛教资料</w:t>
       </w:r>
     </w:p>
     <w:p>
       <w:pPr>
-        <w:ind w:left="340"/>
-      </w:pPr>
-      <w:r>
-        <w:rPr>
-          <w:color w:val="1E5631"/>
-          <w:sz w:val="21"/>
-        </w:rPr>
-        <w:t xml:space="preserve">• </w:t>
-      </w:r>
-      <w:r>
-        <w:rPr>
-          <w:sz w:val="21"/>
-        </w:rPr>
-        <w:t>media_id：`pdf_d0dd1c0cd17209afe241ece24bf6b7b4_ebcdf08bd00342978e88348132dc03fc7439961422831605`</w:t>
-      </w:r>
-    </w:p>
-    <w:p>
-      <w:pPr>
-        <w:ind w:left="340"/>
-      </w:pPr>
-      <w:r>
-        <w:rPr>
-          <w:color w:val="1E5631"/>
-          <w:sz w:val="21"/>
-        </w:rPr>
-        <w:t xml:space="preserve">• </w:t>
-      </w:r>
-      <w:r>
-        <w:rPr>
-          <w:sz w:val="21"/>
+        <w:pStyle w:val="ListBullet"/>
+      </w:pPr>
+      <w:r>
+        <w:rPr>
+          <w:b w:val="0"/>
+        </w:rPr>
+        <w:t>media_id：pdf_d0dd1c0cd17209afe241ece24bf6b7b4_ebcdf08bd00342978e88348132dc03fc7439961422831605</w:t>
+      </w:r>
+    </w:p>
+    <w:p>
+      <w:pPr>
+        <w:pStyle w:val="ListBullet"/>
+      </w:pPr>
+      <w:r>
+        <w:rPr>
+          <w:b w:val="0"/>
         </w:rPr>
         <w:t>打开方式：ima知识库搜索「佛陀與佛法」</w:t>
       </w:r>
     </w:p>
     <w:p>
       <w:pPr>
-        <w:ind w:left="340"/>
-      </w:pPr>
-      <w:r>
-        <w:rPr>
-          <w:color w:val="1E5631"/>
-          <w:sz w:val="21"/>
-        </w:rPr>
-        <w:t xml:space="preserve">• </w:t>
-      </w:r>
-      <w:r>
-        <w:rPr>
-          <w:sz w:val="21"/>
+        <w:pStyle w:val="ListBullet"/>
+      </w:pPr>
+      <w:r>
+        <w:rPr>
+          <w:b w:val="0"/>
         </w:rPr>
         <w:t>说明：</w:t>
       </w:r>
       <w:r>
         <w:rPr>
           <w:b/>
-          <w:sz w:val="21"/>
         </w:rPr>
         <w:t>与读书会09第3周同文件不同段落（本讲取〈涅槃／因果业报（业与果报）／初果不退堕〉，彼讲取〈四圣谛〉）</w:t>
       </w:r>
       <w:r>
         <w:rPr>
-          <w:sz w:val="21"/>
+          <w:b w:val="0"/>
         </w:rPr>
         <w:t>；09 第3周取「第六章初转法轮＋第十七章四谛·八正道专节」，本周取「第三十三/三十四章涅槃＋第十八/二十一章业＋第三十八章涅槃之道－慧」，段落不重叠，并已主动回避第六章/第五章。本 id 命中禁用清单（09 第3周已用），命中不等于违规，已按 v2.3 段落级口径确认不重叠并注明。</w:t>
       </w:r>
@@ -2890,2473 +2632,2419 @@
     <w:p>
       <w:r>
         <w:rPr>
-          <w:sz w:val="21"/>
+          <w:b w:val="0"/>
         </w:rPr>
         <w:t>⚠️ 主持人操作：本材料是义理支架。分三组读：①</w:t>
       </w:r>
       <w:r>
         <w:rPr>
           <w:b/>
-          <w:sz w:val="21"/>
         </w:rPr>
         <w:t>涅槃组</w:t>
       </w:r>
       <w:r>
         <w:rPr>
-          <w:sz w:val="21"/>
+          <w:b w:val="0"/>
         </w:rPr>
         <w:t>（把圣者所趣向的目标讲清）；②</w:t>
       </w:r>
       <w:r>
         <w:rPr>
           <w:b/>
-          <w:sz w:val="21"/>
         </w:rPr>
         <w:t>因果业报组</w:t>
       </w:r>
       <w:r>
         <w:rPr>
-          <w:sz w:val="21"/>
+          <w:b w:val="0"/>
         </w:rPr>
         <w:t>（把「业力可转、非宿命」讲清）；③</w:t>
       </w:r>
       <w:r>
         <w:rPr>
           <w:b/>
-          <w:sz w:val="21"/>
         </w:rPr>
         <w:t>初果不退堕组</w:t>
       </w:r>
       <w:r>
         <w:rPr>
-          <w:sz w:val="21"/>
+          <w:b w:val="0"/>
         </w:rPr>
         <w:t>（第三十八章·涅槃之道－慧）。时间紧时优先读第③组。原文有若干 OCR 残字，照录未改，朗读时按义读即可。</w:t>
       </w:r>
     </w:p>
     <w:p>
-      <w:pPr>
-        <w:spacing w:before="120" w:after="80"/>
-      </w:pPr>
-      <w:r>
-        <w:rPr>
-          <w:rFonts w:ascii="Microsoft YaHei" w:hAnsi="Microsoft YaHei" w:eastAsia="Microsoft YaHei"/>
+      <w:r>
+        <w:rPr>
           <w:b/>
-          <w:color w:val="1E5631"/>
-          <w:sz w:val="25"/>
+          <w:color w:val="1E4620"/>
+          <w:sz w:val="23"/>
         </w:rPr>
         <w:t>一、涅槃组 · 第三十三章 涅槃（定义）</w:t>
       </w:r>
     </w:p>
     <w:p>
       <w:pPr>
-        <w:spacing w:before="40" w:after="80"/>
-        <w:ind w:left="283"/>
-        <w:shd w:val="clear" w:color="auto" w:fill="EDF6EF"/>
+        <w:ind w:left="170"/>
         <w:pBdr>
-          <w:left w:val="single" w:sz="20" w:space="6" w:color="1E5631"/>
+          <w:left w:val="single" w:sz="18" w:space="4" w:color="1E4620"/>
         </w:pBdr>
-      </w:pPr>
-      <w:r>
-        <w:rPr>
-          <w:sz w:val="20"/>
+        <w:shd w:val="clear" w:fill="F2F5FA"/>
+      </w:pPr>
+      <w:r>
+        <w:rPr>
+          <w:b w:val="0"/>
         </w:rPr>
         <w:t>涅槃是佛法的圆满成就。</w:t>
       </w:r>
     </w:p>
     <w:p>
       <w:pPr>
-        <w:spacing w:before="40" w:after="80"/>
-        <w:ind w:left="283"/>
-        <w:shd w:val="clear" w:color="auto" w:fill="EDF6EF"/>
+        <w:ind w:left="170"/>
         <w:pBdr>
-          <w:left w:val="single" w:sz="20" w:space="6" w:color="1E5631"/>
+          <w:left w:val="single" w:sz="18" w:space="4" w:color="1E4620"/>
         </w:pBdr>
-      </w:pPr>
-      <w:r>
-        <w:rPr>
-          <w:sz w:val="20"/>
+        <w:shd w:val="clear" w:fill="F2F5FA"/>
+      </w:pPr>
+      <w:r>
+        <w:rPr>
+          <w:b w:val="0"/>
         </w:rPr>
         <w:t>人们也许能清晰地以描述的方式，对如此深广的教理进行一番高谈阔论，也许能用华丽美妙的措词，写一本面面俱到的典籍，以想来讲解涅槃的安稳和博大精深。但是，涅槃是只有通过内在的智慧而证得的出世圣果。</w:t>
       </w:r>
     </w:p>
     <w:p>
       <w:pPr>
-        <w:spacing w:before="40" w:after="80"/>
-        <w:ind w:left="283"/>
-        <w:shd w:val="clear" w:color="auto" w:fill="EDF6EF"/>
+        <w:ind w:left="170"/>
         <w:pBdr>
-          <w:left w:val="single" w:sz="20" w:space="6" w:color="1E5631"/>
+          <w:left w:val="single" w:sz="18" w:space="4" w:color="1E4620"/>
         </w:pBdr>
-      </w:pPr>
-      <w:r>
-        <w:rPr>
-          <w:sz w:val="20"/>
+        <w:shd w:val="clear" w:fill="F2F5FA"/>
+      </w:pPr>
+      <w:r>
+        <w:rPr>
+          <w:b w:val="0"/>
         </w:rPr>
         <w:t>纯理性的理解涅槃是不可能的，因为，逻辑推理无法涉及于它。虽然佛陀言教的逻辑完美无缺，但是，涅槃－佛教的最终目的，超出了逻辑范畴。不过，通过对生命正反两个方面的反省，就会产生这样一个逻辑结论－在有为法存在的相待面，一定有苦尽生灭的无为之法。</w:t>
       </w:r>
     </w:p>
     <w:p>
       <w:pPr>
-        <w:spacing w:before="40" w:after="80"/>
-        <w:ind w:left="283"/>
-        <w:shd w:val="clear" w:color="auto" w:fill="EDF6EF"/>
+        <w:ind w:left="170"/>
         <w:pBdr>
-          <w:left w:val="single" w:sz="20" w:space="6" w:color="1E5631"/>
+          <w:left w:val="single" w:sz="18" w:space="4" w:color="1E4620"/>
         </w:pBdr>
-      </w:pPr>
-      <w:r>
-        <w:rPr>
-          <w:sz w:val="20"/>
+        <w:shd w:val="clear" w:fill="F2F5FA"/>
+      </w:pPr>
+      <w:r>
+        <w:rPr>
+          <w:b w:val="0"/>
         </w:rPr>
         <w:t>在本生故事的注解中，记叙了释迦牟尼佛的前生，当他为善慧仙人时，曾作如此禅想：</w:t>
       </w:r>
     </w:p>
     <w:p>
       <w:pPr>
-        <w:spacing w:before="40" w:after="80"/>
-        <w:ind w:left="283"/>
-        <w:shd w:val="clear" w:color="auto" w:fill="EDF6EF"/>
+        <w:ind w:left="170"/>
         <w:pBdr>
-          <w:left w:val="single" w:sz="20" w:space="6" w:color="1E5631"/>
+          <w:left w:val="single" w:sz="18" w:space="4" w:color="1E4620"/>
         </w:pBdr>
-      </w:pPr>
-      <w:r>
-        <w:rPr>
-          <w:sz w:val="20"/>
+        <w:shd w:val="clear" w:fill="F2F5FA"/>
+      </w:pPr>
+      <w:r>
+        <w:rPr>
+          <w:b w:val="0"/>
         </w:rPr>
         <w:t>"此世虽苦难，亦有乐可寻；虽存在实有，亦应觅非有；此生虽热熟，亦有清凉池；虽三界如火，亦有涅槃得；此生难恶浊，亦有至善境；虽实有生者，亦有无生地。"</w:t>
       </w:r>
     </w:p>
     <w:p>
       <w:pPr>
-        <w:spacing w:before="40" w:after="80"/>
-        <w:ind w:left="283"/>
-        <w:shd w:val="clear" w:color="auto" w:fill="EDF6EF"/>
+        <w:ind w:left="170"/>
         <w:pBdr>
-          <w:left w:val="single" w:sz="20" w:space="6" w:color="1E5631"/>
+          <w:left w:val="single" w:sz="18" w:space="4" w:color="1E4620"/>
         </w:pBdr>
-      </w:pPr>
-      <w:r>
-        <w:rPr>
-          <w:sz w:val="20"/>
+        <w:shd w:val="clear" w:fill="F2F5FA"/>
+      </w:pPr>
+      <w:r>
+        <w:rPr>
+          <w:b w:val="0"/>
         </w:rPr>
         <w:t>涅槃的定义：</w:t>
       </w:r>
     </w:p>
     <w:p>
       <w:pPr>
-        <w:spacing w:before="40" w:after="80"/>
-        <w:ind w:left="283"/>
-        <w:shd w:val="clear" w:color="auto" w:fill="EDF6EF"/>
+        <w:ind w:left="170"/>
         <w:pBdr>
-          <w:left w:val="single" w:sz="20" w:space="6" w:color="1E5631"/>
+          <w:left w:val="single" w:sz="18" w:space="4" w:color="1E4620"/>
         </w:pBdr>
-      </w:pPr>
-      <w:r>
-        <w:rPr>
-          <w:sz w:val="20"/>
+        <w:shd w:val="clear" w:fill="F2F5FA"/>
+      </w:pPr>
+      <w:r>
+        <w:rPr>
+          <w:b w:val="0"/>
         </w:rPr>
         <w:t>巴利语，涅槃(nibbana，梵语：Nirvava)是有两个单词 NI 和 VANA 组成。NI是一壮定分词；VANA 是波浪或贪欲意，此贪是联络今生与后世的钮带。</w:t>
       </w:r>
     </w:p>
     <w:p>
       <w:pPr>
-        <w:spacing w:before="40" w:after="80"/>
-        <w:ind w:left="283"/>
-        <w:shd w:val="clear" w:color="auto" w:fill="EDF6EF"/>
+        <w:ind w:left="170"/>
         <w:pBdr>
-          <w:left w:val="single" w:sz="20" w:space="6" w:color="1E5631"/>
+          <w:left w:val="single" w:sz="18" w:space="4" w:color="1E4620"/>
         </w:pBdr>
-      </w:pPr>
-      <w:r>
-        <w:rPr>
-          <w:sz w:val="20"/>
+        <w:shd w:val="clear" w:fill="F2F5FA"/>
+      </w:pPr>
+      <w:r>
+        <w:rPr>
+          <w:b w:val="0"/>
         </w:rPr>
         <w:t>"涅槃，即远离(NI)所谓的贪欲和欲望。"</w:t>
       </w:r>
     </w:p>
     <w:p>
       <w:pPr>
-        <w:spacing w:before="40" w:after="80"/>
-        <w:ind w:left="283"/>
-        <w:shd w:val="clear" w:color="auto" w:fill="EDF6EF"/>
+        <w:ind w:left="170"/>
         <w:pBdr>
-          <w:left w:val="single" w:sz="20" w:space="6" w:color="1E5631"/>
+          <w:left w:val="single" w:sz="18" w:space="4" w:color="1E4620"/>
         </w:pBdr>
-      </w:pPr>
-      <w:r>
-        <w:rPr>
-          <w:sz w:val="20"/>
+        <w:shd w:val="clear" w:fill="F2F5FA"/>
+      </w:pPr>
+      <w:r>
+        <w:rPr>
+          <w:b w:val="0"/>
         </w:rPr>
         <w:t>众生只要被贪欲和执著所缚，就要造作新业，此业定会在无穷无尽的生死轮回中现行。当所有形式的的贪欲被消除之后，具有再生能力的业力停止了运作，此人即从生死轮回中解脱，而证涅槃。佛教的解脱是从不息的生死之中获得自在，而不仅仅是摆脱罪恶和地狱。</w:t>
       </w:r>
     </w:p>
     <w:p>
       <w:pPr>
-        <w:spacing w:before="40" w:after="80"/>
-        <w:ind w:left="283"/>
-        <w:shd w:val="clear" w:color="auto" w:fill="EDF6EF"/>
+        <w:ind w:left="170"/>
         <w:pBdr>
-          <w:left w:val="single" w:sz="20" w:space="6" w:color="1E5631"/>
+          <w:left w:val="single" w:sz="18" w:space="4" w:color="1E4620"/>
         </w:pBdr>
-      </w:pPr>
-      <w:r>
-        <w:rPr>
-          <w:sz w:val="20"/>
+        <w:shd w:val="clear" w:fill="F2F5FA"/>
+      </w:pPr>
+      <w:r>
+        <w:rPr>
+          <w:b w:val="0"/>
         </w:rPr>
         <w:t>涅槃也被解释为贪、瞋、痴三火的熄灭。</w:t>
       </w:r>
     </w:p>
     <w:p>
       <w:pPr>
-        <w:spacing w:before="40" w:after="80"/>
-        <w:ind w:left="283"/>
-        <w:shd w:val="clear" w:color="auto" w:fill="EDF6EF"/>
+        <w:ind w:left="170"/>
         <w:pBdr>
-          <w:left w:val="single" w:sz="20" w:space="6" w:color="1E5631"/>
+          <w:left w:val="single" w:sz="18" w:space="4" w:color="1E4620"/>
         </w:pBdr>
-      </w:pPr>
-      <w:r>
-        <w:rPr>
-          <w:sz w:val="20"/>
+        <w:shd w:val="clear" w:fill="F2F5FA"/>
+      </w:pPr>
+      <w:r>
+        <w:rPr>
+          <w:b w:val="0"/>
         </w:rPr>
         <w:t>"三界如火坑。"佛陀说道，"是什么火点燃了此火坑？是由贪、瞋、痴；是由生、老、死、悲伤、忧恼、痛苦、哀愁、绝望等所点燃。"</w:t>
       </w:r>
     </w:p>
     <w:p>
       <w:pPr>
-        <w:spacing w:before="40" w:after="80"/>
-        <w:ind w:left="283"/>
-        <w:shd w:val="clear" w:color="auto" w:fill="EDF6EF"/>
+        <w:ind w:left="170"/>
         <w:pBdr>
-          <w:left w:val="single" w:sz="20" w:space="6" w:color="1E5631"/>
+          <w:left w:val="single" w:sz="18" w:space="4" w:color="1E4620"/>
         </w:pBdr>
-      </w:pPr>
-      <w:r>
-        <w:rPr>
-          <w:sz w:val="20"/>
+        <w:shd w:val="clear" w:fill="F2F5FA"/>
+      </w:pPr>
+      <w:r>
+        <w:rPr>
+          <w:b w:val="0"/>
         </w:rPr>
         <w:t>一方面，涅槃可以被解释为这些毒火的熄灭。但是，切不可把此涅槃认为仅仅是此毒火的熄灭，熄灭不是没有的意思，在这里，毒火的熄灭本身就是涅槃的获证。</w:t>
       </w:r>
     </w:p>
     <w:p>
-      <w:pPr>
-        <w:spacing w:before="120" w:after="80"/>
-      </w:pPr>
-      <w:r>
-        <w:rPr>
-          <w:rFonts w:ascii="Microsoft YaHei" w:hAnsi="Microsoft YaHei" w:eastAsia="Microsoft YaHei"/>
+      <w:r>
+        <w:rPr>
           <w:b/>
-          <w:color w:val="1E5631"/>
-          <w:sz w:val="25"/>
+          <w:color w:val="1E4620"/>
+          <w:sz w:val="23"/>
         </w:rPr>
         <w:t>二、涅槃组 · 第三十三章 涅槃（涅槃是虚无？／有余涅槃和无余涅槃）</w:t>
       </w:r>
     </w:p>
     <w:p>
       <w:pPr>
-        <w:spacing w:before="40" w:after="80"/>
-        <w:ind w:left="283"/>
-        <w:shd w:val="clear" w:color="auto" w:fill="EDF6EF"/>
+        <w:ind w:left="170"/>
         <w:pBdr>
-          <w:left w:val="single" w:sz="20" w:space="6" w:color="1E5631"/>
+          <w:left w:val="single" w:sz="18" w:space="4" w:color="1E4620"/>
         </w:pBdr>
-      </w:pPr>
-      <w:r>
-        <w:rPr>
-          <w:sz w:val="20"/>
+        <w:shd w:val="clear" w:fill="F2F5FA"/>
+      </w:pPr>
+      <w:r>
+        <w:rPr>
+          <w:b w:val="0"/>
         </w:rPr>
         <w:t>说涅槃是虚无仅仅是因为人们还不能以五根来构思它，这同瞎子看不见，就说灯不存在一样不符逻辑。在一个很流行的寓言故事中，一条终生生活在水中的鱼同一只乌龟进行了辨论，并得意洋洋地作出结论：陆地不存在，因为牠得到的回答都是否定。</w:t>
       </w:r>
     </w:p>
     <w:p>
       <w:pPr>
-        <w:spacing w:before="40" w:after="80"/>
-        <w:ind w:left="283"/>
-        <w:shd w:val="clear" w:color="auto" w:fill="EDF6EF"/>
+        <w:ind w:left="170"/>
         <w:pBdr>
-          <w:left w:val="single" w:sz="20" w:space="6" w:color="1E5631"/>
+          <w:left w:val="single" w:sz="18" w:space="4" w:color="1E4620"/>
         </w:pBdr>
-      </w:pPr>
-      <w:r>
-        <w:rPr>
-          <w:sz w:val="20"/>
+        <w:shd w:val="clear" w:fill="F2F5FA"/>
+      </w:pPr>
+      <w:r>
+        <w:rPr>
+          <w:b w:val="0"/>
         </w:rPr>
         <w:t>很久很久以前，有一条鱼，只因一生以水为生，除水以外，其它一无所知。一天，牠游到一天到晚嬉耍的池塘里。在这里，牠遇到其好友，一只刚从陆地上郊游回来的乌龟。</w:t>
       </w:r>
     </w:p>
     <w:p>
       <w:pPr>
-        <w:spacing w:before="40" w:after="80"/>
-        <w:ind w:left="283"/>
-        <w:shd w:val="clear" w:color="auto" w:fill="EDF6EF"/>
+        <w:ind w:left="170"/>
         <w:pBdr>
-          <w:left w:val="single" w:sz="20" w:space="6" w:color="1E5631"/>
+          <w:left w:val="single" w:sz="18" w:space="4" w:color="1E4620"/>
         </w:pBdr>
-      </w:pPr>
-      <w:r>
-        <w:rPr>
-          <w:sz w:val="20"/>
+        <w:shd w:val="clear" w:fill="F2F5FA"/>
+      </w:pPr>
+      <w:r>
+        <w:rPr>
+          <w:b w:val="0"/>
         </w:rPr>
         <w:t>"你好，乌龟先生，"鱼说道，"好久不见了，你到哪里去了？"</w:t>
       </w:r>
     </w:p>
     <w:p>
       <w:pPr>
-        <w:spacing w:before="40" w:after="80"/>
-        <w:ind w:left="283"/>
-        <w:shd w:val="clear" w:color="auto" w:fill="EDF6EF"/>
+        <w:ind w:left="170"/>
         <w:pBdr>
-          <w:left w:val="single" w:sz="20" w:space="6" w:color="1E5631"/>
+          <w:left w:val="single" w:sz="18" w:space="4" w:color="1E4620"/>
         </w:pBdr>
-      </w:pPr>
-      <w:r>
-        <w:rPr>
-          <w:sz w:val="20"/>
+        <w:shd w:val="clear" w:fill="F2F5FA"/>
+      </w:pPr>
+      <w:r>
+        <w:rPr>
+          <w:b w:val="0"/>
         </w:rPr>
         <w:t>"噢，我刚从陆地旅游回来。"乌龟说道。</w:t>
       </w:r>
     </w:p>
     <w:p>
       <w:pPr>
-        <w:spacing w:before="40" w:after="80"/>
-        <w:ind w:left="283"/>
-        <w:shd w:val="clear" w:color="auto" w:fill="EDF6EF"/>
+        <w:ind w:left="170"/>
         <w:pBdr>
-          <w:left w:val="single" w:sz="20" w:space="6" w:color="1E5631"/>
+          <w:left w:val="single" w:sz="18" w:space="4" w:color="1E4620"/>
         </w:pBdr>
-      </w:pPr>
-      <w:r>
-        <w:rPr>
-          <w:sz w:val="20"/>
+        <w:shd w:val="clear" w:fill="F2F5FA"/>
+      </w:pPr>
+      <w:r>
+        <w:rPr>
+          <w:b w:val="0"/>
         </w:rPr>
         <w:t>"陆地！"鱼大声叫了起来，"你是说陆地，什么叫陆地？没有陆地，我根本没有见过。所公陆地是不存在的。"</w:t>
       </w:r>
     </w:p>
     <w:p>
       <w:pPr>
-        <w:spacing w:before="40" w:after="80"/>
-        <w:ind w:left="283"/>
-        <w:shd w:val="clear" w:color="auto" w:fill="EDF6EF"/>
+        <w:ind w:left="170"/>
         <w:pBdr>
-          <w:left w:val="single" w:sz="20" w:space="6" w:color="1E5631"/>
+          <w:left w:val="single" w:sz="18" w:space="4" w:color="1E4620"/>
         </w:pBdr>
-      </w:pPr>
-      <w:r>
-        <w:rPr>
-          <w:sz w:val="20"/>
+        <w:shd w:val="clear" w:fill="F2F5FA"/>
+      </w:pPr>
+      <w:r>
+        <w:rPr>
+          <w:b w:val="0"/>
         </w:rPr>
         <w:t>"好呀！如果你愿意的话，你完全可以这么认为，没有人想阻拦你。但不管你怎么说，我去了那儿。"乌龟心平气和地说道。</w:t>
       </w:r>
     </w:p>
     <w:p>
       <w:pPr>
-        <w:spacing w:before="40" w:after="80"/>
-        <w:ind w:left="283"/>
-        <w:shd w:val="clear" w:color="auto" w:fill="EDF6EF"/>
+        <w:ind w:left="170"/>
         <w:pBdr>
-          <w:left w:val="single" w:sz="20" w:space="6" w:color="1E5631"/>
+          <w:left w:val="single" w:sz="18" w:space="4" w:color="1E4620"/>
         </w:pBdr>
-      </w:pPr>
-      <w:r>
-        <w:rPr>
-          <w:sz w:val="20"/>
+        <w:shd w:val="clear" w:fill="F2F5FA"/>
+      </w:pPr>
+      <w:r>
+        <w:rPr>
+          <w:b w:val="0"/>
         </w:rPr>
         <w:t>"哎呀！说话要有理智，告诉我，你所说的陆地像什么样子，都很潮湿？"</w:t>
       </w:r>
     </w:p>
     <w:p>
       <w:pPr>
-        <w:spacing w:before="40" w:after="80"/>
-        <w:ind w:left="283"/>
-        <w:shd w:val="clear" w:color="auto" w:fill="EDF6EF"/>
+        <w:ind w:left="170"/>
         <w:pBdr>
-          <w:left w:val="single" w:sz="20" w:space="6" w:color="1E5631"/>
+          <w:left w:val="single" w:sz="18" w:space="4" w:color="1E4620"/>
         </w:pBdr>
-      </w:pPr>
-      <w:r>
-        <w:rPr>
-          <w:sz w:val="20"/>
+        <w:shd w:val="clear" w:fill="F2F5FA"/>
+      </w:pPr>
+      <w:r>
+        <w:rPr>
+          <w:b w:val="0"/>
         </w:rPr>
         <w:t>"不，不潮湿。"乌龟说道。</w:t>
       </w:r>
     </w:p>
     <w:p>
       <w:pPr>
-        <w:spacing w:before="40" w:after="80"/>
-        <w:ind w:left="283"/>
-        <w:shd w:val="clear" w:color="auto" w:fill="EDF6EF"/>
+        <w:ind w:left="170"/>
         <w:pBdr>
-          <w:left w:val="single" w:sz="20" w:space="6" w:color="1E5631"/>
+          <w:left w:val="single" w:sz="18" w:space="4" w:color="1E4620"/>
         </w:pBdr>
-      </w:pPr>
-      <w:r>
-        <w:rPr>
-          <w:sz w:val="20"/>
+        <w:shd w:val="clear" w:fill="F2F5FA"/>
+      </w:pPr>
+      <w:r>
+        <w:rPr>
+          <w:b w:val="0"/>
         </w:rPr>
         <w:t>"那里很美观、清洁、凉爽吗？"鱼问道。</w:t>
       </w:r>
     </w:p>
     <w:p>
       <w:pPr>
-        <w:spacing w:before="40" w:after="80"/>
-        <w:ind w:left="283"/>
-        <w:shd w:val="clear" w:color="auto" w:fill="EDF6EF"/>
+        <w:ind w:left="170"/>
         <w:pBdr>
-          <w:left w:val="single" w:sz="20" w:space="6" w:color="1E5631"/>
+          <w:left w:val="single" w:sz="18" w:space="4" w:color="1E4620"/>
         </w:pBdr>
-      </w:pPr>
-      <w:r>
-        <w:rPr>
-          <w:sz w:val="20"/>
+        <w:shd w:val="clear" w:fill="F2F5FA"/>
+      </w:pPr>
+      <w:r>
+        <w:rPr>
+          <w:b w:val="0"/>
         </w:rPr>
         <w:t>"不，那里不美观，不清洁，不凉爽？"鱼问道。</w:t>
       </w:r>
     </w:p>
     <w:p>
       <w:pPr>
-        <w:spacing w:before="40" w:after="80"/>
-        <w:ind w:left="283"/>
-        <w:shd w:val="clear" w:color="auto" w:fill="EDF6EF"/>
+        <w:ind w:left="170"/>
         <w:pBdr>
-          <w:left w:val="single" w:sz="20" w:space="6" w:color="1E5631"/>
+          <w:left w:val="single" w:sz="18" w:space="4" w:color="1E4620"/>
         </w:pBdr>
-      </w:pPr>
-      <w:r>
-        <w:rPr>
-          <w:sz w:val="20"/>
+        <w:shd w:val="clear" w:fill="F2F5FA"/>
+      </w:pPr>
+      <w:r>
+        <w:rPr>
+          <w:b w:val="0"/>
         </w:rPr>
         <w:t>"那里是透明的吗？灯光可以穿过？"</w:t>
       </w:r>
     </w:p>
     <w:p>
       <w:pPr>
-        <w:spacing w:before="40" w:after="80"/>
-        <w:ind w:left="283"/>
-        <w:shd w:val="clear" w:color="auto" w:fill="EDF6EF"/>
+        <w:ind w:left="170"/>
         <w:pBdr>
-          <w:left w:val="single" w:sz="20" w:space="6" w:color="1E5631"/>
+          <w:left w:val="single" w:sz="18" w:space="4" w:color="1E4620"/>
         </w:pBdr>
-      </w:pPr>
-      <w:r>
-        <w:rPr>
-          <w:sz w:val="20"/>
+        <w:shd w:val="clear" w:fill="F2F5FA"/>
+      </w:pPr>
+      <w:r>
+        <w:rPr>
+          <w:b w:val="0"/>
         </w:rPr>
         <w:t>"不，不透明，灯光不可以任意穿过。"</w:t>
       </w:r>
     </w:p>
     <w:p>
       <w:pPr>
-        <w:spacing w:before="40" w:after="80"/>
-        <w:ind w:left="283"/>
-        <w:shd w:val="clear" w:color="auto" w:fill="EDF6EF"/>
+        <w:ind w:left="170"/>
         <w:pBdr>
-          <w:left w:val="single" w:sz="20" w:space="6" w:color="1E5631"/>
+          <w:left w:val="single" w:sz="18" w:space="4" w:color="1E4620"/>
         </w:pBdr>
-      </w:pPr>
-      <w:r>
-        <w:rPr>
-          <w:sz w:val="20"/>
+        <w:shd w:val="clear" w:fill="F2F5FA"/>
+      </w:pPr>
+      <w:r>
+        <w:rPr>
+          <w:b w:val="0"/>
         </w:rPr>
         <w:t>"那里很柔软，形状易变，我可以划动我的双翅，迎头穿过？"</w:t>
       </w:r>
     </w:p>
     <w:p>
       <w:pPr>
-        <w:spacing w:before="40" w:after="80"/>
-        <w:ind w:left="283"/>
-        <w:shd w:val="clear" w:color="auto" w:fill="EDF6EF"/>
+        <w:ind w:left="170"/>
         <w:pBdr>
-          <w:left w:val="single" w:sz="20" w:space="6" w:color="1E5631"/>
+          <w:left w:val="single" w:sz="18" w:space="4" w:color="1E4620"/>
         </w:pBdr>
-      </w:pPr>
-      <w:r>
-        <w:rPr>
-          <w:sz w:val="20"/>
+        <w:shd w:val="clear" w:fill="F2F5FA"/>
+      </w:pPr>
+      <w:r>
+        <w:rPr>
+          <w:b w:val="0"/>
         </w:rPr>
         <w:t>"不，那里并不柔软和易变，你不能在裡面游水。"</w:t>
       </w:r>
     </w:p>
     <w:p>
       <w:pPr>
-        <w:spacing w:before="40" w:after="80"/>
-        <w:ind w:left="283"/>
-        <w:shd w:val="clear" w:color="auto" w:fill="EDF6EF"/>
+        <w:ind w:left="170"/>
         <w:pBdr>
-          <w:left w:val="single" w:sz="20" w:space="6" w:color="1E5631"/>
+          <w:left w:val="single" w:sz="18" w:space="4" w:color="1E4620"/>
         </w:pBdr>
-      </w:pPr>
-      <w:r>
-        <w:rPr>
-          <w:sz w:val="20"/>
+        <w:shd w:val="clear" w:fill="F2F5FA"/>
+      </w:pPr>
+      <w:r>
+        <w:rPr>
+          <w:b w:val="0"/>
         </w:rPr>
         <w:t>"那里像溪水一样泄淌吗？"</w:t>
       </w:r>
     </w:p>
     <w:p>
       <w:pPr>
-        <w:spacing w:before="40" w:after="80"/>
-        <w:ind w:left="283"/>
-        <w:shd w:val="clear" w:color="auto" w:fill="EDF6EF"/>
+        <w:ind w:left="170"/>
         <w:pBdr>
-          <w:left w:val="single" w:sz="20" w:space="6" w:color="1E5631"/>
+          <w:left w:val="single" w:sz="18" w:space="4" w:color="1E4620"/>
         </w:pBdr>
-      </w:pPr>
-      <w:r>
-        <w:rPr>
-          <w:sz w:val="20"/>
+        <w:shd w:val="clear" w:fill="F2F5FA"/>
+      </w:pPr>
+      <w:r>
+        <w:rPr>
+          <w:b w:val="0"/>
         </w:rPr>
         <w:t>"不，那里并不条溪水一样流淌。"</w:t>
       </w:r>
     </w:p>
     <w:p>
       <w:pPr>
-        <w:spacing w:before="40" w:after="80"/>
-        <w:ind w:left="283"/>
-        <w:shd w:val="clear" w:color="auto" w:fill="EDF6EF"/>
+        <w:ind w:left="170"/>
         <w:pBdr>
-          <w:left w:val="single" w:sz="20" w:space="6" w:color="1E5631"/>
+          <w:left w:val="single" w:sz="18" w:space="4" w:color="1E4620"/>
         </w:pBdr>
-      </w:pPr>
-      <w:r>
-        <w:rPr>
-          <w:sz w:val="20"/>
+        <w:shd w:val="clear" w:fill="F2F5FA"/>
+      </w:pPr>
+      <w:r>
+        <w:rPr>
+          <w:b w:val="0"/>
         </w:rPr>
         <w:t>"那里会掀起白沫色的波浪？"鱼又问道，它已经不耐烦了这一连串的不。</w:t>
       </w:r>
     </w:p>
     <w:p>
       <w:pPr>
-        <w:spacing w:before="40" w:after="80"/>
-        <w:ind w:left="283"/>
-        <w:shd w:val="clear" w:color="auto" w:fill="EDF6EF"/>
+        <w:ind w:left="170"/>
         <w:pBdr>
-          <w:left w:val="single" w:sz="20" w:space="6" w:color="1E5631"/>
+          <w:left w:val="single" w:sz="18" w:space="4" w:color="1E4620"/>
         </w:pBdr>
-      </w:pPr>
-      <w:r>
-        <w:rPr>
-          <w:sz w:val="20"/>
+        <w:shd w:val="clear" w:fill="F2F5FA"/>
+      </w:pPr>
+      <w:r>
+        <w:rPr>
+          <w:b w:val="0"/>
         </w:rPr>
         <w:t>"不，"乌龟回答道，"我从来没有见过那里有波浪掀起。"</w:t>
       </w:r>
     </w:p>
     <w:p>
       <w:pPr>
-        <w:spacing w:before="40" w:after="80"/>
-        <w:ind w:left="283"/>
-        <w:shd w:val="clear" w:color="auto" w:fill="EDF6EF"/>
+        <w:ind w:left="170"/>
         <w:pBdr>
-          <w:left w:val="single" w:sz="20" w:space="6" w:color="1E5631"/>
+          <w:left w:val="single" w:sz="18" w:space="4" w:color="1E4620"/>
         </w:pBdr>
-      </w:pPr>
-      <w:r>
-        <w:rPr>
-          <w:sz w:val="20"/>
+        <w:shd w:val="clear" w:fill="F2F5FA"/>
+      </w:pPr>
+      <w:r>
+        <w:rPr>
+          <w:b w:val="0"/>
         </w:rPr>
         <w:t>"你看，"鱼似胜利者的姿态得意地说道，"我早就说过，你所说的陆地是不存在的。我刚才已问了，你也作了回答，那里什么都不是，不湿不凉，不明不软，不像溪流也没有波浪，既然不是其中的任何一个，那其它还会什么？你不要再说了。"</w:t>
       </w:r>
     </w:p>
     <w:p>
       <w:pPr>
-        <w:spacing w:before="40" w:after="80"/>
-        <w:ind w:left="283"/>
-        <w:shd w:val="clear" w:color="auto" w:fill="EDF6EF"/>
+        <w:ind w:left="170"/>
         <w:pBdr>
-          <w:left w:val="single" w:sz="20" w:space="6" w:color="1E5631"/>
+          <w:left w:val="single" w:sz="18" w:space="4" w:color="1E4620"/>
         </w:pBdr>
-      </w:pPr>
-      <w:r>
-        <w:rPr>
-          <w:sz w:val="20"/>
+        <w:shd w:val="clear" w:fill="F2F5FA"/>
+      </w:pPr>
+      <w:r>
+        <w:rPr>
+          <w:b w:val="0"/>
         </w:rPr>
         <w:t>"好，好，"乌龟说道，"你如果顽固坚持陆地非有，我也只好让你这么想了。但是，无论谁，只要牠即知道陆地又知道水，都会把你当成一条愚蠢的鱼，因为你以为你不明白的事就不存在。"说着，乌龟转过身去，把鱼抛在身后的小水池里，爬向陆地，又开始了新的一次旅游。</w:t>
       </w:r>
     </w:p>
     <w:p>
       <w:pPr>
-        <w:spacing w:before="40" w:after="80"/>
-        <w:ind w:left="283"/>
-        <w:shd w:val="clear" w:color="auto" w:fill="EDF6EF"/>
+        <w:ind w:left="170"/>
         <w:pBdr>
-          <w:left w:val="single" w:sz="20" w:space="6" w:color="1E5631"/>
+          <w:left w:val="single" w:sz="18" w:space="4" w:color="1E4620"/>
         </w:pBdr>
-      </w:pPr>
-      <w:r>
-        <w:rPr>
-          <w:sz w:val="20"/>
+        <w:shd w:val="clear" w:fill="F2F5FA"/>
+      </w:pPr>
+      <w:r>
+        <w:rPr>
+          <w:b w:val="0"/>
         </w:rPr>
         <w:t>从这一富有哲学的故事中，我们可以明明白白地看出，熟识水陆二地的乌龟无法说出陆地的特性，鱼也不可能想像出陆地，因为它只在水中生活。同样的，自由来往于世间出世间的阿罗汉，无法用世间语言准确地向世出世之法，世俗之人也不可能依存世间之智觉悟出世之法。</w:t>
       </w:r>
     </w:p>
     <w:p>
       <w:pPr>
-        <w:spacing w:before="40" w:after="80"/>
-        <w:ind w:left="283"/>
-        <w:shd w:val="clear" w:color="auto" w:fill="EDF6EF"/>
+        <w:ind w:left="170"/>
         <w:pBdr>
-          <w:left w:val="single" w:sz="20" w:space="6" w:color="1E5631"/>
+          <w:left w:val="single" w:sz="18" w:space="4" w:color="1E4620"/>
         </w:pBdr>
+        <w:shd w:val="clear" w:fill="F2F5FA"/>
       </w:pPr>
       <w:r>
         <w:rPr>
           <w:b/>
-          <w:sz w:val="20"/>
         </w:rPr>
         <w:t>【本周朗读段 · 结束】</w:t>
       </w:r>
       <w:r>
         <w:rPr>
-          <w:sz w:val="20"/>
+          <w:b w:val="0"/>
         </w:rPr>
         <w:t>（以下为默读／选读／延伸内容，时间富余时再读）</w:t>
       </w:r>
     </w:p>
     <w:p>
       <w:pPr>
-        <w:spacing w:before="40" w:after="80"/>
-        <w:ind w:left="283"/>
-        <w:shd w:val="clear" w:color="auto" w:fill="EDF6EF"/>
+        <w:ind w:left="170"/>
         <w:pBdr>
-          <w:left w:val="single" w:sz="20" w:space="6" w:color="1E5631"/>
+          <w:left w:val="single" w:sz="18" w:space="4" w:color="1E4620"/>
         </w:pBdr>
-      </w:pPr>
-      <w:r>
-        <w:rPr>
-          <w:sz w:val="20"/>
+        <w:shd w:val="clear" w:fill="F2F5FA"/>
+      </w:pPr>
+      <w:r>
+        <w:rPr>
+          <w:b w:val="0"/>
         </w:rPr>
         <w:t>如果说，涅槃是虚无，那它就有必要与空间相一致，涅槃和空间都是永恒不变的。涅槃是永恒的，是因为内无一物，而空间是无边际无时间。所以，简单地说，涅槃与空间的不同点在于：空间为无，涅槃为有。</w:t>
       </w:r>
     </w:p>
     <w:p>
       <w:pPr>
-        <w:spacing w:before="40" w:after="80"/>
-        <w:ind w:left="283"/>
-        <w:shd w:val="clear" w:color="auto" w:fill="EDF6EF"/>
+        <w:ind w:left="170"/>
         <w:pBdr>
-          <w:left w:val="single" w:sz="20" w:space="6" w:color="1E5631"/>
+          <w:left w:val="single" w:sz="18" w:space="4" w:color="1E4620"/>
         </w:pBdr>
-      </w:pPr>
-      <w:r>
-        <w:rPr>
-          <w:sz w:val="20"/>
+        <w:shd w:val="clear" w:fill="F2F5FA"/>
+      </w:pPr>
+      <w:r>
+        <w:rPr>
+          <w:b w:val="0"/>
         </w:rPr>
         <w:t>事实上，涅槃作为一精神获证之果，无可置疑地证明了涅槃非空无。如果涅槃是空无的话，佛陀肯定不会用如下这些词语来形容它的：无界(ananta)、无为(asamkhata)、不可思议(anupameya)、圆满(anuttara)、至高无上(para)、究竟(para)、至善皈依处(parayana)、安稳(tana)、平安(khema)、快乐(siva)、一真(kevala)、无所(analaya)、不灭(akkhara)、绝对的清静(visuddho)、出世界(lokuttara)、不死(amata)、解脱(mutti)、安乐(santi)。</w:t>
       </w:r>
     </w:p>
     <w:p>
       <w:pPr>
-        <w:spacing w:before="40" w:after="80"/>
-        <w:ind w:left="283"/>
-        <w:shd w:val="clear" w:color="auto" w:fill="EDF6EF"/>
+        <w:ind w:left="170"/>
         <w:pBdr>
-          <w:left w:val="single" w:sz="20" w:space="6" w:color="1E5631"/>
+          <w:left w:val="single" w:sz="18" w:space="4" w:color="1E4620"/>
         </w:pBdr>
-      </w:pPr>
-      <w:r>
-        <w:rPr>
-          <w:sz w:val="20"/>
+        <w:shd w:val="clear" w:fill="F2F5FA"/>
+      </w:pPr>
+      <w:r>
+        <w:rPr>
+          <w:b w:val="0"/>
         </w:rPr>
         <w:t>在《自说》和《本事》中，佛陀谈到涅槃时说：</w:t>
       </w:r>
     </w:p>
     <w:p>
       <w:pPr>
-        <w:spacing w:before="40" w:after="80"/>
-        <w:ind w:left="283"/>
-        <w:shd w:val="clear" w:color="auto" w:fill="EDF6EF"/>
+        <w:ind w:left="170"/>
         <w:pBdr>
-          <w:left w:val="single" w:sz="20" w:space="6" w:color="1E5631"/>
+          <w:left w:val="single" w:sz="18" w:space="4" w:color="1E4620"/>
         </w:pBdr>
-      </w:pPr>
-      <w:r>
-        <w:rPr>
-          <w:sz w:val="20"/>
+        <w:shd w:val="clear" w:fill="F2F5FA"/>
+      </w:pPr>
+      <w:r>
+        <w:rPr>
+          <w:b w:val="0"/>
         </w:rPr>
         <w:t>"众比丘，不生，非缘起，无造作、无为之境实有。诸比丘，若无此不生，非缘起、无造作、无为之境，则不得从生、缘起、造作、有为中获解脱。正因实有不幸，非缘起、无造作、无为之境，则能从生、缘起、造作、有为之法中得到解脱。"</w:t>
       </w:r>
     </w:p>
     <w:p>
       <w:pPr>
-        <w:spacing w:before="40" w:after="80"/>
-        <w:ind w:left="283"/>
-        <w:shd w:val="clear" w:color="auto" w:fill="EDF6EF"/>
+        <w:ind w:left="170"/>
         <w:pBdr>
-          <w:left w:val="single" w:sz="20" w:space="6" w:color="1E5631"/>
+          <w:left w:val="single" w:sz="18" w:space="4" w:color="1E4620"/>
         </w:pBdr>
-      </w:pPr>
-      <w:r>
-        <w:rPr>
-          <w:sz w:val="20"/>
+        <w:shd w:val="clear" w:fill="F2F5FA"/>
+      </w:pPr>
+      <w:r>
+        <w:rPr>
+          <w:b w:val="0"/>
         </w:rPr>
         <w:t>因此，佛法中的涅槃，既非非有，亦非断灭，可以明确说它非一物，不可圆满地以世俗之言准确无误地说它是何物，其实是独一自证。</w:t>
       </w:r>
     </w:p>
     <w:p>
       <w:pPr>
-        <w:spacing w:before="40" w:after="80"/>
-        <w:ind w:left="283"/>
-        <w:shd w:val="clear" w:color="auto" w:fill="EDF6EF"/>
+        <w:ind w:left="170"/>
         <w:pBdr>
-          <w:left w:val="single" w:sz="20" w:space="6" w:color="1E5631"/>
+          <w:left w:val="single" w:sz="18" w:space="4" w:color="1E4620"/>
         </w:pBdr>
-      </w:pPr>
-      <w:r>
-        <w:rPr>
-          <w:sz w:val="20"/>
+        <w:shd w:val="clear" w:fill="F2F5FA"/>
+      </w:pPr>
+      <w:r>
+        <w:rPr>
+          <w:b w:val="0"/>
         </w:rPr>
         <w:t>许多典籍大篇地引用了阐述了有余涅槃和无余涅槃。</w:t>
       </w:r>
     </w:p>
     <w:p>
       <w:pPr>
-        <w:spacing w:before="40" w:after="80"/>
-        <w:ind w:left="283"/>
-        <w:shd w:val="clear" w:color="auto" w:fill="EDF6EF"/>
+        <w:ind w:left="170"/>
         <w:pBdr>
-          <w:left w:val="single" w:sz="20" w:space="6" w:color="1E5631"/>
+          <w:left w:val="single" w:sz="18" w:space="4" w:color="1E4620"/>
         </w:pBdr>
-      </w:pPr>
-      <w:r>
-        <w:rPr>
-          <w:sz w:val="20"/>
+        <w:shd w:val="clear" w:fill="F2F5FA"/>
+      </w:pPr>
+      <w:r>
+        <w:rPr>
+          <w:b w:val="0"/>
         </w:rPr>
         <w:t>事实上，此二非二，实为同一，只是因生前或后所得而异名。</w:t>
       </w:r>
     </w:p>
     <w:p>
       <w:pPr>
-        <w:spacing w:before="40" w:after="80"/>
-        <w:ind w:left="283"/>
-        <w:shd w:val="clear" w:color="auto" w:fill="EDF6EF"/>
+        <w:ind w:left="170"/>
         <w:pBdr>
-          <w:left w:val="single" w:sz="20" w:space="6" w:color="1E5631"/>
+          <w:left w:val="single" w:sz="18" w:space="4" w:color="1E4620"/>
         </w:pBdr>
-      </w:pPr>
-      <w:r>
-        <w:rPr>
-          <w:sz w:val="20"/>
+        <w:shd w:val="clear" w:fill="F2F5FA"/>
+      </w:pPr>
+      <w:r>
+        <w:rPr>
+          <w:b w:val="0"/>
         </w:rPr>
         <w:t>如果修学者自己有足够的修证，即可今生成就涅槃。佛教没有在任何地方说过，究竟涅槃仅来生可证，这就区分了佛教的涅槃与非佛教只有后世才能进入的永恒天堂。</w:t>
       </w:r>
     </w:p>
     <w:p>
       <w:pPr>
-        <w:spacing w:before="40" w:after="80"/>
-        <w:ind w:left="283"/>
-        <w:shd w:val="clear" w:color="auto" w:fill="EDF6EF"/>
+        <w:ind w:left="170"/>
         <w:pBdr>
-          <w:left w:val="single" w:sz="20" w:space="6" w:color="1E5631"/>
+          <w:left w:val="single" w:sz="18" w:space="4" w:color="1E4620"/>
         </w:pBdr>
-      </w:pPr>
-      <w:r>
-        <w:rPr>
-          <w:sz w:val="20"/>
+        <w:shd w:val="clear" w:fill="F2F5FA"/>
+      </w:pPr>
+      <w:r>
+        <w:rPr>
+          <w:b w:val="0"/>
         </w:rPr>
         <w:t>此生即证涅槃为有余涅槃：阿罗汉毁身后，证究竟涅槃，无物质残余的存在，名无余涅槃。</w:t>
       </w:r>
     </w:p>
     <w:p>
       <w:pPr>
-        <w:spacing w:before="40" w:after="80"/>
-        <w:ind w:left="283"/>
-        <w:shd w:val="clear" w:color="auto" w:fill="EDF6EF"/>
+        <w:ind w:left="170"/>
         <w:pBdr>
-          <w:left w:val="single" w:sz="20" w:space="6" w:color="1E5631"/>
+          <w:left w:val="single" w:sz="18" w:space="4" w:color="1E4620"/>
         </w:pBdr>
-      </w:pPr>
-      <w:r>
-        <w:rPr>
-          <w:sz w:val="20"/>
+        <w:shd w:val="clear" w:fill="F2F5FA"/>
+      </w:pPr>
+      <w:r>
+        <w:rPr>
+          <w:b w:val="0"/>
         </w:rPr>
         <w:t>在《本事经》，佛陀宣说道：</w:t>
       </w:r>
     </w:p>
     <w:p>
       <w:pPr>
-        <w:spacing w:before="40" w:after="80"/>
-        <w:ind w:left="283"/>
-        <w:shd w:val="clear" w:color="auto" w:fill="EDF6EF"/>
+        <w:ind w:left="170"/>
         <w:pBdr>
-          <w:left w:val="single" w:sz="20" w:space="6" w:color="1E5631"/>
+          <w:left w:val="single" w:sz="18" w:space="4" w:color="1E4620"/>
         </w:pBdr>
-      </w:pPr>
-      <w:r>
-        <w:rPr>
-          <w:sz w:val="20"/>
+        <w:shd w:val="clear" w:fill="F2F5FA"/>
+      </w:pPr>
+      <w:r>
+        <w:rPr>
+          <w:b w:val="0"/>
         </w:rPr>
         <w:t>"诸比丘，涅槃有二，何为二？有依和无依。由此，诸比丘，即身断除烦恼，所作皆作，抛弃执著，获证圣果，砸碎生命枷锁，正如已得解脱，此人为阿罗汉，彼五根依然存在，只因不空此五根，故彼有苦乐之受，破除贪、瞋、痴名为有依涅槃。"</w:t>
       </w:r>
     </w:p>
     <w:p>
       <w:pPr>
-        <w:spacing w:before="40" w:after="80"/>
-        <w:ind w:left="283"/>
-        <w:shd w:val="clear" w:color="auto" w:fill="EDF6EF"/>
+        <w:ind w:left="170"/>
         <w:pBdr>
-          <w:left w:val="single" w:sz="20" w:space="6" w:color="1E5631"/>
+          <w:left w:val="single" w:sz="18" w:space="4" w:color="1E4620"/>
         </w:pBdr>
-      </w:pPr>
-      <w:r>
-        <w:rPr>
-          <w:sz w:val="20"/>
+        <w:shd w:val="clear" w:fill="F2F5FA"/>
+      </w:pPr>
+      <w:r>
+        <w:rPr>
+          <w:b w:val="0"/>
         </w:rPr>
         <w:t>"诸比丘，何为无余涅槃？由此，即身断除烦恼，……正知已得解脱，此生凄凉，不复有乐受，此名为依涅槃。"</w:t>
       </w:r>
     </w:p>
     <w:p>
-      <w:pPr>
-        <w:spacing w:before="120" w:after="80"/>
-      </w:pPr>
-      <w:r>
-        <w:rPr>
-          <w:rFonts w:ascii="Microsoft YaHei" w:hAnsi="Microsoft YaHei" w:eastAsia="Microsoft YaHei"/>
+      <w:r>
+        <w:rPr>
           <w:b/>
-          <w:color w:val="1E5631"/>
-          <w:sz w:val="25"/>
+          <w:color w:val="1E4620"/>
+          <w:sz w:val="23"/>
         </w:rPr>
         <w:t>三、涅槃组 · 第三十四章 涅槃体性（何为涅槃／涅槃于何处／什么获证涅槃）</w:t>
       </w:r>
     </w:p>
     <w:p>
       <w:pPr>
-        <w:spacing w:before="40" w:after="80"/>
-        <w:ind w:left="283"/>
-        <w:shd w:val="clear" w:color="auto" w:fill="EDF6EF"/>
+        <w:ind w:left="170"/>
         <w:pBdr>
-          <w:left w:val="single" w:sz="20" w:space="6" w:color="1E5631"/>
+          <w:left w:val="single" w:sz="18" w:space="4" w:color="1E4620"/>
         </w:pBdr>
-      </w:pPr>
-      <w:r>
-        <w:rPr>
-          <w:sz w:val="20"/>
-        </w:rPr>
-        <w:t>"朋友，何为涅槃？贪之熄灭，嗔之熄灭，痴之熄灭，此即为涅槃。" －《相应部》－</w:t>
-      </w:r>
-    </w:p>
-    <w:p>
-      <w:pPr>
-        <w:spacing w:before="40" w:after="80"/>
-        <w:ind w:left="283"/>
-        <w:shd w:val="clear" w:color="auto" w:fill="EDF6EF"/>
+        <w:shd w:val="clear" w:fill="F2F5FA"/>
+      </w:pPr>
+      <w:r>
+        <w:rPr>
+          <w:b w:val="0"/>
+        </w:rPr>
+        <w:t>"朋友，何为涅槃？贪之熄灭，嗔之熄灭，痴之熄灭，此即为涅槃。"</w:t>
+      </w:r>
+    </w:p>
+    <w:p>
+      <w:pPr>
+        <w:ind w:left="170"/>
         <w:pBdr>
-          <w:left w:val="single" w:sz="20" w:space="6" w:color="1E5631"/>
+          <w:left w:val="single" w:sz="18" w:space="4" w:color="1E4620"/>
         </w:pBdr>
-      </w:pPr>
-      <w:r>
-        <w:rPr>
-          <w:sz w:val="20"/>
+        <w:shd w:val="clear" w:fill="F2F5FA"/>
+      </w:pPr>
+      <w:r>
+        <w:rPr>
+          <w:b w:val="0"/>
+        </w:rPr>
+        <w:t>－《相应部》－</w:t>
+      </w:r>
+    </w:p>
+    <w:p>
+      <w:pPr>
+        <w:ind w:left="170"/>
+        <w:pBdr>
+          <w:left w:val="single" w:sz="18" w:space="4" w:color="1E4620"/>
+        </w:pBdr>
+        <w:shd w:val="clear" w:fill="F2F5FA"/>
+      </w:pPr>
+      <w:r>
+        <w:rPr>
+          <w:b w:val="0"/>
         </w:rPr>
         <w:t>与万有存在的娑婆世界相待，涅槃为永恒(dhuva)、美好(subha)、快乐(sukka).</w:t>
       </w:r>
     </w:p>
     <w:p>
       <w:pPr>
-        <w:spacing w:before="40" w:after="80"/>
-        <w:ind w:left="283"/>
-        <w:shd w:val="clear" w:color="auto" w:fill="EDF6EF"/>
+        <w:ind w:left="170"/>
         <w:pBdr>
-          <w:left w:val="single" w:sz="20" w:space="6" w:color="1E5631"/>
+          <w:left w:val="single" w:sz="18" w:space="4" w:color="1E4620"/>
         </w:pBdr>
-      </w:pPr>
-      <w:r>
-        <w:rPr>
-          <w:sz w:val="20"/>
+        <w:shd w:val="clear" w:fill="F2F5FA"/>
+      </w:pPr>
+      <w:r>
+        <w:rPr>
+          <w:b w:val="0"/>
         </w:rPr>
         <w:t>佛教认为，世间法和出生间法分成两个部分，即有为法(samkhata)和无为法(asamkhata)。</w:t>
       </w:r>
     </w:p>
     <w:p>
       <w:pPr>
-        <w:spacing w:before="40" w:after="80"/>
-        <w:ind w:left="283"/>
-        <w:shd w:val="clear" w:color="auto" w:fill="EDF6EF"/>
+        <w:ind w:left="170"/>
         <w:pBdr>
-          <w:left w:val="single" w:sz="20" w:space="6" w:color="1E5631"/>
+          <w:left w:val="single" w:sz="18" w:space="4" w:color="1E4620"/>
         </w:pBdr>
-      </w:pPr>
-      <w:r>
-        <w:rPr>
-          <w:sz w:val="20"/>
+        <w:shd w:val="clear" w:fill="F2F5FA"/>
+      </w:pPr>
+      <w:r>
+        <w:rPr>
+          <w:b w:val="0"/>
         </w:rPr>
         <w:t>"一切有为法皆有三相：生、老、灭。"</w:t>
       </w:r>
     </w:p>
     <w:p>
       <w:pPr>
-        <w:spacing w:before="40" w:after="80"/>
-        <w:ind w:left="283"/>
-        <w:shd w:val="clear" w:color="auto" w:fill="EDF6EF"/>
+        <w:ind w:left="170"/>
         <w:pBdr>
-          <w:left w:val="single" w:sz="20" w:space="6" w:color="1E5631"/>
+          <w:left w:val="single" w:sz="18" w:space="4" w:color="1E4620"/>
         </w:pBdr>
-      </w:pPr>
-      <w:r>
-        <w:rPr>
-          <w:sz w:val="20"/>
+        <w:shd w:val="clear" w:fill="F2F5FA"/>
+      </w:pPr>
+      <w:r>
+        <w:rPr>
+          <w:b w:val="0"/>
         </w:rPr>
         <w:t>佛陀和阿罗汉所悟证的涅槃为出世之法，它是非因缘生、故尔，它不在生有，变化和消失之内，它非生、非老、非死。严格讲来，涅槃既不是因，也不是果，所以它是独一无二。</w:t>
       </w:r>
     </w:p>
     <w:p>
       <w:pPr>
-        <w:spacing w:before="40" w:after="80"/>
-        <w:ind w:left="283"/>
-        <w:shd w:val="clear" w:color="auto" w:fill="EDF6EF"/>
+        <w:ind w:left="170"/>
         <w:pBdr>
-          <w:left w:val="single" w:sz="20" w:space="6" w:color="1E5631"/>
+          <w:left w:val="single" w:sz="18" w:space="4" w:color="1E4620"/>
         </w:pBdr>
-      </w:pPr>
-      <w:r>
-        <w:rPr>
-          <w:sz w:val="20"/>
+        <w:shd w:val="clear" w:fill="F2F5FA"/>
+      </w:pPr>
+      <w:r>
+        <w:rPr>
+          <w:b w:val="0"/>
         </w:rPr>
         <w:t>在《弥兰陀经》中，那先比丘这样回答这个问题：</w:t>
       </w:r>
     </w:p>
     <w:p>
       <w:pPr>
-        <w:spacing w:before="40" w:after="80"/>
-        <w:ind w:left="283"/>
-        <w:shd w:val="clear" w:color="auto" w:fill="EDF6EF"/>
+        <w:ind w:left="170"/>
         <w:pBdr>
-          <w:left w:val="single" w:sz="20" w:space="6" w:color="1E5631"/>
+          <w:left w:val="single" w:sz="18" w:space="4" w:color="1E4620"/>
         </w:pBdr>
-      </w:pPr>
-      <w:r>
-        <w:rPr>
-          <w:sz w:val="20"/>
+        <w:shd w:val="clear" w:fill="F2F5FA"/>
+      </w:pPr>
+      <w:r>
+        <w:rPr>
+          <w:b w:val="0"/>
         </w:rPr>
         <w:t>"观看东西南北上下四围，无有一处可为涅槃所处，而又无所不处。正确指导生命，以德为依，富有理念之人，或于希腊，或于亚历山大，或于拘萨罗，可以认识它。</w:t>
       </w:r>
     </w:p>
     <w:p>
       <w:pPr>
-        <w:spacing w:before="40" w:after="80"/>
-        <w:ind w:left="283"/>
-        <w:shd w:val="clear" w:color="auto" w:fill="EDF6EF"/>
+        <w:ind w:left="170"/>
         <w:pBdr>
-          <w:left w:val="single" w:sz="20" w:space="6" w:color="1E5631"/>
+          <w:left w:val="single" w:sz="18" w:space="4" w:color="1E4620"/>
         </w:pBdr>
-      </w:pPr>
-      <w:r>
-        <w:rPr>
-          <w:sz w:val="20"/>
+        <w:shd w:val="clear" w:fill="F2F5FA"/>
+      </w:pPr>
+      <w:r>
+        <w:rPr>
+          <w:b w:val="0"/>
         </w:rPr>
         <w:t>"正如火不被储藏于任何一特别之处，而是当必要因缘相聚时才生起。同样地，涅槃也不被说成存在于任何一处，而是当一些必要条件圆满时才证得。"</w:t>
       </w:r>
     </w:p>
     <w:p>
       <w:pPr>
-        <w:spacing w:before="40" w:after="80"/>
-        <w:ind w:left="283"/>
-        <w:shd w:val="clear" w:color="auto" w:fill="EDF6EF"/>
+        <w:ind w:left="170"/>
         <w:pBdr>
-          <w:left w:val="single" w:sz="20" w:space="6" w:color="1E5631"/>
+          <w:left w:val="single" w:sz="18" w:space="4" w:color="1E4620"/>
         </w:pBdr>
-      </w:pPr>
-      <w:r>
-        <w:rPr>
-          <w:sz w:val="20"/>
+        <w:shd w:val="clear" w:fill="F2F5FA"/>
+      </w:pPr>
+      <w:r>
+        <w:rPr>
+          <w:b w:val="0"/>
         </w:rPr>
         <w:t>在此，世界意指苦。所以，世界的终结，就是苦的熄灭，就这就是涅槃。</w:t>
       </w:r>
     </w:p>
     <w:p>
       <w:pPr>
-        <w:spacing w:before="40" w:after="80"/>
-        <w:ind w:left="283"/>
-        <w:shd w:val="clear" w:color="auto" w:fill="EDF6EF"/>
+        <w:ind w:left="170"/>
         <w:pBdr>
-          <w:left w:val="single" w:sz="20" w:space="6" w:color="1E5631"/>
+          <w:left w:val="single" w:sz="18" w:space="4" w:color="1E4620"/>
         </w:pBdr>
-      </w:pPr>
-      <w:r>
-        <w:rPr>
-          <w:sz w:val="20"/>
+        <w:shd w:val="clear" w:fill="F2F5FA"/>
+      </w:pPr>
+      <w:r>
+        <w:rPr>
+          <w:b w:val="0"/>
         </w:rPr>
         <w:t>一个人依此五呎之身而得涅槃，涅槃不是所造，也不是有所造作之事。</w:t>
       </w:r>
     </w:p>
     <w:p>
       <w:pPr>
-        <w:spacing w:before="40" w:after="80"/>
-        <w:ind w:left="283"/>
-        <w:shd w:val="clear" w:color="auto" w:fill="EDF6EF"/>
+        <w:ind w:left="170"/>
         <w:pBdr>
-          <w:left w:val="single" w:sz="20" w:space="6" w:color="1E5631"/>
+          <w:left w:val="single" w:sz="18" w:space="4" w:color="1E4620"/>
         </w:pBdr>
-      </w:pPr>
-      <w:r>
-        <w:rPr>
-          <w:sz w:val="20"/>
+        <w:shd w:val="clear" w:fill="F2F5FA"/>
+      </w:pPr>
+      <w:r>
+        <w:rPr>
+          <w:b w:val="0"/>
         </w:rPr>
         <w:t>涅槃存在于地水火风找不到依靠之处。</w:t>
       </w:r>
     </w:p>
     <w:p>
       <w:pPr>
-        <w:spacing w:before="40" w:after="80"/>
-        <w:ind w:left="283"/>
-        <w:shd w:val="clear" w:color="auto" w:fill="EDF6EF"/>
+        <w:ind w:left="170"/>
         <w:pBdr>
-          <w:left w:val="single" w:sz="20" w:space="6" w:color="1E5631"/>
+          <w:left w:val="single" w:sz="18" w:space="4" w:color="1E4620"/>
         </w:pBdr>
-      </w:pPr>
-      <w:r>
-        <w:rPr>
-          <w:sz w:val="20"/>
+        <w:shd w:val="clear" w:fill="F2F5FA"/>
+      </w:pPr>
+      <w:r>
+        <w:rPr>
+          <w:b w:val="0"/>
         </w:rPr>
         <w:t>因此，涅槃不是一种圣我滞残的天堂，而是一种我们可及之法(体证)。永恒的天堂提供人们所有希求的欲乐，在那里众生尽情地享受乐趣。但就实际看来，这是难以想像的，一个人绝不可能想像得出这样一个不变之地的存在。</w:t>
       </w:r>
     </w:p>
     <w:p>
       <w:pPr>
-        <w:spacing w:before="40" w:after="80"/>
-        <w:ind w:left="283"/>
-        <w:shd w:val="clear" w:color="auto" w:fill="EDF6EF"/>
+        <w:ind w:left="170"/>
         <w:pBdr>
-          <w:left w:val="single" w:sz="20" w:space="6" w:color="1E5631"/>
+          <w:left w:val="single" w:sz="18" w:space="4" w:color="1E4620"/>
         </w:pBdr>
-      </w:pPr>
-      <w:r>
-        <w:rPr>
-          <w:sz w:val="20"/>
+        <w:shd w:val="clear" w:fill="F2F5FA"/>
+      </w:pPr>
+      <w:r>
+        <w:rPr>
+          <w:b w:val="0"/>
         </w:rPr>
         <w:t>这个问题不得不被放在一边，因为佛教不承认有一恒常实体和不死灵魂的存在。</w:t>
       </w:r>
     </w:p>
     <w:p>
       <w:pPr>
-        <w:spacing w:before="40" w:after="80"/>
-        <w:ind w:left="283"/>
-        <w:shd w:val="clear" w:color="auto" w:fill="EDF6EF"/>
+        <w:ind w:left="170"/>
         <w:pBdr>
-          <w:left w:val="single" w:sz="20" w:space="6" w:color="1E5631"/>
+          <w:left w:val="single" w:sz="18" w:space="4" w:color="1E4620"/>
         </w:pBdr>
-      </w:pPr>
-      <w:r>
-        <w:rPr>
-          <w:sz w:val="20"/>
+        <w:shd w:val="clear" w:fill="F2F5FA"/>
+      </w:pPr>
+      <w:r>
+        <w:rPr>
+          <w:b w:val="0"/>
         </w:rPr>
         <w:t>所谓的有情众生，也就是我们经常听到的所谓灵魂的躯体，仅仅为一堆因缘造作之因素。</w:t>
       </w:r>
     </w:p>
     <w:p>
       <w:pPr>
-        <w:spacing w:before="40" w:after="80"/>
-        <w:ind w:left="283"/>
-        <w:shd w:val="clear" w:color="auto" w:fill="EDF6EF"/>
+        <w:ind w:left="170"/>
         <w:pBdr>
-          <w:left w:val="single" w:sz="20" w:space="6" w:color="1E5631"/>
+          <w:left w:val="single" w:sz="18" w:space="4" w:color="1E4620"/>
         </w:pBdr>
-      </w:pPr>
-      <w:r>
-        <w:rPr>
-          <w:sz w:val="20"/>
+        <w:shd w:val="clear" w:fill="F2F5FA"/>
+      </w:pPr>
+      <w:r>
+        <w:rPr>
+          <w:b w:val="0"/>
         </w:rPr>
         <w:t>根据佛教，所谓的众生是由心法和色法(Nama-rupa)组合而成，其本身就在闪电般地不停变化中，除此两种构造元素，不复存在永恒之灵魂和不变之实体，所谓的自我只不过是一幻觉而已。</w:t>
       </w:r>
     </w:p>
     <w:p>
       <w:pPr>
-        <w:spacing w:before="40" w:after="80"/>
-        <w:ind w:left="283"/>
-        <w:shd w:val="clear" w:color="auto" w:fill="EDF6EF"/>
+        <w:ind w:left="170"/>
         <w:pBdr>
-          <w:left w:val="single" w:sz="20" w:space="6" w:color="1E5631"/>
+          <w:left w:val="single" w:sz="18" w:space="4" w:color="1E4620"/>
         </w:pBdr>
-      </w:pPr>
-      <w:r>
-        <w:rPr>
-          <w:sz w:val="20"/>
+        <w:shd w:val="clear" w:fill="F2F5FA"/>
+      </w:pPr>
+      <w:r>
+        <w:rPr>
+          <w:b w:val="0"/>
         </w:rPr>
         <w:t>佛教不说永恒的灵魂和梦幻的自我，假设了一个强大的生命之流(santati)，孕育要有无明和贪欲的供给，生命就会无体止地迁流下去。当一个人祛除这两种根本大法，获证阿罗汉，在其最后涅槃时就停止了迁流。</w:t>
       </w:r>
     </w:p>
     <w:p>
       <w:pPr>
-        <w:spacing w:before="40" w:after="80"/>
-        <w:ind w:left="283"/>
-        <w:shd w:val="clear" w:color="auto" w:fill="EDF6EF"/>
+        <w:ind w:left="170"/>
         <w:pBdr>
-          <w:left w:val="single" w:sz="20" w:space="6" w:color="1E5631"/>
+          <w:left w:val="single" w:sz="18" w:space="4" w:color="1E4620"/>
         </w:pBdr>
-      </w:pPr>
-      <w:r>
-        <w:rPr>
-          <w:sz w:val="20"/>
+        <w:shd w:val="clear" w:fill="F2F5FA"/>
+      </w:pPr>
+      <w:r>
+        <w:rPr>
+          <w:b w:val="0"/>
         </w:rPr>
         <w:t>比丘尼阿罗汉金刚说：</w:t>
       </w:r>
     </w:p>
     <w:p>
       <w:pPr>
-        <w:spacing w:before="40" w:after="80"/>
-        <w:ind w:left="283"/>
-        <w:shd w:val="clear" w:color="auto" w:fill="EDF6EF"/>
+        <w:ind w:left="170"/>
         <w:pBdr>
-          <w:left w:val="single" w:sz="20" w:space="6" w:color="1E5631"/>
+          <w:left w:val="single" w:sz="18" w:space="4" w:color="1E4620"/>
         </w:pBdr>
-      </w:pPr>
-      <w:r>
-        <w:rPr>
-          <w:sz w:val="20"/>
-        </w:rPr>
-        <w:t>"当每一个零件都准备安置好， 轮车之词在我们心中产生， 正如当五蕴结合在一起时， 我们习惯上说是人类众生。"</w:t>
-      </w:r>
-    </w:p>
-    <w:p>
-      <w:pPr>
-        <w:spacing w:before="40" w:after="80"/>
-        <w:ind w:left="283"/>
-        <w:shd w:val="clear" w:color="auto" w:fill="EDF6EF"/>
+        <w:shd w:val="clear" w:fill="F2F5FA"/>
+      </w:pPr>
+      <w:r>
+        <w:rPr>
+          <w:b w:val="0"/>
+        </w:rPr>
+        <w:t>"当每一个零件都准备安置好，</w:t>
+      </w:r>
+    </w:p>
+    <w:p>
+      <w:pPr>
+        <w:ind w:left="170"/>
         <w:pBdr>
-          <w:left w:val="single" w:sz="20" w:space="6" w:color="1E5631"/>
+          <w:left w:val="single" w:sz="18" w:space="4" w:color="1E4620"/>
         </w:pBdr>
-      </w:pPr>
-      <w:r>
-        <w:rPr>
-          <w:sz w:val="20"/>
+        <w:shd w:val="clear" w:fill="F2F5FA"/>
+      </w:pPr>
+      <w:r>
+        <w:rPr>
+          <w:b w:val="0"/>
+        </w:rPr>
+        <w:t>轮车之词在我们心中产生，</w:t>
+      </w:r>
+    </w:p>
+    <w:p>
+      <w:pPr>
+        <w:ind w:left="170"/>
+        <w:pBdr>
+          <w:left w:val="single" w:sz="18" w:space="4" w:color="1E4620"/>
+        </w:pBdr>
+        <w:shd w:val="clear" w:fill="F2F5FA"/>
+      </w:pPr>
+      <w:r>
+        <w:rPr>
+          <w:b w:val="0"/>
+        </w:rPr>
+        <w:t>正如当五蕴结合在一起时，</w:t>
+      </w:r>
+    </w:p>
+    <w:p>
+      <w:pPr>
+        <w:ind w:left="170"/>
+        <w:pBdr>
+          <w:left w:val="single" w:sz="18" w:space="4" w:color="1E4620"/>
+        </w:pBdr>
+        <w:shd w:val="clear" w:fill="F2F5FA"/>
+      </w:pPr>
+      <w:r>
+        <w:rPr>
+          <w:b w:val="0"/>
+        </w:rPr>
+        <w:t>我们习惯上说是人类众生。"</w:t>
+      </w:r>
+    </w:p>
+    <w:p>
+      <w:pPr>
+        <w:ind w:left="170"/>
+        <w:pBdr>
+          <w:left w:val="single" w:sz="18" w:space="4" w:color="1E4620"/>
+        </w:pBdr>
+        <w:shd w:val="clear" w:fill="F2F5FA"/>
+      </w:pPr>
+      <w:r>
+        <w:rPr>
+          <w:b w:val="0"/>
         </w:rPr>
         <w:t>从传统方式来看，有人说阿罗汉获证无余涅槃，或住入涅槃。</w:t>
       </w:r>
     </w:p>
     <w:p>
       <w:pPr>
-        <w:spacing w:before="40" w:after="80"/>
-        <w:ind w:left="283"/>
-        <w:shd w:val="clear" w:color="auto" w:fill="EDF6EF"/>
+        <w:ind w:left="170"/>
         <w:pBdr>
-          <w:left w:val="single" w:sz="20" w:space="6" w:color="1E5631"/>
+          <w:left w:val="single" w:sz="18" w:space="4" w:color="1E4620"/>
         </w:pBdr>
-      </w:pPr>
-      <w:r>
-        <w:rPr>
-          <w:sz w:val="20"/>
+        <w:shd w:val="clear" w:fill="F2F5FA"/>
+      </w:pPr>
+      <w:r>
+        <w:rPr>
+          <w:b w:val="0"/>
         </w:rPr>
         <w:t>"就当下现前而言，即没一不变的自我，也没有一同体有情，更不用说在涅槃中有一自我，或灵魂的存在。"</w:t>
       </w:r>
     </w:p>
     <w:p>
       <w:pPr>
-        <w:spacing w:before="40" w:after="80"/>
-        <w:ind w:left="283"/>
-        <w:shd w:val="clear" w:color="auto" w:fill="EDF6EF"/>
+        <w:ind w:left="170"/>
         <w:pBdr>
-          <w:left w:val="single" w:sz="20" w:space="6" w:color="1E5631"/>
+          <w:left w:val="single" w:sz="18" w:space="4" w:color="1E4620"/>
         </w:pBdr>
-      </w:pPr>
-      <w:r>
-        <w:rPr>
-          <w:sz w:val="20"/>
+        <w:shd w:val="clear" w:fill="F2F5FA"/>
+      </w:pPr>
+      <w:r>
+        <w:rPr>
+          <w:b w:val="0"/>
         </w:rPr>
         <w:t>《清净道论》云：</w:t>
       </w:r>
     </w:p>
     <w:p>
       <w:pPr>
-        <w:spacing w:before="40" w:after="80"/>
-        <w:ind w:left="283"/>
-        <w:shd w:val="clear" w:color="auto" w:fill="EDF6EF"/>
+        <w:ind w:left="170"/>
         <w:pBdr>
-          <w:left w:val="single" w:sz="20" w:space="6" w:color="1E5631"/>
+          <w:left w:val="single" w:sz="18" w:space="4" w:color="1E4620"/>
         </w:pBdr>
-      </w:pPr>
-      <w:r>
-        <w:rPr>
-          <w:sz w:val="20"/>
-        </w:rPr>
-        <w:t>"只有苦的存在，而没有痛苦者的存在， 没有造作者，只有行为而已。 涅槃为有，但没有寻找涅槃之人， 有道路的存在，但是没有行者。"</w:t>
-      </w:r>
-    </w:p>
-    <w:p>
-      <w:pPr>
-        <w:spacing w:before="40" w:after="80"/>
-        <w:ind w:left="283"/>
-        <w:shd w:val="clear" w:color="auto" w:fill="EDF6EF"/>
+        <w:shd w:val="clear" w:fill="F2F5FA"/>
+      </w:pPr>
+      <w:r>
+        <w:rPr>
+          <w:b w:val="0"/>
+        </w:rPr>
+        <w:t>"只有苦的存在，而没有痛苦者的存在，</w:t>
+      </w:r>
+    </w:p>
+    <w:p>
+      <w:pPr>
+        <w:ind w:left="170"/>
         <w:pBdr>
-          <w:left w:val="single" w:sz="20" w:space="6" w:color="1E5631"/>
+          <w:left w:val="single" w:sz="18" w:space="4" w:color="1E4620"/>
         </w:pBdr>
-      </w:pPr>
-      <w:r>
-        <w:rPr>
-          <w:sz w:val="20"/>
+        <w:shd w:val="clear" w:fill="F2F5FA"/>
+      </w:pPr>
+      <w:r>
+        <w:rPr>
+          <w:b w:val="0"/>
+        </w:rPr>
+        <w:t>没有造作者，只有行为而已。</w:t>
+      </w:r>
+    </w:p>
+    <w:p>
+      <w:pPr>
+        <w:ind w:left="170"/>
+        <w:pBdr>
+          <w:left w:val="single" w:sz="18" w:space="4" w:color="1E4620"/>
+        </w:pBdr>
+        <w:shd w:val="clear" w:fill="F2F5FA"/>
+      </w:pPr>
+      <w:r>
+        <w:rPr>
+          <w:b w:val="0"/>
+        </w:rPr>
+        <w:t>涅槃为有，但没有寻找涅槃之人，</w:t>
+      </w:r>
+    </w:p>
+    <w:p>
+      <w:pPr>
+        <w:ind w:left="170"/>
+        <w:pBdr>
+          <w:left w:val="single" w:sz="18" w:space="4" w:color="1E4620"/>
+        </w:pBdr>
+        <w:shd w:val="clear" w:fill="F2F5FA"/>
+      </w:pPr>
+      <w:r>
+        <w:rPr>
+          <w:b w:val="0"/>
+        </w:rPr>
+        <w:t>有道路的存在，但是没有行者。"</w:t>
+      </w:r>
+    </w:p>
+    <w:p>
+      <w:pPr>
+        <w:ind w:left="170"/>
+        <w:pBdr>
+          <w:left w:val="single" w:sz="18" w:space="4" w:color="1E4620"/>
+        </w:pBdr>
+        <w:shd w:val="clear" w:fill="F2F5FA"/>
+      </w:pPr>
+      <w:r>
+        <w:rPr>
+          <w:b w:val="0"/>
         </w:rPr>
         <w:t>佛教的涅槃概念和印度的涅槃或解脱概念的不同点就在于，佛教徒以无永恒灵魂创世者。</w:t>
       </w:r>
     </w:p>
     <w:p>
       <w:pPr>
-        <w:spacing w:before="40" w:after="80"/>
-        <w:ind w:left="283"/>
-        <w:shd w:val="clear" w:color="auto" w:fill="EDF6EF"/>
+        <w:ind w:left="170"/>
         <w:pBdr>
-          <w:left w:val="single" w:sz="20" w:space="6" w:color="1E5631"/>
+          <w:left w:val="single" w:sz="18" w:space="4" w:color="1E4620"/>
         </w:pBdr>
-      </w:pPr>
-      <w:r>
-        <w:rPr>
-          <w:sz w:val="20"/>
+        <w:shd w:val="clear" w:fill="F2F5FA"/>
+      </w:pPr>
+      <w:r>
+        <w:rPr>
+          <w:b w:val="0"/>
         </w:rPr>
         <w:t>这就是为什么佛教不可被称常见或断见的原因。</w:t>
       </w:r>
     </w:p>
     <w:p>
       <w:pPr>
-        <w:spacing w:before="40" w:after="80"/>
-        <w:ind w:left="283"/>
-        <w:shd w:val="clear" w:color="auto" w:fill="EDF6EF"/>
+        <w:ind w:left="170"/>
         <w:pBdr>
-          <w:left w:val="single" w:sz="20" w:space="6" w:color="1E5631"/>
+          <w:left w:val="single" w:sz="18" w:space="4" w:color="1E4620"/>
         </w:pBdr>
-      </w:pPr>
-      <w:r>
-        <w:rPr>
-          <w:sz w:val="20"/>
+        <w:shd w:val="clear" w:fill="F2F5FA"/>
+      </w:pPr>
+      <w:r>
+        <w:rPr>
+          <w:b w:val="0"/>
         </w:rPr>
         <w:t>在涅槃之中，没有被永恒了的东西，也没有什么被断毁。</w:t>
       </w:r>
     </w:p>
     <w:p>
       <w:pPr>
-        <w:spacing w:before="40" w:after="80"/>
-        <w:ind w:left="283"/>
-        <w:shd w:val="clear" w:color="auto" w:fill="EDF6EF"/>
+        <w:ind w:left="170"/>
         <w:pBdr>
-          <w:left w:val="single" w:sz="20" w:space="6" w:color="1E5631"/>
+          <w:left w:val="single" w:sz="18" w:space="4" w:color="1E4620"/>
         </w:pBdr>
-      </w:pPr>
-      <w:r>
-        <w:rPr>
-          <w:sz w:val="20"/>
+        <w:shd w:val="clear" w:fill="F2F5FA"/>
+      </w:pPr>
+      <w:r>
+        <w:rPr>
+          <w:b w:val="0"/>
         </w:rPr>
         <w:t>正如埃德温，阿诺德爵士所说：</w:t>
       </w:r>
     </w:p>
     <w:p>
       <w:pPr>
-        <w:spacing w:before="40" w:after="80"/>
-        <w:ind w:left="283"/>
-        <w:shd w:val="clear" w:color="auto" w:fill="EDF6EF"/>
+        <w:ind w:left="170"/>
         <w:pBdr>
-          <w:left w:val="single" w:sz="20" w:space="6" w:color="1E5631"/>
+          <w:left w:val="single" w:sz="18" w:space="4" w:color="1E4620"/>
         </w:pBdr>
-      </w:pPr>
-      <w:r>
-        <w:rPr>
-          <w:sz w:val="20"/>
-        </w:rPr>
-        <w:t>"如果有人说涅槃即生在，则其人胡言乱语。 如果有人说涅槃即生在，则其人错误百出。"</w:t>
-      </w:r>
-    </w:p>
-    <w:p>
-      <w:pPr>
-        <w:spacing w:before="40" w:after="80"/>
-        <w:ind w:left="283"/>
-        <w:shd w:val="clear" w:color="auto" w:fill="EDF6EF"/>
+        <w:shd w:val="clear" w:fill="F2F5FA"/>
+      </w:pPr>
+      <w:r>
+        <w:rPr>
+          <w:b w:val="0"/>
+        </w:rPr>
+        <w:t>"如果有人说涅槃即生在，则其人胡言乱语。</w:t>
+      </w:r>
+    </w:p>
+    <w:p>
+      <w:pPr>
+        <w:ind w:left="170"/>
         <w:pBdr>
-          <w:left w:val="single" w:sz="20" w:space="6" w:color="1E5631"/>
+          <w:left w:val="single" w:sz="18" w:space="4" w:color="1E4620"/>
         </w:pBdr>
-      </w:pPr>
-      <w:r>
-        <w:rPr>
-          <w:sz w:val="20"/>
+        <w:shd w:val="clear" w:fill="F2F5FA"/>
+      </w:pPr>
+      <w:r>
+        <w:rPr>
+          <w:b w:val="0"/>
+        </w:rPr>
+        <w:t>如果有人说涅槃即生在，则其人错误百出。"</w:t>
+      </w:r>
+    </w:p>
+    <w:p>
+      <w:pPr>
+        <w:ind w:left="170"/>
+        <w:pBdr>
+          <w:left w:val="single" w:sz="18" w:space="4" w:color="1E4620"/>
+        </w:pBdr>
+        <w:shd w:val="clear" w:fill="F2F5FA"/>
+      </w:pPr>
+      <w:r>
+        <w:rPr>
+          <w:b w:val="0"/>
         </w:rPr>
         <w:t>必须承认的是，在佛法中，涅槃是一极为棘手的问题，无论我们怎样设想它，我们都无法明白它真正的本性，明白涅槃的最好方法，就是通过我们的如实智，体证涅槃。</w:t>
       </w:r>
     </w:p>
     <w:p>
       <w:pPr>
-        <w:spacing w:before="40" w:after="80"/>
-        <w:ind w:left="283"/>
-        <w:shd w:val="clear" w:color="auto" w:fill="EDF6EF"/>
+        <w:ind w:left="170"/>
         <w:pBdr>
-          <w:left w:val="single" w:sz="20" w:space="6" w:color="1E5631"/>
+          <w:left w:val="single" w:sz="18" w:space="4" w:color="1E4620"/>
         </w:pBdr>
-      </w:pPr>
-      <w:r>
-        <w:rPr>
-          <w:sz w:val="20"/>
+        <w:shd w:val="clear" w:fill="F2F5FA"/>
+      </w:pPr>
+      <w:r>
+        <w:rPr>
+          <w:b w:val="0"/>
         </w:rPr>
         <w:t>五种感官不可能构思涅槃，对于一般人来说，涅槃总是深奥难解，佛陀尽一切必要，详尽地对一切有情解释了通往涅槃唯一的捷径。目标在这里为深隐不露，但是，成就方法绝对的明明白白，当此成就获得之时，目标也就再也不被乌云遮盖，从而澄清无余。</w:t>
       </w:r>
     </w:p>
     <w:p>
-      <w:pPr>
-        <w:spacing w:before="120" w:after="80"/>
-      </w:pPr>
-      <w:r>
-        <w:rPr>
-          <w:rFonts w:ascii="Microsoft YaHei" w:hAnsi="Microsoft YaHei" w:eastAsia="Microsoft YaHei"/>
+      <w:r>
+        <w:rPr>
           <w:b/>
-          <w:color w:val="1E5631"/>
-          <w:sz w:val="25"/>
+          <w:color w:val="1E4620"/>
+          <w:sz w:val="23"/>
         </w:rPr>
         <w:t>四、因果业报组 · 第十八章 业（开头）</w:t>
       </w:r>
     </w:p>
     <w:p>
       <w:pPr>
-        <w:spacing w:before="40" w:after="80"/>
-        <w:ind w:left="283"/>
-        <w:shd w:val="clear" w:color="auto" w:fill="EDF6EF"/>
+        <w:ind w:left="170"/>
         <w:pBdr>
-          <w:left w:val="single" w:sz="20" w:space="6" w:color="1E5631"/>
+          <w:left w:val="single" w:sz="18" w:space="4" w:color="1E4620"/>
         </w:pBdr>
-      </w:pPr>
-      <w:r>
-        <w:rPr>
-          <w:sz w:val="20"/>
+        <w:shd w:val="clear" w:fill="F2F5FA"/>
+      </w:pPr>
+      <w:r>
+        <w:rPr>
+          <w:b w:val="0"/>
         </w:rPr>
         <w:t>业是道德因果规律，轮回是其必然结果，佛教的业与轮回相互关联，它们是互为因，互为果的。</w:t>
       </w:r>
     </w:p>
     <w:p>
       <w:pPr>
-        <w:spacing w:before="40" w:after="80"/>
-        <w:ind w:left="283"/>
-        <w:shd w:val="clear" w:color="auto" w:fill="EDF6EF"/>
+        <w:ind w:left="170"/>
         <w:pBdr>
-          <w:left w:val="single" w:sz="20" w:space="6" w:color="1E5631"/>
+          <w:left w:val="single" w:sz="18" w:space="4" w:color="1E4620"/>
         </w:pBdr>
-      </w:pPr>
-      <w:r>
-        <w:rPr>
-          <w:sz w:val="20"/>
+        <w:shd w:val="clear" w:fill="F2F5FA"/>
+      </w:pPr>
+      <w:r>
+        <w:rPr>
+          <w:b w:val="0"/>
         </w:rPr>
         <w:t>在佛陀之前，这两种学说早已流于印度，但是佛陀图融完善地对此作了解脱和规范。这在今天仍然存在。</w:t>
       </w:r>
     </w:p>
     <w:p>
       <w:pPr>
-        <w:spacing w:before="40" w:after="80"/>
-        <w:ind w:left="283"/>
-        <w:shd w:val="clear" w:color="auto" w:fill="EDF6EF"/>
+        <w:ind w:left="170"/>
         <w:pBdr>
-          <w:left w:val="single" w:sz="20" w:space="6" w:color="1E5631"/>
+          <w:left w:val="single" w:sz="18" w:space="4" w:color="1E4620"/>
         </w:pBdr>
-      </w:pPr>
-      <w:r>
-        <w:rPr>
-          <w:sz w:val="20"/>
+        <w:shd w:val="clear" w:fill="F2F5FA"/>
+      </w:pPr>
+      <w:r>
+        <w:rPr>
+          <w:b w:val="0"/>
         </w:rPr>
         <w:t>什么原因造成人世间的不可平等？</w:t>
       </w:r>
     </w:p>
     <w:p>
       <w:pPr>
-        <w:spacing w:before="40" w:after="80"/>
-        <w:ind w:left="283"/>
-        <w:shd w:val="clear" w:color="auto" w:fill="EDF6EF"/>
+        <w:ind w:left="170"/>
         <w:pBdr>
-          <w:left w:val="single" w:sz="20" w:space="6" w:color="1E5631"/>
+          <w:left w:val="single" w:sz="18" w:space="4" w:color="1E4620"/>
         </w:pBdr>
-      </w:pPr>
-      <w:r>
-        <w:rPr>
-          <w:sz w:val="20"/>
+        <w:shd w:val="clear" w:fill="F2F5FA"/>
+      </w:pPr>
+      <w:r>
+        <w:rPr>
+          <w:b w:val="0"/>
         </w:rPr>
         <w:t>我们怎样解释这个不得安宁世界的不可公平？</w:t>
       </w:r>
     </w:p>
     <w:p>
       <w:pPr>
-        <w:spacing w:before="40" w:after="80"/>
-        <w:ind w:left="283"/>
-        <w:shd w:val="clear" w:color="auto" w:fill="EDF6EF"/>
+        <w:ind w:left="170"/>
         <w:pBdr>
-          <w:left w:val="single" w:sz="20" w:space="6" w:color="1E5631"/>
+          <w:left w:val="single" w:sz="18" w:space="4" w:color="1E4620"/>
         </w:pBdr>
-      </w:pPr>
-      <w:r>
-        <w:rPr>
-          <w:sz w:val="20"/>
+        <w:shd w:val="clear" w:fill="F2F5FA"/>
+      </w:pPr>
+      <w:r>
+        <w:rPr>
+          <w:b w:val="0"/>
         </w:rPr>
         <w:t>为什么有些人享尽荣华富贵、聪明绝顶、善德高尚、身强力壮，而另外一些人却贫困交加、悲伤不堪？为什么有人一生下来就是百万富翁，而又有人会穷困潦倒？为什么有人天生的神童，而有人却痴呆愚昧？为什么有人在孩提的摇篮里就是语言学家、艺术家、数学家、音乐家？为什么又有人会是天生的瞎子、聋子、或畸形者？为什么有人享受到出生的青睐和恩赐，而有人得到的却是诅咒？</w:t>
       </w:r>
     </w:p>
     <w:p>
       <w:pPr>
-        <w:spacing w:before="40" w:after="80"/>
-        <w:ind w:left="283"/>
-        <w:shd w:val="clear" w:color="auto" w:fill="EDF6EF"/>
+        <w:ind w:left="170"/>
         <w:pBdr>
-          <w:left w:val="single" w:sz="20" w:space="6" w:color="1E5631"/>
+          <w:left w:val="single" w:sz="18" w:space="4" w:color="1E4620"/>
         </w:pBdr>
-      </w:pPr>
-      <w:r>
-        <w:rPr>
-          <w:sz w:val="20"/>
+        <w:shd w:val="clear" w:fill="F2F5FA"/>
+      </w:pPr>
+      <w:r>
+        <w:rPr>
+          <w:b w:val="0"/>
         </w:rPr>
         <w:t>所有这一切不平等，要嘛有一决定之因，要嘛没有，如果没有的话，不平等就纯粹是一种偶然现象。</w:t>
       </w:r>
     </w:p>
     <w:p>
       <w:pPr>
-        <w:spacing w:before="40" w:after="80"/>
-        <w:ind w:left="283"/>
-        <w:shd w:val="clear" w:color="auto" w:fill="EDF6EF"/>
+        <w:ind w:left="170"/>
         <w:pBdr>
-          <w:left w:val="single" w:sz="20" w:space="6" w:color="1E5631"/>
+          <w:left w:val="single" w:sz="18" w:space="4" w:color="1E4620"/>
         </w:pBdr>
-      </w:pPr>
-      <w:r>
-        <w:rPr>
-          <w:sz w:val="20"/>
+        <w:shd w:val="clear" w:fill="F2F5FA"/>
+      </w:pPr>
+      <w:r>
+        <w:rPr>
+          <w:b w:val="0"/>
         </w:rPr>
         <w:t>一个有感有知之人绝不会认为这种不平等应归结于茫然的机会或绝对的偶然。</w:t>
       </w:r>
     </w:p>
     <w:p>
       <w:pPr>
-        <w:spacing w:before="40" w:after="80"/>
-        <w:ind w:left="283"/>
-        <w:shd w:val="clear" w:color="auto" w:fill="EDF6EF"/>
+        <w:ind w:left="170"/>
         <w:pBdr>
-          <w:left w:val="single" w:sz="20" w:space="6" w:color="1E5631"/>
+          <w:left w:val="single" w:sz="18" w:space="4" w:color="1E4620"/>
         </w:pBdr>
-      </w:pPr>
-      <w:r>
-        <w:rPr>
-          <w:sz w:val="20"/>
+        <w:shd w:val="clear" w:fill="F2F5FA"/>
+      </w:pPr>
+      <w:r>
+        <w:rPr>
+          <w:b w:val="0"/>
         </w:rPr>
         <w:t>在这个世界上，发生在任何一人身上的任何事，都是其本人应得的。一般来说，智力泛泛之辈不可能领会贯通其中真正的一因或多因。可见现报的不可见之因，不一定是在今生今世所造作，它可能被追寻前生前世，或者更遥远的过去生生世世。在超意识或忆念前生的智慧帮助之下，修证精妙高深的觉悟圣者可不可以看到肉眼所无法看到的现象？佛教肯定了这一可能性。</w:t>
       </w:r>
     </w:p>
     <w:p>
       <w:pPr>
-        <w:spacing w:before="40" w:after="80"/>
-        <w:ind w:left="283"/>
-        <w:shd w:val="clear" w:color="auto" w:fill="EDF6EF"/>
+        <w:ind w:left="170"/>
         <w:pBdr>
-          <w:left w:val="single" w:sz="20" w:space="6" w:color="1E5631"/>
+          <w:left w:val="single" w:sz="18" w:space="4" w:color="1E4620"/>
         </w:pBdr>
-      </w:pPr>
-      <w:r>
-        <w:rPr>
-          <w:sz w:val="20"/>
+        <w:shd w:val="clear" w:fill="F2F5FA"/>
+      </w:pPr>
+      <w:r>
+        <w:rPr>
+          <w:b w:val="0"/>
         </w:rPr>
         <w:t>超大多数人把这种不平等归结于一个因，即创世者意愿。佛陀公开否定了作为宇宙第一因，万能创造者的存在。</w:t>
       </w:r>
     </w:p>
     <w:p>
       <w:pPr>
-        <w:spacing w:before="40" w:after="80"/>
-        <w:ind w:left="283"/>
-        <w:shd w:val="clear" w:color="auto" w:fill="EDF6EF"/>
+        <w:ind w:left="170"/>
         <w:pBdr>
-          <w:left w:val="single" w:sz="20" w:space="6" w:color="1E5631"/>
+          <w:left w:val="single" w:sz="18" w:space="4" w:color="1E4620"/>
         </w:pBdr>
-      </w:pPr>
-      <w:r>
-        <w:rPr>
-          <w:sz w:val="20"/>
+        <w:shd w:val="clear" w:fill="F2F5FA"/>
+      </w:pPr>
+      <w:r>
+        <w:rPr>
+          <w:b w:val="0"/>
         </w:rPr>
         <w:t>根据佛教，这种不平等不仅仅是遗传，环境的缘故，或｀先天或后天＇，也是由于业力的作用。也就是说，这是过去继承的和现在行为的果报。我们对自己的幸福快乐和痛苦忧恼负责，自己创造自己的天堂，自己挖掘自己的地狱，自己是自己命运的设计师。</w:t>
       </w:r>
     </w:p>
     <w:p>
-      <w:pPr>
-        <w:spacing w:before="120" w:after="80"/>
-      </w:pPr>
-      <w:r>
-        <w:rPr>
-          <w:rFonts w:ascii="Microsoft YaHei" w:hAnsi="Microsoft YaHei" w:eastAsia="Microsoft YaHei"/>
+      <w:r>
+        <w:rPr>
           <w:b/>
-          <w:color w:val="1E5631"/>
-          <w:sz w:val="25"/>
+          <w:color w:val="1E4620"/>
+          <w:sz w:val="23"/>
         </w:rPr>
         <w:t>五、因果业报组 · 第二十一章 业力的本质（开头／因果相违之因／仁慈和歹恶的力量）</w:t>
       </w:r>
     </w:p>
     <w:p>
       <w:pPr>
-        <w:spacing w:before="40" w:after="80"/>
-        <w:ind w:left="283"/>
-        <w:shd w:val="clear" w:color="auto" w:fill="EDF6EF"/>
+        <w:ind w:left="170"/>
         <w:pBdr>
-          <w:left w:val="single" w:sz="20" w:space="6" w:color="1E5631"/>
+          <w:left w:val="single" w:sz="18" w:space="4" w:color="1E4620"/>
         </w:pBdr>
-      </w:pPr>
-      <w:r>
-        <w:rPr>
-          <w:sz w:val="20"/>
+        <w:shd w:val="clear" w:fill="F2F5FA"/>
+      </w:pPr>
+      <w:r>
+        <w:rPr>
+          <w:b w:val="0"/>
         </w:rPr>
         <w:t>一个人是否注定要准确无误地受报于所做的一切？</w:t>
       </w:r>
     </w:p>
     <w:p>
       <w:pPr>
-        <w:spacing w:before="40" w:after="80"/>
-        <w:ind w:left="283"/>
-        <w:shd w:val="clear" w:color="auto" w:fill="EDF6EF"/>
+        <w:ind w:left="170"/>
         <w:pBdr>
-          <w:left w:val="single" w:sz="20" w:space="6" w:color="1E5631"/>
+          <w:left w:val="single" w:sz="18" w:space="4" w:color="1E4620"/>
         </w:pBdr>
-      </w:pPr>
-      <w:r>
-        <w:rPr>
-          <w:sz w:val="20"/>
+        <w:shd w:val="clear" w:fill="F2F5FA"/>
+      </w:pPr>
+      <w:r>
+        <w:rPr>
+          <w:b w:val="0"/>
         </w:rPr>
         <w:t>没有这个必要！在《增支部》，佛陀说：</w:t>
       </w:r>
     </w:p>
     <w:p>
       <w:pPr>
-        <w:spacing w:before="40" w:after="80"/>
-        <w:ind w:left="283"/>
-        <w:shd w:val="clear" w:color="auto" w:fill="EDF6EF"/>
+        <w:ind w:left="170"/>
         <w:pBdr>
-          <w:left w:val="single" w:sz="20" w:space="6" w:color="1E5631"/>
+          <w:left w:val="single" w:sz="18" w:space="4" w:color="1E4620"/>
         </w:pBdr>
-      </w:pPr>
-      <w:r>
-        <w:rPr>
-          <w:sz w:val="20"/>
+        <w:shd w:val="clear" w:fill="F2F5FA"/>
+      </w:pPr>
+      <w:r>
+        <w:rPr>
+          <w:b w:val="0"/>
         </w:rPr>
         <w:t>"若有人说，人们必然依其行业而受报，则无梵行，亦无获得彻底灭苦之机缘，亦有获得彻底灭苦之机缘。"</w:t>
       </w:r>
     </w:p>
     <w:p>
       <w:pPr>
-        <w:spacing w:before="40" w:after="80"/>
-        <w:ind w:left="283"/>
-        <w:shd w:val="clear" w:color="auto" w:fill="EDF6EF"/>
+        <w:ind w:left="170"/>
         <w:pBdr>
-          <w:left w:val="single" w:sz="20" w:space="6" w:color="1E5631"/>
+          <w:left w:val="single" w:sz="18" w:space="4" w:color="1E4620"/>
         </w:pBdr>
-      </w:pPr>
-      <w:r>
-        <w:rPr>
-          <w:sz w:val="20"/>
+        <w:shd w:val="clear" w:fill="F2F5FA"/>
+      </w:pPr>
+      <w:r>
+        <w:rPr>
+          <w:b w:val="0"/>
         </w:rPr>
         <w:t>因此，在佛教中，一个人的业力是可以被改造的。</w:t>
       </w:r>
     </w:p>
     <w:p>
       <w:pPr>
-        <w:spacing w:before="40" w:after="80"/>
-        <w:ind w:left="283"/>
-        <w:shd w:val="clear" w:color="auto" w:fill="EDF6EF"/>
+        <w:ind w:left="170"/>
         <w:pBdr>
-          <w:left w:val="single" w:sz="20" w:space="6" w:color="1E5631"/>
+          <w:left w:val="single" w:sz="18" w:space="4" w:color="1E4620"/>
         </w:pBdr>
-      </w:pPr>
-      <w:r>
-        <w:rPr>
-          <w:sz w:val="20"/>
+        <w:shd w:val="clear" w:fill="F2F5FA"/>
+      </w:pPr>
+      <w:r>
+        <w:rPr>
+          <w:b w:val="0"/>
         </w:rPr>
         <w:t>虽然《法句经》云："空中海中及山中，世间无有一处地，欲求逃循恶业者，世间无有可觅处"。但是，一个人并不是注定了要偿还过去所作之业的所有欠缺。</w:t>
       </w:r>
     </w:p>
     <w:p>
       <w:pPr>
-        <w:spacing w:before="40" w:after="80"/>
-        <w:ind w:left="283"/>
-        <w:shd w:val="clear" w:color="auto" w:fill="EDF6EF"/>
+        <w:ind w:left="170"/>
         <w:pBdr>
-          <w:left w:val="single" w:sz="20" w:space="6" w:color="1E5631"/>
+          <w:left w:val="single" w:sz="18" w:space="4" w:color="1E4620"/>
         </w:pBdr>
-      </w:pPr>
-      <w:r>
-        <w:rPr>
-          <w:sz w:val="20"/>
+        <w:shd w:val="clear" w:fill="F2F5FA"/>
+      </w:pPr>
+      <w:r>
+        <w:rPr>
+          <w:b w:val="0"/>
         </w:rPr>
         <w:t>如果真是这样的话，解脱就会成为一句空话，恒久的受苦将会是不幸的结果。</w:t>
       </w:r>
     </w:p>
     <w:p>
       <w:pPr>
-        <w:spacing w:before="40" w:after="80"/>
-        <w:ind w:left="283"/>
-        <w:shd w:val="clear" w:color="auto" w:fill="EDF6EF"/>
+        <w:ind w:left="170"/>
         <w:pBdr>
-          <w:left w:val="single" w:sz="20" w:space="6" w:color="1E5631"/>
+          <w:left w:val="single" w:sz="18" w:space="4" w:color="1E4620"/>
         </w:pBdr>
-      </w:pPr>
-      <w:r>
-        <w:rPr>
-          <w:sz w:val="20"/>
+        <w:shd w:val="clear" w:fill="F2F5FA"/>
+      </w:pPr>
+      <w:r>
+        <w:rPr>
+          <w:b w:val="0"/>
         </w:rPr>
         <w:t>一个人即不是自己业力的主人，也不是它的奴隶。即是罪恶满盈之人也可以通过自己的努力改造成为最为善良之人。我们总是在改变自己，而这些改变依我们的行为为基础。我们随时可能使我们变好或坏。即使是最为邪恶之人也不应因其歹毒本性而受到伤害和憎恶。他应得到同情，因为责骂他的人说不定在某一时期也会的得到同样的处境。其他人能够弃恶从善，他也可以，说不定比他们更快，谁知道他具有多大的善业？谁又知道他潜在的善德？</w:t>
       </w:r>
     </w:p>
     <w:p>
       <w:pPr>
-        <w:spacing w:before="40" w:after="80"/>
-        <w:ind w:left="283"/>
-        <w:shd w:val="clear" w:color="auto" w:fill="EDF6EF"/>
+        <w:ind w:left="170"/>
         <w:pBdr>
-          <w:left w:val="single" w:sz="20" w:space="6" w:color="1E5631"/>
+          <w:left w:val="single" w:sz="18" w:space="4" w:color="1E4620"/>
         </w:pBdr>
-      </w:pPr>
-      <w:r>
-        <w:rPr>
-          <w:sz w:val="20"/>
+        <w:shd w:val="clear" w:fill="F2F5FA"/>
+      </w:pPr>
+      <w:r>
+        <w:rPr>
+          <w:b w:val="0"/>
         </w:rPr>
         <w:t>阿怙利玛拉，一个屠杀了上千个自己乡亲的强盗和刽子手，成为一阿罗汉，以此说来，则消除他过去的一切逆行。</w:t>
       </w:r>
     </w:p>
     <w:p>
       <w:pPr>
-        <w:spacing w:before="40" w:after="80"/>
-        <w:ind w:left="283"/>
-        <w:shd w:val="clear" w:color="auto" w:fill="EDF6EF"/>
+        <w:ind w:left="170"/>
         <w:pBdr>
-          <w:left w:val="single" w:sz="20" w:space="6" w:color="1E5631"/>
+          <w:left w:val="single" w:sz="18" w:space="4" w:color="1E4620"/>
         </w:pBdr>
-      </w:pPr>
-      <w:r>
-        <w:rPr>
-          <w:sz w:val="20"/>
+        <w:shd w:val="clear" w:fill="F2F5FA"/>
+      </w:pPr>
+      <w:r>
+        <w:rPr>
+          <w:b w:val="0"/>
         </w:rPr>
         <w:t>阿拉毘克，一个凶猛的恶魔，以食人肉为生，最后改掉了吃人本性，证得第一圣果。</w:t>
       </w:r>
     </w:p>
     <w:p>
       <w:pPr>
-        <w:spacing w:before="40" w:after="80"/>
-        <w:ind w:left="283"/>
-        <w:shd w:val="clear" w:color="auto" w:fill="EDF6EF"/>
+        <w:ind w:left="170"/>
         <w:pBdr>
-          <w:left w:val="single" w:sz="20" w:space="6" w:color="1E5631"/>
+          <w:left w:val="single" w:sz="18" w:space="4" w:color="1E4620"/>
         </w:pBdr>
-      </w:pPr>
-      <w:r>
-        <w:rPr>
-          <w:sz w:val="20"/>
+        <w:shd w:val="clear" w:fill="F2F5FA"/>
+      </w:pPr>
+      <w:r>
+        <w:rPr>
+          <w:b w:val="0"/>
         </w:rPr>
         <w:t>阿帕般利，一个妓女，净化了她的本性，获证阿罗汉阿育王由于残暴地扩张他的帝国，被人指称为暴君，但后来成为法阿育王，或正道阿育王，彻底地改变了他的人生，仍至今天"于此聚集于历史长河中成千上万的的君王。他们的威严，他们的仁慈，他们的宁静，他们高贵的王族，以及其它，唯有阿育王的名字如同一颗恒星，仍然耀煌闪烁。"</w:t>
       </w:r>
     </w:p>
     <w:p>
       <w:pPr>
-        <w:spacing w:before="40" w:after="80"/>
-        <w:ind w:left="283"/>
-        <w:shd w:val="clear" w:color="auto" w:fill="EDF6EF"/>
+        <w:ind w:left="170"/>
         <w:pBdr>
-          <w:left w:val="single" w:sz="20" w:space="6" w:color="1E5631"/>
+          <w:left w:val="single" w:sz="18" w:space="4" w:color="1E4620"/>
         </w:pBdr>
-      </w:pPr>
-      <w:r>
-        <w:rPr>
-          <w:sz w:val="20"/>
+        <w:shd w:val="clear" w:fill="F2F5FA"/>
+      </w:pPr>
+      <w:r>
+        <w:rPr>
+          <w:b w:val="0"/>
         </w:rPr>
         <w:t>他们是一些强有力的例证，说明了坚定不移的信念可以彻底地改变一个人的性格。</w:t>
       </w:r>
     </w:p>
     <w:p>
       <w:pPr>
-        <w:spacing w:before="40" w:after="80"/>
-        <w:ind w:left="283"/>
-        <w:shd w:val="clear" w:color="auto" w:fill="EDF6EF"/>
+        <w:ind w:left="170"/>
         <w:pBdr>
-          <w:left w:val="single" w:sz="20" w:space="6" w:color="1E5631"/>
+          <w:left w:val="single" w:sz="18" w:space="4" w:color="1E4620"/>
         </w:pBdr>
-      </w:pPr>
-      <w:r>
-        <w:rPr>
-          <w:sz w:val="20"/>
+        <w:shd w:val="clear" w:fill="F2F5FA"/>
+      </w:pPr>
+      <w:r>
+        <w:rPr>
+          <w:b w:val="0"/>
         </w:rPr>
         <w:t>在一些情况下，小恶也许会产生相应的果报，而大恶之报则被削弱。</w:t>
       </w:r>
     </w:p>
     <w:p>
       <w:pPr>
-        <w:spacing w:before="40" w:after="80"/>
-        <w:ind w:left="283"/>
-        <w:shd w:val="clear" w:color="auto" w:fill="EDF6EF"/>
+        <w:ind w:left="170"/>
         <w:pBdr>
-          <w:left w:val="single" w:sz="20" w:space="6" w:color="1E5631"/>
+          <w:left w:val="single" w:sz="18" w:space="4" w:color="1E4620"/>
         </w:pBdr>
-      </w:pPr>
-      <w:r>
-        <w:rPr>
-          <w:sz w:val="20"/>
+        <w:shd w:val="clear" w:fill="F2F5FA"/>
+      </w:pPr>
+      <w:r>
+        <w:rPr>
+          <w:b w:val="0"/>
         </w:rPr>
         <w:t>佛说：</w:t>
       </w:r>
     </w:p>
     <w:p>
       <w:pPr>
-        <w:spacing w:before="40" w:after="80"/>
-        <w:ind w:left="283"/>
-        <w:shd w:val="clear" w:color="auto" w:fill="EDF6EF"/>
+        <w:ind w:left="170"/>
         <w:pBdr>
-          <w:left w:val="single" w:sz="20" w:space="6" w:color="1E5631"/>
+          <w:left w:val="single" w:sz="18" w:space="4" w:color="1E4620"/>
         </w:pBdr>
-      </w:pPr>
-      <w:r>
-        <w:rPr>
-          <w:sz w:val="20"/>
+        <w:shd w:val="clear" w:fill="F2F5FA"/>
+      </w:pPr>
+      <w:r>
+        <w:rPr>
+          <w:b w:val="0"/>
         </w:rPr>
         <w:t>"于此，诸比丘，有人不于身、戒、意、慧严于律己，少善缺德，痛苦地以小小不善之业报为住。即使他造作的小恶也会把他带到恶道之中。</w:t>
       </w:r>
     </w:p>
     <w:p>
       <w:pPr>
-        <w:spacing w:before="40" w:after="80"/>
-        <w:ind w:left="283"/>
-        <w:shd w:val="clear" w:color="auto" w:fill="EDF6EF"/>
+        <w:ind w:left="170"/>
         <w:pBdr>
-          <w:left w:val="single" w:sz="20" w:space="6" w:color="1E5631"/>
+          <w:left w:val="single" w:sz="18" w:space="4" w:color="1E4620"/>
         </w:pBdr>
-      </w:pPr>
-      <w:r>
-        <w:rPr>
-          <w:sz w:val="20"/>
+        <w:shd w:val="clear" w:fill="F2F5FA"/>
+      </w:pPr>
+      <w:r>
+        <w:rPr>
+          <w:b w:val="0"/>
         </w:rPr>
         <w:t>"于此，诸比丘，有人于身、戒、意、慧严于律己，多行善业，精神高远，对一切众生施与无限大慈，并以此为住。"</w:t>
       </w:r>
     </w:p>
     <w:p>
       <w:pPr>
-        <w:spacing w:before="40" w:after="80"/>
-        <w:ind w:left="283"/>
-        <w:shd w:val="clear" w:color="auto" w:fill="EDF6EF"/>
+        <w:ind w:left="170"/>
         <w:pBdr>
-          <w:left w:val="single" w:sz="20" w:space="6" w:color="1E5631"/>
+          <w:left w:val="single" w:sz="18" w:space="4" w:color="1E4620"/>
         </w:pBdr>
-      </w:pPr>
-      <w:r>
-        <w:rPr>
-          <w:sz w:val="20"/>
+        <w:shd w:val="clear" w:fill="F2F5FA"/>
+      </w:pPr>
+      <w:r>
+        <w:rPr>
+          <w:b w:val="0"/>
         </w:rPr>
         <w:t>"此人所作样的恶业报成熟于今生，即使小恶也不于后一生显果，更不用说大恶了。"</w:t>
       </w:r>
     </w:p>
     <w:p>
       <w:pPr>
-        <w:spacing w:before="40" w:after="80"/>
-        <w:ind w:left="283"/>
-        <w:shd w:val="clear" w:color="auto" w:fill="EDF6EF"/>
+        <w:ind w:left="170"/>
         <w:pBdr>
-          <w:left w:val="single" w:sz="20" w:space="6" w:color="1E5631"/>
+          <w:left w:val="single" w:sz="18" w:space="4" w:color="1E4620"/>
         </w:pBdr>
-      </w:pPr>
-      <w:r>
-        <w:rPr>
-          <w:sz w:val="20"/>
+        <w:shd w:val="clear" w:fill="F2F5FA"/>
+      </w:pPr>
+      <w:r>
+        <w:rPr>
+          <w:b w:val="0"/>
         </w:rPr>
         <w:t>"如同一人，将一把盐丢进一只小杯里，众比丘，你们会怎么认为？这一小杯水是否会因太咸而无法尝？"</w:t>
       </w:r>
     </w:p>
     <w:p>
       <w:pPr>
-        <w:spacing w:before="40" w:after="80"/>
-        <w:ind w:left="283"/>
-        <w:shd w:val="clear" w:color="auto" w:fill="EDF6EF"/>
+        <w:ind w:left="170"/>
         <w:pBdr>
-          <w:left w:val="single" w:sz="20" w:space="6" w:color="1E5631"/>
+          <w:left w:val="single" w:sz="18" w:space="4" w:color="1E4620"/>
         </w:pBdr>
-      </w:pPr>
-      <w:r>
-        <w:rPr>
-          <w:sz w:val="20"/>
+        <w:shd w:val="clear" w:fill="F2F5FA"/>
+      </w:pPr>
+      <w:r>
+        <w:rPr>
+          <w:b w:val="0"/>
         </w:rPr>
         <w:t>"是的，世尊。"</w:t>
       </w:r>
     </w:p>
     <w:p>
       <w:pPr>
-        <w:spacing w:before="40" w:after="80"/>
-        <w:ind w:left="283"/>
-        <w:shd w:val="clear" w:color="auto" w:fill="EDF6EF"/>
+        <w:ind w:left="170"/>
         <w:pBdr>
-          <w:left w:val="single" w:sz="20" w:space="6" w:color="1E5631"/>
+          <w:left w:val="single" w:sz="18" w:space="4" w:color="1E4620"/>
         </w:pBdr>
-      </w:pPr>
-      <w:r>
-        <w:rPr>
-          <w:sz w:val="20"/>
+        <w:shd w:val="clear" w:fill="F2F5FA"/>
+      </w:pPr>
+      <w:r>
+        <w:rPr>
+          <w:b w:val="0"/>
         </w:rPr>
         <w:t>"为什么？"</w:t>
       </w:r>
     </w:p>
     <w:p>
       <w:pPr>
-        <w:spacing w:before="40" w:after="80"/>
-        <w:ind w:left="283"/>
-        <w:shd w:val="clear" w:color="auto" w:fill="EDF6EF"/>
+        <w:ind w:left="170"/>
         <w:pBdr>
-          <w:left w:val="single" w:sz="20" w:space="6" w:color="1E5631"/>
+          <w:left w:val="single" w:sz="18" w:space="4" w:color="1E4620"/>
         </w:pBdr>
-      </w:pPr>
-      <w:r>
-        <w:rPr>
-          <w:sz w:val="20"/>
+        <w:shd w:val="clear" w:fill="F2F5FA"/>
+      </w:pPr>
+      <w:r>
+        <w:rPr>
+          <w:b w:val="0"/>
         </w:rPr>
         <w:t>"因为，世尊，杯中只有一点点水，所以放入盐后，它就变得太咸而无法饮用。"</w:t>
       </w:r>
     </w:p>
     <w:p>
       <w:pPr>
-        <w:spacing w:before="40" w:after="80"/>
-        <w:ind w:left="283"/>
-        <w:shd w:val="clear" w:color="auto" w:fill="EDF6EF"/>
+        <w:ind w:left="170"/>
         <w:pBdr>
-          <w:left w:val="single" w:sz="20" w:space="6" w:color="1E5631"/>
+          <w:left w:val="single" w:sz="18" w:space="4" w:color="1E4620"/>
         </w:pBdr>
-      </w:pPr>
-      <w:r>
-        <w:rPr>
-          <w:sz w:val="20"/>
+        <w:shd w:val="clear" w:fill="F2F5FA"/>
+      </w:pPr>
+      <w:r>
+        <w:rPr>
+          <w:b w:val="0"/>
         </w:rPr>
         <w:t>"如果说，一个人把一块盐巴抛入恒河，众比丘，你们将如何认为？此恒河之水是否会因一块盐巴之故太咸，而不能饮用了？"</w:t>
       </w:r>
     </w:p>
     <w:p>
       <w:pPr>
-        <w:spacing w:before="40" w:after="80"/>
-        <w:ind w:left="283"/>
-        <w:shd w:val="clear" w:color="auto" w:fill="EDF6EF"/>
+        <w:ind w:left="170"/>
         <w:pBdr>
-          <w:left w:val="single" w:sz="20" w:space="6" w:color="1E5631"/>
+          <w:left w:val="single" w:sz="18" w:space="4" w:color="1E4620"/>
         </w:pBdr>
-      </w:pPr>
-      <w:r>
-        <w:rPr>
-          <w:sz w:val="20"/>
+        <w:shd w:val="clear" w:fill="F2F5FA"/>
+      </w:pPr>
+      <w:r>
+        <w:rPr>
+          <w:b w:val="0"/>
         </w:rPr>
         <w:t>"不会，肯定不会，世尊。"</w:t>
       </w:r>
     </w:p>
     <w:p>
       <w:pPr>
-        <w:spacing w:before="40" w:after="80"/>
-        <w:ind w:left="283"/>
-        <w:shd w:val="clear" w:color="auto" w:fill="EDF6EF"/>
+        <w:ind w:left="170"/>
         <w:pBdr>
-          <w:left w:val="single" w:sz="20" w:space="6" w:color="1E5631"/>
+          <w:left w:val="single" w:sz="18" w:space="4" w:color="1E4620"/>
         </w:pBdr>
-      </w:pPr>
-      <w:r>
-        <w:rPr>
-          <w:sz w:val="20"/>
+        <w:shd w:val="clear" w:fill="F2F5FA"/>
+      </w:pPr>
+      <w:r>
+        <w:rPr>
+          <w:b w:val="0"/>
         </w:rPr>
         <w:t>"因为，世尊，恒河之水浩森无穷，它将不会变成咸味而不能饮用。"</w:t>
       </w:r>
     </w:p>
     <w:p>
       <w:pPr>
-        <w:spacing w:before="40" w:after="80"/>
-        <w:ind w:left="283"/>
-        <w:shd w:val="clear" w:color="auto" w:fill="EDF6EF"/>
+        <w:ind w:left="170"/>
         <w:pBdr>
-          <w:left w:val="single" w:sz="20" w:space="6" w:color="1E5631"/>
+          <w:left w:val="single" w:sz="18" w:space="4" w:color="1E4620"/>
         </w:pBdr>
-      </w:pPr>
-      <w:r>
-        <w:rPr>
-          <w:sz w:val="20"/>
+        <w:shd w:val="clear" w:fill="F2F5FA"/>
+      </w:pPr>
+      <w:r>
+        <w:rPr>
+          <w:b w:val="0"/>
         </w:rPr>
         <w:t>"正是如此，有些众生少做恶业堕入恶道，或另有些众生造作同样的恶业，但他此生即得此业果报，来生不再感受小小报应，不用说大的报应了。"</w:t>
       </w:r>
     </w:p>
     <w:p>
       <w:pPr>
-        <w:spacing w:before="40" w:after="80"/>
-        <w:ind w:left="283"/>
-        <w:shd w:val="clear" w:color="auto" w:fill="EDF6EF"/>
+        <w:ind w:left="170"/>
         <w:pBdr>
-          <w:left w:val="single" w:sz="20" w:space="6" w:color="1E5631"/>
+          <w:left w:val="single" w:sz="18" w:space="4" w:color="1E4620"/>
         </w:pBdr>
-      </w:pPr>
-      <w:r>
-        <w:rPr>
-          <w:sz w:val="20"/>
+        <w:shd w:val="clear" w:fill="F2F5FA"/>
+      </w:pPr>
+      <w:r>
+        <w:rPr>
+          <w:b w:val="0"/>
         </w:rPr>
         <w:t>"有些人或许会因为偷窃半分钱、一分钱、或一百块钱而被打入监狱；也有些人偷窃半分钱、一分钱、或一百块钱，但他们却不被关进牢房。"</w:t>
       </w:r>
     </w:p>
     <w:p>
       <w:pPr>
-        <w:spacing w:before="40" w:after="80"/>
-        <w:ind w:left="283"/>
-        <w:shd w:val="clear" w:color="auto" w:fill="EDF6EF"/>
+        <w:ind w:left="170"/>
         <w:pBdr>
-          <w:left w:val="single" w:sz="20" w:space="6" w:color="1E5631"/>
+          <w:left w:val="single" w:sz="18" w:space="4" w:color="1E4620"/>
         </w:pBdr>
-      </w:pPr>
-      <w:r>
-        <w:rPr>
-          <w:sz w:val="20"/>
+        <w:shd w:val="clear" w:fill="F2F5FA"/>
+      </w:pPr>
+      <w:r>
+        <w:rPr>
+          <w:b w:val="0"/>
         </w:rPr>
         <w:t>"谁会因为半分钱、一分钱、或一百块钱而被关押？"一分钱，或一百块钱而被打入大牢。"</w:t>
       </w:r>
     </w:p>
     <w:p>
       <w:pPr>
-        <w:spacing w:before="40" w:after="80"/>
-        <w:ind w:left="283"/>
-        <w:shd w:val="clear" w:color="auto" w:fill="EDF6EF"/>
+        <w:ind w:left="170"/>
         <w:pBdr>
-          <w:left w:val="single" w:sz="20" w:space="6" w:color="1E5631"/>
+          <w:left w:val="single" w:sz="18" w:space="4" w:color="1E4620"/>
         </w:pBdr>
-      </w:pPr>
-      <w:r>
-        <w:rPr>
-          <w:sz w:val="20"/>
+        <w:shd w:val="clear" w:fill="F2F5FA"/>
+      </w:pPr>
+      <w:r>
+        <w:rPr>
+          <w:b w:val="0"/>
         </w:rPr>
         <w:t>"当一个人穷困潦倒、缺钱贫缺，他因偷窃半分钱，一分钱，或一百块钱而被打入大牢。"</w:t>
       </w:r>
     </w:p>
     <w:p>
       <w:pPr>
-        <w:spacing w:before="40" w:after="80"/>
-        <w:ind w:left="283"/>
-        <w:shd w:val="clear" w:color="auto" w:fill="EDF6EF"/>
+        <w:ind w:left="170"/>
         <w:pBdr>
-          <w:left w:val="single" w:sz="20" w:space="6" w:color="1E5631"/>
+          <w:left w:val="single" w:sz="18" w:space="4" w:color="1E4620"/>
         </w:pBdr>
-      </w:pPr>
-      <w:r>
-        <w:rPr>
-          <w:sz w:val="20"/>
+        <w:shd w:val="clear" w:fill="F2F5FA"/>
+      </w:pPr>
+      <w:r>
+        <w:rPr>
+          <w:b w:val="0"/>
         </w:rPr>
         <w:t>"谁又不因半分钱、一分钱、或百块钱而坐牢？"</w:t>
       </w:r>
     </w:p>
     <w:p>
       <w:pPr>
-        <w:spacing w:before="40" w:after="80"/>
-        <w:ind w:left="283"/>
-        <w:shd w:val="clear" w:color="auto" w:fill="EDF6EF"/>
+        <w:ind w:left="170"/>
         <w:pBdr>
-          <w:left w:val="single" w:sz="20" w:space="6" w:color="1E5631"/>
+          <w:left w:val="single" w:sz="18" w:space="4" w:color="1E4620"/>
         </w:pBdr>
-      </w:pPr>
-      <w:r>
-        <w:rPr>
-          <w:sz w:val="20"/>
+        <w:shd w:val="clear" w:fill="F2F5FA"/>
+      </w:pPr>
+      <w:r>
+        <w:rPr>
+          <w:b w:val="0"/>
         </w:rPr>
         <w:t>"当一个人富有、富裕、家财盈满，他不因半分钱。一分钱、或一百块钱而坐牢。"</w:t>
       </w:r>
     </w:p>
     <w:p>
       <w:pPr>
-        <w:spacing w:before="40" w:after="80"/>
-        <w:ind w:left="283"/>
-        <w:shd w:val="clear" w:color="auto" w:fill="EDF6EF"/>
+        <w:ind w:left="170"/>
         <w:pBdr>
-          <w:left w:val="single" w:sz="20" w:space="6" w:color="1E5631"/>
+          <w:left w:val="single" w:sz="18" w:space="4" w:color="1E4620"/>
         </w:pBdr>
-      </w:pPr>
-      <w:r>
-        <w:rPr>
-          <w:sz w:val="20"/>
+        <w:shd w:val="clear" w:fill="F2F5FA"/>
+      </w:pPr>
+      <w:r>
+        <w:rPr>
+          <w:b w:val="0"/>
         </w:rPr>
         <w:t>"正是如此，有些人行作小恶而堕入恶道，或有人行作同样的小恶即于今生得报，即使微小果报也不在下生化现，更不用说大恶了。"</w:t>
       </w:r>
     </w:p>
     <w:p>
       <w:pPr>
-        <w:spacing w:before="40" w:after="80"/>
-        <w:ind w:left="283"/>
-        <w:shd w:val="clear" w:color="auto" w:fill="EDF6EF"/>
+        <w:ind w:left="170"/>
         <w:pBdr>
-          <w:left w:val="single" w:sz="20" w:space="6" w:color="1E5631"/>
+          <w:left w:val="single" w:sz="18" w:space="4" w:color="1E4620"/>
         </w:pBdr>
-      </w:pPr>
-      <w:r>
-        <w:rPr>
-          <w:sz w:val="20"/>
+        <w:shd w:val="clear" w:fill="F2F5FA"/>
+      </w:pPr>
+      <w:r>
+        <w:rPr>
+          <w:b w:val="0"/>
         </w:rPr>
         <w:t>善有善报，但是行善之人若后悔作善业，这将使他失去享受相应的理想果报。</w:t>
       </w:r>
     </w:p>
     <w:p>
       <w:pPr>
-        <w:spacing w:before="40" w:after="80"/>
-        <w:ind w:left="283"/>
-        <w:shd w:val="clear" w:color="auto" w:fill="EDF6EF"/>
+        <w:ind w:left="170"/>
         <w:pBdr>
-          <w:left w:val="single" w:sz="20" w:space="6" w:color="1E5631"/>
+          <w:left w:val="single" w:sz="18" w:space="4" w:color="1E4620"/>
         </w:pBdr>
-      </w:pPr>
-      <w:r>
-        <w:rPr>
-          <w:sz w:val="20"/>
+        <w:shd w:val="clear" w:fill="F2F5FA"/>
+      </w:pPr>
+      <w:r>
+        <w:rPr>
+          <w:b w:val="0"/>
         </w:rPr>
         <w:t>有一次，拘萨罗国王波斯匿王来到佛前，说道：</w:t>
       </w:r>
     </w:p>
     <w:p>
       <w:pPr>
-        <w:spacing w:before="40" w:after="80"/>
-        <w:ind w:left="283"/>
-        <w:shd w:val="clear" w:color="auto" w:fill="EDF6EF"/>
+        <w:ind w:left="170"/>
         <w:pBdr>
-          <w:left w:val="single" w:sz="20" w:space="6" w:color="1E5631"/>
+          <w:left w:val="single" w:sz="18" w:space="4" w:color="1E4620"/>
         </w:pBdr>
-      </w:pPr>
-      <w:r>
-        <w:rPr>
-          <w:sz w:val="20"/>
+        <w:shd w:val="clear" w:fill="F2F5FA"/>
+      </w:pPr>
+      <w:r>
+        <w:rPr>
+          <w:b w:val="0"/>
         </w:rPr>
         <w:t>"世尊，在此舍卫城中，有一富翁去世了，他没有儿子，所以，收缴了他的所有财产，运回皇宫之后，我就到这里来了。世尊，不说银子了，单黄金就成千上万。但是，这一富翁生前吃的是剩下的饭食和腐烂的稀饭；那他又是怎样打扮自己的呢？他穿的是粗糙的麻布衣；至于他的坐骑，他乘坐的是破破烂烂，支撑著帆布的单马两轮车。"</w:t>
       </w:r>
     </w:p>
     <w:p>
       <w:pPr>
-        <w:spacing w:before="40" w:after="80"/>
-        <w:ind w:left="283"/>
-        <w:shd w:val="clear" w:color="auto" w:fill="EDF6EF"/>
+        <w:ind w:left="170"/>
         <w:pBdr>
-          <w:left w:val="single" w:sz="20" w:space="6" w:color="1E5631"/>
+          <w:left w:val="single" w:sz="18" w:space="4" w:color="1E4620"/>
         </w:pBdr>
-      </w:pPr>
-      <w:r>
-        <w:rPr>
-          <w:sz w:val="20"/>
+        <w:shd w:val="clear" w:fill="F2F5FA"/>
+      </w:pPr>
+      <w:r>
+        <w:rPr>
+          <w:b w:val="0"/>
         </w:rPr>
         <w:t>佛陀当即说道：</w:t>
       </w:r>
     </w:p>
     <w:p>
       <w:pPr>
-        <w:spacing w:before="40" w:after="80"/>
-        <w:ind w:left="283"/>
-        <w:shd w:val="clear" w:color="auto" w:fill="EDF6EF"/>
+        <w:ind w:left="170"/>
         <w:pBdr>
-          <w:left w:val="single" w:sz="20" w:space="6" w:color="1E5631"/>
+          <w:left w:val="single" w:sz="18" w:space="4" w:color="1E4620"/>
         </w:pBdr>
-      </w:pPr>
-      <w:r>
-        <w:rPr>
-          <w:sz w:val="20"/>
+        <w:shd w:val="clear" w:fill="F2F5FA"/>
+      </w:pPr>
+      <w:r>
+        <w:rPr>
+          <w:b w:val="0"/>
         </w:rPr>
         <w:t>"如此，大王。在前世中，大王，此富翁曾供养一名为突揭罗尸克的辟支佛。但是后来，他又后悔不已，私下说："如果把这些饭食给我的家佣和长工死了，那不是更好？"除此之外，他为了谋取财产，弄死了他兄弟的独生儿子。因为此富翁曾以饭食供养辟支佛，作为此善业的果报，他七次往生快乐无比的天界。此同一善业所剩余的功德，使他作为富翁在此舍卫城再生七次。"</w:t>
       </w:r>
     </w:p>
     <w:p>
       <w:pPr>
-        <w:spacing w:before="40" w:after="80"/>
-        <w:ind w:left="283"/>
-        <w:shd w:val="clear" w:color="auto" w:fill="EDF6EF"/>
+        <w:ind w:left="170"/>
         <w:pBdr>
-          <w:left w:val="single" w:sz="20" w:space="6" w:color="1E5631"/>
+          <w:left w:val="single" w:sz="18" w:space="4" w:color="1E4620"/>
         </w:pBdr>
-      </w:pPr>
-      <w:r>
-        <w:rPr>
-          <w:sz w:val="20"/>
+        <w:shd w:val="clear" w:fill="F2F5FA"/>
+      </w:pPr>
+      <w:r>
+        <w:rPr>
+          <w:b w:val="0"/>
         </w:rPr>
         <w:t>由于他在过去世中所作善果之果报，他获取了巨大的功德，但是因为他对所作善业后悔莫及，他又无法尽情地享受业报给他带来的财富。</w:t>
       </w:r>
     </w:p>
     <w:p>
       <w:pPr>
-        <w:spacing w:before="40" w:after="80"/>
-        <w:ind w:left="283"/>
-        <w:shd w:val="clear" w:color="auto" w:fill="EDF6EF"/>
+        <w:ind w:left="170"/>
         <w:pBdr>
-          <w:left w:val="single" w:sz="20" w:space="6" w:color="1E5631"/>
+          <w:left w:val="single" w:sz="18" w:space="4" w:color="1E4620"/>
         </w:pBdr>
-      </w:pPr>
-      <w:r>
-        <w:rPr>
-          <w:sz w:val="20"/>
+        <w:shd w:val="clear" w:fill="F2F5FA"/>
+      </w:pPr>
+      <w:r>
+        <w:rPr>
+          <w:b w:val="0"/>
         </w:rPr>
         <w:t>在业力运作过程中，应该明白的是，有一种仁慈或恶毒的力量帮助或阻碍此规律的自我操作。出生(gati)，时间和环境(kala)，个性和相貌(upadhi)，努力程度(pavoga)等都是此善恶的助缘或逆缘。</w:t>
       </w:r>
     </w:p>
     <w:p>
       <w:pPr>
-        <w:spacing w:before="40" w:after="80"/>
-        <w:ind w:left="283"/>
-        <w:shd w:val="clear" w:color="auto" w:fill="EDF6EF"/>
+        <w:ind w:left="170"/>
         <w:pBdr>
-          <w:left w:val="single" w:sz="20" w:space="6" w:color="1E5631"/>
+          <w:left w:val="single" w:sz="18" w:space="4" w:color="1E4620"/>
         </w:pBdr>
-      </w:pPr>
-      <w:r>
-        <w:rPr>
-          <w:sz w:val="20"/>
+        <w:shd w:val="clear" w:fill="F2F5FA"/>
+      </w:pPr>
+      <w:r>
+        <w:rPr>
+          <w:b w:val="0"/>
         </w:rPr>
         <w:t>例如：一个人出生在一个高尚之家或一个幸福的环境里，他幸运的出生有时将阻止其恶业产生果报。</w:t>
       </w:r>
     </w:p>
     <w:p>
       <w:pPr>
-        <w:spacing w:before="40" w:after="80"/>
-        <w:ind w:left="283"/>
-        <w:shd w:val="clear" w:color="auto" w:fill="EDF6EF"/>
+        <w:ind w:left="170"/>
         <w:pBdr>
-          <w:left w:val="single" w:sz="20" w:space="6" w:color="1E5631"/>
+          <w:left w:val="single" w:sz="18" w:space="4" w:color="1E4620"/>
         </w:pBdr>
-      </w:pPr>
-      <w:r>
-        <w:rPr>
-          <w:sz w:val="20"/>
+        <w:shd w:val="clear" w:fill="F2F5FA"/>
+      </w:pPr>
+      <w:r>
+        <w:rPr>
+          <w:b w:val="0"/>
         </w:rPr>
         <w:t>在另外一个方面，如果他出生在一痛苦之境或不幸之家，不利的出生将给他恶业的现前提供良好的机缘。</w:t>
       </w:r>
     </w:p>
     <w:p>
       <w:pPr>
-        <w:spacing w:before="40" w:after="80"/>
-        <w:ind w:left="283"/>
-        <w:shd w:val="clear" w:color="auto" w:fill="EDF6EF"/>
+        <w:ind w:left="170"/>
         <w:pBdr>
-          <w:left w:val="single" w:sz="20" w:space="6" w:color="1E5631"/>
+          <w:left w:val="single" w:sz="18" w:space="4" w:color="1E4620"/>
         </w:pBdr>
-      </w:pPr>
-      <w:r>
-        <w:rPr>
-          <w:sz w:val="20"/>
+        <w:shd w:val="clear" w:fill="F2F5FA"/>
+      </w:pPr>
+      <w:r>
+        <w:rPr>
+          <w:b w:val="0"/>
         </w:rPr>
         <w:t>用佛教术语来说，这就叫做幸运生(gati-sampatti)或非幸运生(gati-vipatti)。</w:t>
       </w:r>
     </w:p>
     <w:p>
       <w:pPr>
-        <w:spacing w:before="40" w:after="80"/>
-        <w:ind w:left="283"/>
-        <w:shd w:val="clear" w:color="auto" w:fill="EDF6EF"/>
+        <w:ind w:left="170"/>
         <w:pBdr>
-          <w:left w:val="single" w:sz="20" w:space="6" w:color="1E5631"/>
+          <w:left w:val="single" w:sz="18" w:space="4" w:color="1E4620"/>
         </w:pBdr>
-      </w:pPr>
-      <w:r>
-        <w:rPr>
-          <w:sz w:val="20"/>
+        <w:shd w:val="clear" w:fill="F2F5FA"/>
+      </w:pPr>
+      <w:r>
+        <w:rPr>
+          <w:b w:val="0"/>
         </w:rPr>
         <w:t>在此善与不善的力量中，最为重要的是精进。在业报运作的过程中，精进或懈怠起著举足轻重的作用。通过现在的努力，一个人可以创作新业，新的外部环境，乃至新的世界。即使一个人生活在最为有利的环境之中，具有一切优越条件，但不作任何不懈的努力，他不仅要错过千载难逢的胜缘，而且会毁灭自己。自我努力是物质和精神进步的关键。</w:t>
       </w:r>
     </w:p>
     <w:p>
       <w:pPr>
-        <w:spacing w:before="40" w:after="80"/>
-        <w:ind w:left="283"/>
-        <w:shd w:val="clear" w:color="auto" w:fill="EDF6EF"/>
+        <w:ind w:left="170"/>
         <w:pBdr>
-          <w:left w:val="single" w:sz="20" w:space="6" w:color="1E5631"/>
+          <w:left w:val="single" w:sz="18" w:space="4" w:color="1E4620"/>
         </w:pBdr>
-      </w:pPr>
-      <w:r>
-        <w:rPr>
-          <w:sz w:val="20"/>
+        <w:shd w:val="clear" w:fill="F2F5FA"/>
+      </w:pPr>
+      <w:r>
+        <w:rPr>
+          <w:b w:val="0"/>
         </w:rPr>
         <w:t>此业力之说解释了痛苦的问题，所谓命运的神秘，以及一些宗教的宿命观点，更为主要的是解释了人类的不平等。</w:t>
       </w:r>
     </w:p>
     <w:p>
       <w:pPr>
-        <w:spacing w:before="40" w:after="80"/>
-        <w:ind w:left="283"/>
-        <w:shd w:val="clear" w:color="auto" w:fill="EDF6EF"/>
+        <w:ind w:left="170"/>
         <w:pBdr>
-          <w:left w:val="single" w:sz="20" w:space="6" w:color="1E5631"/>
+          <w:left w:val="single" w:sz="18" w:space="4" w:color="1E4620"/>
         </w:pBdr>
-      </w:pPr>
-      <w:r>
-        <w:rPr>
-          <w:sz w:val="20"/>
+        <w:shd w:val="clear" w:fill="F2F5FA"/>
+      </w:pPr>
+      <w:r>
+        <w:rPr>
+          <w:b w:val="0"/>
         </w:rPr>
         <w:t>我们是自己命运的设计师，我们是自己的创造者，我们是自己的毁灭者，我们创造自己的天堂，我们建立自己的地狱。</w:t>
       </w:r>
     </w:p>
     <w:p>
-      <w:pPr>
-        <w:spacing w:before="120" w:after="80"/>
-      </w:pPr>
-      <w:r>
-        <w:rPr>
-          <w:rFonts w:ascii="Microsoft YaHei" w:hAnsi="Microsoft YaHei" w:eastAsia="Microsoft YaHei"/>
+      <w:r>
+        <w:rPr>
           <w:b/>
-          <w:color w:val="1E5631"/>
-          <w:sz w:val="25"/>
+          <w:color w:val="1E4620"/>
+          <w:sz w:val="23"/>
         </w:rPr>
         <w:t>六、初果不退堕组 · 第三十八章 涅槃之道－慧（观：Vipassana）</w:t>
       </w:r>
     </w:p>
     <w:p>
       <w:pPr>
-        <w:spacing w:before="40" w:after="80"/>
-        <w:ind w:left="283"/>
-        <w:shd w:val="clear" w:color="auto" w:fill="EDF6EF"/>
+        <w:ind w:left="170"/>
         <w:pBdr>
-          <w:left w:val="single" w:sz="20" w:space="6" w:color="1E5631"/>
+          <w:left w:val="single" w:sz="18" w:space="4" w:color="1E4620"/>
         </w:pBdr>
-      </w:pPr>
-      <w:r>
-        <w:rPr>
-          <w:sz w:val="20"/>
+        <w:shd w:val="clear" w:fill="F2F5FA"/>
+      </w:pPr>
+      <w:r>
+        <w:rPr>
+          <w:b w:val="0"/>
         </w:rPr>
         <w:t>当一个人一时遏止住障碍，获得静虑时，其心澄清，如同明镜，事事物物皆能被清晰反现出真实面貌。但他仍然没有完全断除恶念，因为止心一境，不善之流只不过是暂时得以制止，它们可能在任何意想不到的时刻再次显现出来。</w:t>
       </w:r>
     </w:p>
     <w:p>
       <w:pPr>
-        <w:spacing w:before="40" w:after="80"/>
-        <w:ind w:left="283"/>
-        <w:shd w:val="clear" w:color="auto" w:fill="EDF6EF"/>
+        <w:ind w:left="170"/>
         <w:pBdr>
-          <w:left w:val="single" w:sz="20" w:space="6" w:color="1E5631"/>
+          <w:left w:val="single" w:sz="18" w:space="4" w:color="1E4620"/>
         </w:pBdr>
-      </w:pPr>
-      <w:r>
-        <w:rPr>
-          <w:sz w:val="20"/>
+        <w:shd w:val="clear" w:fill="F2F5FA"/>
+      </w:pPr>
+      <w:r>
+        <w:rPr>
+          <w:b w:val="0"/>
         </w:rPr>
         <w:t>戒律规范人的言行：止息把握人的心意；但是，只有最后阶段的观(Panna－智慧)，才能使求证圣果之人彻底根除三摩地压服的烦恼。</w:t>
       </w:r>
     </w:p>
     <w:p>
       <w:pPr>
-        <w:spacing w:before="40" w:after="80"/>
-        <w:ind w:left="283"/>
-        <w:shd w:val="clear" w:color="auto" w:fill="EDF6EF"/>
+        <w:ind w:left="170"/>
         <w:pBdr>
-          <w:left w:val="single" w:sz="20" w:space="6" w:color="1E5631"/>
+          <w:left w:val="single" w:sz="18" w:space="4" w:color="1E4620"/>
         </w:pBdr>
-      </w:pPr>
-      <w:r>
-        <w:rPr>
-          <w:sz w:val="20"/>
+        <w:shd w:val="clear" w:fill="F2F5FA"/>
+      </w:pPr>
+      <w:r>
+        <w:rPr>
+          <w:b w:val="0"/>
         </w:rPr>
         <w:t>一开始，瑜伽行者修习清习净智见(ditthi-visuddhi)，知见事物本质，以一正确观念，检验所谓的有情众生，这种寻思会使他明白；他所认为的我，或个体仅仅是心法色法的复杂和合而已，它们在不停变化之中。</w:t>
       </w:r>
     </w:p>
     <w:p>
       <w:pPr>
-        <w:spacing w:before="40" w:after="80"/>
-        <w:ind w:left="283"/>
-        <w:shd w:val="clear" w:color="auto" w:fill="EDF6EF"/>
+        <w:ind w:left="170"/>
         <w:pBdr>
-          <w:left w:val="single" w:sz="20" w:space="6" w:color="1E5631"/>
+          <w:left w:val="single" w:sz="18" w:space="4" w:color="1E4620"/>
         </w:pBdr>
-      </w:pPr>
-      <w:r>
-        <w:rPr>
-          <w:sz w:val="20"/>
+        <w:shd w:val="clear" w:fill="F2F5FA"/>
+      </w:pPr>
+      <w:r>
+        <w:rPr>
+          <w:b w:val="0"/>
         </w:rPr>
         <w:t>如此获得了所谓有情众生真实本质的正确观念后，抛弃了永恒的灵魂的邪见，瑜伽行者寻找此我个体的源头，从而认识到，在此世界中，无有一物，无论是过去，还是现在不是因缘所生，而他现在的存在是由于他过去的无明(avijja)、贪欲(tanha)、执著(upadana)、业力，以及现在生的食物所生起。由于这五种原因，生起所谓的众生。如同过去因造作了现在果，现在因也将会生起未来果。如此观想，他超越了一切有关过去、现在、未来的所有疑虑。</w:t>
       </w:r>
     </w:p>
     <w:p>
       <w:pPr>
-        <w:spacing w:before="40" w:after="80"/>
-        <w:ind w:left="283"/>
-        <w:shd w:val="clear" w:color="auto" w:fill="EDF6EF"/>
+        <w:ind w:left="170"/>
         <w:pBdr>
-          <w:left w:val="single" w:sz="20" w:space="6" w:color="1E5631"/>
+          <w:left w:val="single" w:sz="18" w:space="4" w:color="1E4620"/>
         </w:pBdr>
-      </w:pPr>
-      <w:r>
-        <w:rPr>
-          <w:sz w:val="20"/>
+        <w:shd w:val="clear" w:fill="F2F5FA"/>
+      </w:pPr>
+      <w:r>
+        <w:rPr>
+          <w:b w:val="0"/>
         </w:rPr>
         <w:t>由此，他观想一切有为法皆为无常(anicca)、是苦(dukkha)、无我(anatta)的真谛。无论他的眼睛转向何处，他只见到这三种特性鲜明地出现在他的眼前。他认识到生命只不过是由内因和外缘而生起的一种迁流，没有任何地方可以发现真正的快乐，因为万物皆不停的变化之中。</w:t>
       </w:r>
     </w:p>
     <w:p>
       <w:pPr>
-        <w:spacing w:before="40" w:after="80"/>
-        <w:ind w:left="283"/>
-        <w:shd w:val="clear" w:color="auto" w:fill="EDF6EF"/>
+        <w:ind w:left="170"/>
         <w:pBdr>
-          <w:left w:val="single" w:sz="20" w:space="6" w:color="1E5631"/>
+          <w:left w:val="single" w:sz="18" w:space="4" w:color="1E4620"/>
         </w:pBdr>
-      </w:pPr>
-      <w:r>
-        <w:rPr>
-          <w:sz w:val="20"/>
+        <w:shd w:val="clear" w:fill="F2F5FA"/>
+      </w:pPr>
+      <w:r>
+        <w:rPr>
+          <w:b w:val="0"/>
         </w:rPr>
         <w:t>行者如此观想生命本质，深入禅定，终有一天，大大地出于他的意料，他会看到一道圣气从身上发出，体验到从来没有过的快乐，喜悦和安稳。他的心境达到平稳，宗教热情进一步提高，心念更为清晰，观想更为敏锐。由于出现了圣气，从而对此种心境产生了爱执。但不久他就会觉悟到这些新的进展对道德的进一步提高是一种阻碍。因此，他修习清净智观，区别何为道，何为非道。</w:t>
       </w:r>
     </w:p>
     <w:p>
       <w:pPr>
-        <w:spacing w:before="40" w:after="80"/>
-        <w:ind w:left="283"/>
-        <w:shd w:val="clear" w:color="auto" w:fill="EDF6EF"/>
+        <w:ind w:left="170"/>
         <w:pBdr>
-          <w:left w:val="single" w:sz="20" w:space="6" w:color="1E5631"/>
+          <w:left w:val="single" w:sz="18" w:space="4" w:color="1E4620"/>
         </w:pBdr>
-      </w:pPr>
-      <w:r>
-        <w:rPr>
-          <w:sz w:val="20"/>
+        <w:shd w:val="clear" w:fill="F2F5FA"/>
+      </w:pPr>
+      <w:r>
+        <w:rPr>
+          <w:b w:val="0"/>
         </w:rPr>
         <w:t>忆念正道，他再次观想一切有为法的生灭。在这两种现象巩，后者在他心中产生中更深刻的印象，因为变化终是比生起更为明显。因此，他集中精神观想事物的坏灭。他认识到构成所谓有情众生的色法和心法总是在一种变化之中，从未刹那止留而相同。然后，他明瞭了一切坏灭之事皆是十分可怕之事，他看到整个世界如同一燃烧的火坑与痛苦根源。然后，他又认识到此可怖如迷妄世界的可恶和虚假，生起厌恶，由此而产生强烈的出离之愿。</w:t>
       </w:r>
     </w:p>
     <w:p>
       <w:pPr>
-        <w:spacing w:before="40" w:after="80"/>
-        <w:ind w:left="283"/>
-        <w:shd w:val="clear" w:color="auto" w:fill="EDF6EF"/>
+        <w:ind w:left="170"/>
         <w:pBdr>
-          <w:left w:val="single" w:sz="20" w:space="6" w:color="1E5631"/>
+          <w:left w:val="single" w:sz="18" w:space="4" w:color="1E4620"/>
         </w:pBdr>
-      </w:pPr>
-      <w:r>
-        <w:rPr>
-          <w:sz w:val="20"/>
+        <w:shd w:val="clear" w:fill="F2F5FA"/>
+      </w:pPr>
+      <w:r>
+        <w:rPr>
+          <w:b w:val="0"/>
         </w:rPr>
         <w:t>以此为动机，瑜伽行者再次观想无常、苦、无我三大特性，而后修习彻底的舍离，平等地看待一切有为法一不贪执不厌恶一切世间之物。</w:t>
       </w:r>
     </w:p>
     <w:p>
       <w:pPr>
-        <w:spacing w:before="40" w:after="80"/>
-        <w:ind w:left="283"/>
-        <w:shd w:val="clear" w:color="auto" w:fill="EDF6EF"/>
+        <w:ind w:left="170"/>
         <w:pBdr>
-          <w:left w:val="single" w:sz="20" w:space="6" w:color="1E5631"/>
+          <w:left w:val="single" w:sz="18" w:space="4" w:color="1E4620"/>
         </w:pBdr>
-      </w:pPr>
-      <w:r>
-        <w:rPr>
-          <w:sz w:val="20"/>
+        <w:shd w:val="clear" w:fill="F2F5FA"/>
+      </w:pPr>
+      <w:r>
+        <w:rPr>
+          <w:b w:val="0"/>
         </w:rPr>
         <w:t>达到这一修证境界后，他选择三大特性中的一种，作为一特别精进求证目标，并朝著这一方向更加努力用功修习智观，直到耀煌的一天，他第一次获证最高果位－涅槃。</w:t>
       </w:r>
     </w:p>
     <w:p>
       <w:pPr>
-        <w:spacing w:before="40" w:after="80"/>
-        <w:ind w:left="283"/>
-        <w:shd w:val="clear" w:color="auto" w:fill="EDF6EF"/>
+        <w:ind w:left="170"/>
         <w:pBdr>
-          <w:left w:val="single" w:sz="20" w:space="6" w:color="1E5631"/>
+          <w:left w:val="single" w:sz="18" w:space="4" w:color="1E4620"/>
         </w:pBdr>
-      </w:pPr>
-      <w:r>
-        <w:rPr>
-          <w:sz w:val="20"/>
+        <w:shd w:val="clear" w:fill="F2F5FA"/>
+      </w:pPr>
+      <w:r>
+        <w:rPr>
+          <w:b w:val="0"/>
         </w:rPr>
         <w:t>当瑜伽行者第一次了见涅槃后，他被称为须陀洹，意为第一次进入导向涅槃之流。</w:t>
       </w:r>
     </w:p>
     <w:p>
       <w:pPr>
-        <w:spacing w:before="40" w:after="80"/>
-        <w:ind w:left="283"/>
-        <w:shd w:val="clear" w:color="auto" w:fill="EDF6EF"/>
+        <w:ind w:left="170"/>
         <w:pBdr>
-          <w:left w:val="single" w:sz="20" w:space="6" w:color="1E5631"/>
+          <w:left w:val="single" w:sz="18" w:space="4" w:color="1E4620"/>
         </w:pBdr>
-      </w:pPr>
-      <w:r>
-        <w:rPr>
-          <w:sz w:val="20"/>
+        <w:shd w:val="clear" w:fill="F2F5FA"/>
+      </w:pPr>
+      <w:r>
+        <w:rPr>
+          <w:b w:val="0"/>
         </w:rPr>
         <w:t>此流代表著八正道。</w:t>
       </w:r>
     </w:p>
     <w:p>
       <w:pPr>
-        <w:spacing w:before="40" w:after="80"/>
-        <w:ind w:left="283"/>
-        <w:shd w:val="clear" w:color="auto" w:fill="EDF6EF"/>
+        <w:ind w:left="170"/>
         <w:pBdr>
-          <w:left w:val="single" w:sz="20" w:space="6" w:color="1E5631"/>
+          <w:left w:val="single" w:sz="18" w:space="4" w:color="1E4620"/>
         </w:pBdr>
-      </w:pPr>
-      <w:r>
-        <w:rPr>
-          <w:sz w:val="20"/>
+        <w:shd w:val="clear" w:fill="F2F5FA"/>
+      </w:pPr>
+      <w:r>
+        <w:rPr>
+          <w:b w:val="0"/>
         </w:rPr>
         <w:t>证预流果不再是凡夫(puthujjana)，而是圣者(aniya)。</w:t>
       </w:r>
     </w:p>
     <w:p>
       <w:pPr>
-        <w:spacing w:before="40" w:after="80"/>
-        <w:ind w:left="283"/>
-        <w:shd w:val="clear" w:color="auto" w:fill="EDF6EF"/>
+        <w:ind w:left="170"/>
         <w:pBdr>
-          <w:left w:val="single" w:sz="20" w:space="6" w:color="1E5631"/>
+          <w:left w:val="single" w:sz="18" w:space="4" w:color="1E4620"/>
         </w:pBdr>
-      </w:pPr>
-      <w:r>
-        <w:rPr>
-          <w:sz w:val="20"/>
+        <w:shd w:val="clear" w:fill="F2F5FA"/>
+      </w:pPr>
+      <w:r>
+        <w:rPr>
+          <w:b w:val="0"/>
         </w:rPr>
         <w:t>初证第一圣果，即断如下束缚众生于生死的三种障碍(samyojana)，它们是：</w:t>
       </w:r>
     </w:p>
     <w:p>
       <w:pPr>
-        <w:spacing w:before="40" w:after="80"/>
-        <w:ind w:left="283"/>
-        <w:shd w:val="clear" w:color="auto" w:fill="EDF6EF"/>
+        <w:ind w:left="170"/>
         <w:pBdr>
-          <w:left w:val="single" w:sz="20" w:space="6" w:color="1E5631"/>
+          <w:left w:val="single" w:sz="18" w:space="4" w:color="1E4620"/>
         </w:pBdr>
-      </w:pPr>
-      <w:r>
-        <w:rPr>
-          <w:sz w:val="20"/>
+        <w:shd w:val="clear" w:fill="F2F5FA"/>
+      </w:pPr>
+      <w:r>
+        <w:rPr>
+          <w:b w:val="0"/>
         </w:rPr>
         <w:t>一、五蕴身见(sakkaya-ditthi=sati+kaya+ditthi)。在这里，Kaya 意指五蕴一色、受、想、行、识。因有此色心之身，故以为有一实体，永恒灵魂的存在。《法集论》列举了二十多种这样的灵魂之说。Sakkaya-ditthi 通常被解释为邪见，个体之说，或我见。</w:t>
       </w:r>
     </w:p>
     <w:p>
       <w:pPr>
-        <w:spacing w:before="40" w:after="80"/>
-        <w:ind w:left="283"/>
-        <w:shd w:val="clear" w:color="auto" w:fill="EDF6EF"/>
+        <w:ind w:left="170"/>
         <w:pBdr>
-          <w:left w:val="single" w:sz="20" w:space="6" w:color="1E5631"/>
+          <w:left w:val="single" w:sz="18" w:space="4" w:color="1E4620"/>
         </w:pBdr>
-      </w:pPr>
-      <w:r>
-        <w:rPr>
-          <w:sz w:val="20"/>
+        <w:shd w:val="clear" w:fill="F2F5FA"/>
+      </w:pPr>
+      <w:r>
+        <w:rPr>
+          <w:b w:val="0"/>
         </w:rPr>
         <w:t>二、疑(vicikiccha)－这些是对，1.佛，2.法，3.僧，4.戒，5.过去，6.未来，7.过去未来，8.缘起(paticcasamuppada)的怀疑。</w:t>
       </w:r>
     </w:p>
     <w:p>
       <w:pPr>
-        <w:spacing w:before="40" w:after="80"/>
-        <w:ind w:left="283"/>
-        <w:shd w:val="clear" w:color="auto" w:fill="EDF6EF"/>
+        <w:ind w:left="170"/>
         <w:pBdr>
-          <w:left w:val="single" w:sz="20" w:space="6" w:color="1E5631"/>
+          <w:left w:val="single" w:sz="18" w:space="4" w:color="1E4620"/>
         </w:pBdr>
-      </w:pPr>
-      <w:r>
-        <w:rPr>
-          <w:sz w:val="20"/>
+        <w:shd w:val="clear" w:fill="F2F5FA"/>
+      </w:pPr>
+      <w:r>
+        <w:rPr>
+          <w:b w:val="0"/>
         </w:rPr>
         <w:t>三、执迷于错误的宗教祭司(silabbataparamasa)。</w:t>
       </w:r>
     </w:p>
     <w:p>
       <w:pPr>
-        <w:spacing w:before="40" w:after="80"/>
-        <w:ind w:left="283"/>
-        <w:shd w:val="clear" w:color="auto" w:fill="EDF6EF"/>
+        <w:ind w:left="170"/>
         <w:pBdr>
-          <w:left w:val="single" w:sz="20" w:space="6" w:color="1E5631"/>
+          <w:left w:val="single" w:sz="18" w:space="4" w:color="1E4620"/>
         </w:pBdr>
-      </w:pPr>
-      <w:r>
-        <w:rPr>
-          <w:sz w:val="20"/>
+        <w:shd w:val="clear" w:fill="F2F5FA"/>
+      </w:pPr>
+      <w:r>
+        <w:rPr>
+          <w:b w:val="0"/>
         </w:rPr>
         <w:t>《法集论》(第一千零五节)如此解释："非佛法之外道和婆罗门持有这种学说：解脱由道德行为的规范，或祭司，或道德规范和祭司而获得。</w:t>
       </w:r>
     </w:p>
     <w:p>
       <w:pPr>
-        <w:spacing w:before="40" w:after="80"/>
-        <w:ind w:left="283"/>
-        <w:shd w:val="clear" w:color="auto" w:fill="EDF6EF"/>
+        <w:ind w:left="170"/>
         <w:pBdr>
-          <w:left w:val="single" w:sz="20" w:space="6" w:color="1E5631"/>
+          <w:left w:val="single" w:sz="18" w:space="4" w:color="1E4620"/>
         </w:pBdr>
-      </w:pPr>
-      <w:r>
-        <w:rPr>
-          <w:sz w:val="20"/>
+        <w:shd w:val="clear" w:fill="F2F5FA"/>
+      </w:pPr>
+      <w:r>
+        <w:rPr>
+          <w:b w:val="0"/>
         </w:rPr>
         <w:t>为了断除剩余下来的七种障碍，初果圣者最多再生七次。他对佛法僧绝对信仰，毫无疑问，他将绝对不会因任何原因冒犯五戒，不再堕落恶道，决定证得觉悟。</w:t>
       </w:r>
@@ -5365,116 +5053,79 @@
       <w:r>
         <w:rPr>
           <w:b/>
-          <w:sz w:val="21"/>
         </w:rPr>
         <w:t>材料③</w:t>
       </w:r>
       <w:r>
         <w:rPr>
-          <w:sz w:val="21"/>
+          <w:b w:val="0"/>
         </w:rPr>
         <w:t>（可加）：《上座部佛教與止觀》（现证圣果）</w:t>
       </w:r>
     </w:p>
     <w:p>
       <w:pPr>
-        <w:ind w:left="340"/>
-      </w:pPr>
-      <w:r>
-        <w:rPr>
-          <w:color w:val="1E5631"/>
-          <w:sz w:val="21"/>
-        </w:rPr>
-        <w:t xml:space="preserve">• </w:t>
-      </w:r>
-      <w:r>
-        <w:rPr>
-          <w:sz w:val="21"/>
+        <w:pStyle w:val="ListBullet"/>
+      </w:pPr>
+      <w:r>
+        <w:rPr>
+          <w:b w:val="0"/>
         </w:rPr>
         <w:t>文件类型：PDF（讲义·理论书）</w:t>
       </w:r>
     </w:p>
     <w:p>
       <w:pPr>
-        <w:ind w:left="340"/>
-      </w:pPr>
-      <w:r>
-        <w:rPr>
-          <w:color w:val="1E5631"/>
-          <w:sz w:val="21"/>
-        </w:rPr>
-        <w:t xml:space="preserve">• </w:t>
-      </w:r>
-      <w:r>
-        <w:rPr>
-          <w:sz w:val="21"/>
+        <w:pStyle w:val="ListBullet"/>
+      </w:pPr>
+      <w:r>
+        <w:rPr>
+          <w:b w:val="0"/>
         </w:rPr>
         <w:t>知识库出处：古源尊者开示及上座部佛教资料</w:t>
       </w:r>
     </w:p>
     <w:p>
       <w:pPr>
-        <w:ind w:left="340"/>
-      </w:pPr>
-      <w:r>
-        <w:rPr>
-          <w:color w:val="1E5631"/>
-          <w:sz w:val="21"/>
-        </w:rPr>
-        <w:t xml:space="preserve">• </w:t>
-      </w:r>
-      <w:r>
-        <w:rPr>
-          <w:sz w:val="21"/>
-        </w:rPr>
-        <w:t>media_id：`pdf_d0dd1c0cd17209afe241ece24bf6b7b4_dfa4934c37d0c1e4839e94cc44d061377439961422831605`</w:t>
-      </w:r>
-    </w:p>
-    <w:p>
-      <w:pPr>
-        <w:ind w:left="340"/>
-      </w:pPr>
-      <w:r>
-        <w:rPr>
-          <w:color w:val="1E5631"/>
-          <w:sz w:val="21"/>
-        </w:rPr>
-        <w:t xml:space="preserve">• </w:t>
-      </w:r>
-      <w:r>
-        <w:rPr>
-          <w:sz w:val="21"/>
+        <w:pStyle w:val="ListBullet"/>
+      </w:pPr>
+      <w:r>
+        <w:rPr>
+          <w:b w:val="0"/>
+        </w:rPr>
+        <w:t>media_id：pdf_d0dd1c0cd17209afe241ece24bf6b7b4_dfa4934c37d0c1e4839e94cc44d061377439961422831605</w:t>
+      </w:r>
+    </w:p>
+    <w:p>
+      <w:pPr>
+        <w:pStyle w:val="ListBullet"/>
+      </w:pPr>
+      <w:r>
+        <w:rPr>
+          <w:b w:val="0"/>
         </w:rPr>
         <w:t>打开方式：ima知识库搜索「上座部佛教與止觀」</w:t>
       </w:r>
     </w:p>
     <w:p>
       <w:pPr>
-        <w:ind w:left="340"/>
-      </w:pPr>
-      <w:r>
-        <w:rPr>
-          <w:color w:val="1E5631"/>
-          <w:sz w:val="21"/>
-        </w:rPr>
-        <w:t xml:space="preserve">• </w:t>
-      </w:r>
-      <w:r>
-        <w:rPr>
-          <w:sz w:val="21"/>
+        <w:pStyle w:val="ListBullet"/>
+      </w:pPr>
+      <w:r>
+        <w:rPr>
+          <w:b w:val="0"/>
         </w:rPr>
         <w:t>说明：</w:t>
       </w:r>
       <w:r>
         <w:rPr>
           <w:b/>
-          <w:sz w:val="21"/>
         </w:rPr>
         <w:t>与读书会20第1周同文件不同段落（本讲取〈上编·三·4 以现证圣果为禅修目标·初果不退堕〉与〈下编·三·观业处·现证涅槃〉，W1讲取〈四圣者层次总说〉相关章节）</w:t>
       </w:r>
       <w:r>
         <w:rPr>
-          <w:sz w:val="21"/>
+          <w:b w:val="0"/>
         </w:rPr>
         <w:t>。本 id 未见于禁用清单。为可选补充。</w:t>
       </w:r>
@@ -5482,190 +5133,169 @@
     <w:p>
       <w:r>
         <w:rPr>
-          <w:sz w:val="21"/>
+          <w:b w:val="0"/>
         </w:rPr>
         <w:t>⚠️ 主持人操作：共读时间紧时</w:t>
       </w:r>
       <w:r>
         <w:rPr>
           <w:b/>
-          <w:sz w:val="21"/>
         </w:rPr>
         <w:t>只读第一节」（以现证圣果·初果不退堕）</w:t>
       </w:r>
       <w:r>
         <w:rPr>
-          <w:sz w:val="21"/>
+          <w:b w:val="0"/>
         </w:rPr>
         <w:t>；第二节作收尾/扩展引子。脚注编号（$^{14}$–$^{16}$）朗读时跳过。</w:t>
       </w:r>
     </w:p>
     <w:p>
-      <w:pPr>
-        <w:spacing w:before="120" w:after="80"/>
-      </w:pPr>
-      <w:r>
-        <w:rPr>
-          <w:rFonts w:ascii="Microsoft YaHei" w:hAnsi="Microsoft YaHei" w:eastAsia="Microsoft YaHei"/>
+      <w:r>
+        <w:rPr>
           <w:b/>
-          <w:color w:val="1E5631"/>
-          <w:sz w:val="25"/>
+          <w:color w:val="1E4620"/>
+          <w:sz w:val="23"/>
         </w:rPr>
         <w:t>一、以现证圣果为禅修目标（上编·三·上座部佛教之特点 · 4）</w:t>
       </w:r>
     </w:p>
     <w:p>
       <w:pPr>
-        <w:spacing w:before="40" w:after="80"/>
-        <w:ind w:left="283"/>
-        <w:shd w:val="clear" w:color="auto" w:fill="EDF6EF"/>
+        <w:ind w:left="170"/>
         <w:pBdr>
-          <w:left w:val="single" w:sz="20" w:space="6" w:color="1E5631"/>
+          <w:left w:val="single" w:sz="18" w:space="4" w:color="1E4620"/>
         </w:pBdr>
-      </w:pPr>
-      <w:r>
-        <w:rPr>
-          <w:sz w:val="20"/>
+        <w:shd w:val="clear" w:fill="F2F5FA"/>
+      </w:pPr>
+      <w:r>
+        <w:rPr>
+          <w:b w:val="0"/>
         </w:rPr>
         <w:t>虽然佛陀的教法可以依其流变而分为正法、像法与末法三个时期，但这主要还是指在印度本土的历史发展情形。根据上座部佛教，现在仍然属于正法时期，现在仍然能够通过实践导师之教而断除烦恼、证悟涅槃，甚至还能证悟「三明阿拉汉」(tevijjā arahata)$^{14}$。如果认为现在已经是不能再证悟道果的时期之观点，被认为是造成「法障」(Dhammaantarāyika)的邪见。只要三藏圣典仍然存在于世间，只要佛弟子们仍然能够真正地实践佛陀的教法，正法时期就会继续存在！</w:t>
       </w:r>
     </w:p>
     <w:p>
       <w:pPr>
-        <w:spacing w:before="40" w:after="80"/>
-        <w:ind w:left="283"/>
-        <w:shd w:val="clear" w:color="auto" w:fill="EDF6EF"/>
+        <w:ind w:left="170"/>
         <w:pBdr>
-          <w:left w:val="single" w:sz="20" w:space="6" w:color="1E5631"/>
+          <w:left w:val="single" w:sz="18" w:space="4" w:color="1E4620"/>
         </w:pBdr>
-      </w:pPr>
-      <w:r>
-        <w:rPr>
-          <w:sz w:val="20"/>
+        <w:shd w:val="clear" w:fill="F2F5FA"/>
+      </w:pPr>
+      <w:r>
+        <w:rPr>
+          <w:b w:val="0"/>
         </w:rPr>
         <w:t>在《大般涅槃经》中世尊就很明确地说过：</w:t>
       </w:r>
     </w:p>
     <w:p>
       <w:pPr>
-        <w:spacing w:before="40" w:after="80"/>
-        <w:ind w:left="283"/>
-        <w:shd w:val="clear" w:color="auto" w:fill="EDF6EF"/>
+        <w:ind w:left="170"/>
         <w:pBdr>
-          <w:left w:val="single" w:sz="20" w:space="6" w:color="1E5631"/>
+          <w:left w:val="single" w:sz="18" w:space="4" w:color="1E4620"/>
         </w:pBdr>
-      </w:pPr>
-      <w:r>
-        <w:rPr>
-          <w:sz w:val="20"/>
+        <w:shd w:val="clear" w:fill="F2F5FA"/>
+      </w:pPr>
+      <w:r>
+        <w:rPr>
+          <w:b w:val="0"/>
         </w:rPr>
         <w:t>“Ime ca, Subhadda, bhikkhū sammā vihareyyuņ, asuño loko arahantehi assā’ti.”</w:t>
       </w:r>
     </w:p>
     <w:p>
       <w:pPr>
-        <w:spacing w:before="40" w:after="80"/>
-        <w:ind w:left="283"/>
-        <w:shd w:val="clear" w:color="auto" w:fill="EDF6EF"/>
+        <w:ind w:left="170"/>
         <w:pBdr>
-          <w:left w:val="single" w:sz="20" w:space="6" w:color="1E5631"/>
+          <w:left w:val="single" w:sz="18" w:space="4" w:color="1E4620"/>
         </w:pBdr>
-      </w:pPr>
-      <w:r>
-        <w:rPr>
-          <w:sz w:val="20"/>
+        <w:shd w:val="clear" w:fill="F2F5FA"/>
+      </w:pPr>
+      <w:r>
+        <w:rPr>
+          <w:b w:val="0"/>
         </w:rPr>
         <w:t>「苏跋达，于此，只要比库们正确地安住，则世间将不空缺阿拉汉！」</w:t>
       </w:r>
     </w:p>
     <w:p>
       <w:pPr>
-        <w:spacing w:before="40" w:after="80"/>
-        <w:ind w:left="283"/>
-        <w:shd w:val="clear" w:color="auto" w:fill="EDF6EF"/>
+        <w:ind w:left="170"/>
         <w:pBdr>
-          <w:left w:val="single" w:sz="20" w:space="6" w:color="1E5631"/>
+          <w:left w:val="single" w:sz="18" w:space="4" w:color="1E4620"/>
         </w:pBdr>
-      </w:pPr>
-      <w:r>
-        <w:rPr>
-          <w:sz w:val="20"/>
+        <w:shd w:val="clear" w:fill="F2F5FA"/>
+      </w:pPr>
+      <w:r>
+        <w:rPr>
+          <w:b w:val="0"/>
         </w:rPr>
         <w:t>依据业果法则，造作善业能造成善趣的结生，并招感乐之果报；造作不善业能导致投生于恶趣，并带来苦果。只要导致生死流转的烦恼还没有被根除，就还会继续造业，并将随著所造作的善业或不善业继续投生、继续轮回。</w:t>
       </w:r>
     </w:p>
     <w:p>
       <w:pPr>
-        <w:spacing w:before="40" w:after="80"/>
-        <w:ind w:left="283"/>
-        <w:shd w:val="clear" w:color="auto" w:fill="EDF6EF"/>
+        <w:ind w:left="170"/>
         <w:pBdr>
-          <w:left w:val="single" w:sz="20" w:space="6" w:color="1E5631"/>
+          <w:left w:val="single" w:sz="18" w:space="4" w:color="1E4620"/>
         </w:pBdr>
-      </w:pPr>
-      <w:r>
-        <w:rPr>
-          <w:sz w:val="20"/>
+        <w:shd w:val="clear" w:fill="F2F5FA"/>
+      </w:pPr>
+      <w:r>
+        <w:rPr>
+          <w:b w:val="0"/>
         </w:rPr>
         <w:t>如果想要解脱痛苦、止息轮回就必须修行。修行的方法包括布施、持戒、修习止观等。然而，唯有修行观慧直至证悟圣道果，才能断除烦恼、出离生死轮回。为什么呢？因为布施、持戒等虽然属于善业，但是却不能断除烦恼，只能造成投生到人界或欲界天趣。如果禅修者修习定而达到禅那，而且能够将禅那维持到临死那一刻，他将能够投生于梵天界。所有这一切，都是依照业果法则而发生的。能够达到禅那并维持到死亡时刻固然很好，但是禅那只能够镇伏烦恼，仍然不能拔除烦恼之根。至于其他的善业，则是更加的不保险。大多数的情况是：尽管布施、持戒等善业能够导致投生到善趣，然而，由于临死时的不如理作意，恶业也可能会超越善业，而造成投生到恶趣。</w:t>
       </w:r>
     </w:p>
     <w:p>
       <w:pPr>
-        <w:spacing w:before="40" w:after="80"/>
-        <w:ind w:left="283"/>
-        <w:shd w:val="clear" w:color="auto" w:fill="EDF6EF"/>
+        <w:ind w:left="170"/>
         <w:pBdr>
-          <w:left w:val="single" w:sz="20" w:space="6" w:color="1E5631"/>
+          <w:left w:val="single" w:sz="18" w:space="4" w:color="1E4620"/>
         </w:pBdr>
-      </w:pPr>
-      <w:r>
-        <w:rPr>
-          <w:sz w:val="20"/>
+        <w:shd w:val="clear" w:fill="F2F5FA"/>
+      </w:pPr>
+      <w:r>
+        <w:rPr>
+          <w:b w:val="0"/>
         </w:rPr>
         <w:t>对于禅修者来说，他最低限度必须在今生今世证悟初果（入流果），如此才可以说是拿到了解脱生死轮回的保险。初果圣者不会再退转回凡夫的境界，而只会不断前进；而且，无论他们投生至何处，都不会再堕落到恶趣，而只会不断地投生至更高的生命界，直到彻底止息生死、证趣无余依涅槃。</w:t>
       </w:r>
     </w:p>
     <w:p>
-      <w:pPr>
-        <w:spacing w:before="120" w:after="80"/>
-      </w:pPr>
-      <w:r>
-        <w:rPr>
-          <w:rFonts w:ascii="Microsoft YaHei" w:hAnsi="Microsoft YaHei" w:eastAsia="Microsoft YaHei"/>
+      <w:r>
+        <w:rPr>
           <w:b/>
-          <w:color w:val="1E5631"/>
-          <w:sz w:val="25"/>
+          <w:color w:val="1E4620"/>
+          <w:sz w:val="23"/>
         </w:rPr>
         <w:t>二、观业处·现证涅槃（下编·上座部佛教止观禅法 · 三、观业处 · 4）</w:t>
       </w:r>
     </w:p>
     <w:p>
       <w:pPr>
-        <w:spacing w:before="40" w:after="80"/>
-        <w:ind w:left="283"/>
-        <w:shd w:val="clear" w:color="auto" w:fill="EDF6EF"/>
+        <w:ind w:left="170"/>
         <w:pBdr>
-          <w:left w:val="single" w:sz="20" w:space="6" w:color="1E5631"/>
+          <w:left w:val="single" w:sz="18" w:space="4" w:color="1E4620"/>
         </w:pBdr>
-      </w:pPr>
-      <w:r>
-        <w:rPr>
-          <w:sz w:val="20"/>
+        <w:shd w:val="clear" w:fill="F2F5FA"/>
+      </w:pPr>
+      <w:r>
+        <w:rPr>
+          <w:b w:val="0"/>
         </w:rPr>
         <w:t>如果禅修者在过去生中累积了足够的巴拉密，而在今生又足够精进地修行观业处，当观智成熟时，就能够证悟以涅槃为目标的道智与果智。此时，禅修者将发现所有的行法止息了，而内心却能完全地觉知寂界涅槃，获得四圣谛的真实智慧，现法亲证涅槃。</w:t>
       </w:r>
     </w:p>
     <w:p>
-      <w:pPr>
-        <w:spacing w:before="160" w:after="80"/>
-      </w:pPr>
-      <w:r>
-        <w:rPr>
-          <w:rFonts w:ascii="Microsoft YaHei" w:hAnsi="Microsoft YaHei" w:eastAsia="Microsoft YaHei"/>
+      <w:r>
+        <w:rPr>
           <w:b/>
-          <w:color w:val="1E5631"/>
-          <w:sz w:val="28"/>
+          <w:color w:val="1E4620"/>
+          <w:sz w:val="26"/>
         </w:rPr>
         <w:t>💬 第一轮分享</w:t>
       </w:r>
@@ -5674,13 +5304,12 @@
       <w:r>
         <w:rPr>
           <w:b/>
-          <w:sz w:val="21"/>
         </w:rPr>
         <w:t>分享规则</w:t>
       </w:r>
       <w:r>
         <w:rPr>
-          <w:sz w:val="21"/>
+          <w:b w:val="0"/>
         </w:rPr>
         <w:t>：一轮；每人 1.5–2 min；可说「我跳过」；不评判、不比较、不给建议。主持人先示范一句，再按顺序邀请。</w:t>
       </w:r>
@@ -5689,747 +5318,669 @@
       <w:r>
         <w:rPr>
           <w:b/>
-          <w:sz w:val="21"/>
         </w:rPr>
         <w:t>起手问题（任选，由浅入深）</w:t>
       </w:r>
       <w:r>
         <w:rPr>
-          <w:sz w:val="21"/>
+          <w:b w:val="0"/>
         </w:rPr>
         <w:t>：</w:t>
       </w:r>
     </w:p>
     <w:p>
       <w:pPr>
-        <w:ind w:left="340"/>
-      </w:pPr>
+        <w:pStyle w:val="ListNumber"/>
+      </w:pPr>
+      <w:r>
+        <w:rPr>
+          <w:b w:val="0"/>
+        </w:rPr>
+        <w:t>「初入圣流」「不退堕」这几个词，你</w:t>
+      </w:r>
       <w:r>
         <w:rPr>
           <w:b/>
-          <w:sz w:val="21"/>
-        </w:rPr>
-        <w:t xml:space="preserve">1. </w:t>
-      </w:r>
-      <w:r>
-        <w:rPr>
-          <w:sz w:val="21"/>
-        </w:rPr>
-        <w:t>「初入圣流」「不退堕」这几个词，你</w:t>
-      </w:r>
+        </w:rPr>
+        <w:t>第一次听到</w:t>
+      </w:r>
+      <w:r>
+        <w:rPr>
+          <w:b w:val="0"/>
+        </w:rPr>
+        <w:t>时，心里生起的是向往、怀疑，还是别的什么？</w:t>
+      </w:r>
+    </w:p>
+    <w:p>
+      <w:pPr>
+        <w:pStyle w:val="ListNumber"/>
+      </w:pPr>
+      <w:r>
+        <w:rPr>
+          <w:b w:val="0"/>
+        </w:rPr>
+        <w:t>生活里有没有一件小事，让你觉得「方向一旦对了，就再也不想回头」？它和本讲的「不退堕」有什么相通之处？</w:t>
+      </w:r>
+    </w:p>
+    <w:p>
+      <w:pPr>
+        <w:pStyle w:val="ListNumber"/>
+      </w:pPr>
+      <w:r>
+        <w:rPr>
+          <w:b w:val="0"/>
+        </w:rPr>
+        <w:t>「发现自己错了，然后改方向」——最近一次这样的经历，带给你的感受是什么？</w:t>
+      </w:r>
+    </w:p>
+    <w:p>
       <w:r>
         <w:rPr>
           <w:b/>
-          <w:sz w:val="21"/>
-        </w:rPr>
-        <w:t>第一次听到</w:t>
-      </w:r>
-      <w:r>
-        <w:rPr>
-          <w:sz w:val="21"/>
-        </w:rPr>
-        <w:t>时，心里生起的是向往、怀疑，还是别的什么？</w:t>
-      </w:r>
-    </w:p>
-    <w:p>
-      <w:pPr>
-        <w:ind w:left="340"/>
-      </w:pPr>
+          <w:color w:val="1E4620"/>
+          <w:sz w:val="26"/>
+        </w:rPr>
+        <w:t>🎯 主题讨论</w:t>
+      </w:r>
+    </w:p>
+    <w:p>
       <w:r>
         <w:rPr>
           <w:b/>
-          <w:sz w:val="21"/>
-        </w:rPr>
-        <w:t xml:space="preserve">2. </w:t>
-      </w:r>
-      <w:r>
-        <w:rPr>
-          <w:sz w:val="21"/>
-        </w:rPr>
-        <w:t>生活里有没有一件小事，让你觉得「方向一旦对了，就再也不想回头」？它和本讲的「不退堕」有什么相通之处？</w:t>
-      </w:r>
-    </w:p>
-    <w:p>
-      <w:pPr>
-        <w:ind w:left="340"/>
-      </w:pPr>
+        </w:rPr>
+        <w:t>问题一（由浅入深）</w:t>
+      </w:r>
+      <w:r>
+        <w:rPr>
+          <w:b w:val="0"/>
+        </w:rPr>
+        <w:t>：本讲讲「断三结」，请你用</w:t>
+      </w:r>
       <w:r>
         <w:rPr>
           <w:b/>
-          <w:sz w:val="21"/>
-        </w:rPr>
-        <w:t xml:space="preserve">3. </w:t>
-      </w:r>
-      <w:r>
-        <w:rPr>
-          <w:sz w:val="21"/>
-        </w:rPr>
-        <w:t>「发现自己错了，然后改方向」——最近一次这样的经历，带给你的感受是什么？</w:t>
-      </w:r>
-    </w:p>
-    <w:p>
-      <w:pPr>
-        <w:spacing w:before="160" w:after="80"/>
-      </w:pPr>
-      <w:r>
-        <w:rPr>
-          <w:rFonts w:ascii="Microsoft YaHei" w:hAnsi="Microsoft YaHei" w:eastAsia="Microsoft YaHei"/>
+        </w:rPr>
+        <w:t>自己的话</w:t>
+      </w:r>
+      <w:r>
+        <w:rPr>
+          <w:b w:val="0"/>
+        </w:rPr>
+        <w:t>说说——有身见、戒禁取、疑，这三样如果住在家居生活里，会分别长成什么样子？</w:t>
+      </w:r>
+    </w:p>
+    <w:p>
+      <w:r>
+        <w:rPr>
           <w:b/>
-          <w:color w:val="1E5631"/>
-          <w:sz w:val="28"/>
-        </w:rPr>
-        <w:t>🎯 主题讨论</w:t>
+        </w:rPr>
+        <w:t>提示</w:t>
+      </w:r>
+      <w:r>
+        <w:rPr>
+          <w:b w:val="0"/>
+        </w:rPr>
+        <w:t>：身见→把「我的立场／我的身份」当成「我」，被否定就受伤；戒禁取→相信某种「照做就行」的仪式或形式能带来解脱；疑→对法与师始终留一手。引导成员举具体生活场景。</w:t>
       </w:r>
     </w:p>
     <w:p>
       <w:r>
         <w:rPr>
           <w:b/>
-          <w:sz w:val="21"/>
-        </w:rPr>
-        <w:t>问题一（由浅入深）</w:t>
-      </w:r>
-      <w:r>
-        <w:rPr>
-          <w:sz w:val="21"/>
-        </w:rPr>
-        <w:t>：本讲讲「断三结」，请你用</w:t>
+        </w:rPr>
+        <w:t>问题二</w:t>
+      </w:r>
+      <w:r>
+        <w:rPr>
+          <w:b w:val="0"/>
+        </w:rPr>
+        <w:t>：「初果不堕恶趣、最多七次人天往返」——这句话给你的</w:t>
       </w:r>
       <w:r>
         <w:rPr>
           <w:b/>
-          <w:sz w:val="21"/>
-        </w:rPr>
-        <w:t>自己的话</w:t>
-      </w:r>
-      <w:r>
-        <w:rPr>
-          <w:sz w:val="21"/>
-        </w:rPr>
-        <w:t>说说——有身见、戒禁取、疑，这三样如果住在家居生活里，会分别长成什么样子？</w:t>
+        </w:rPr>
+        <w:t>是安心还是压力</w:t>
+      </w:r>
+      <w:r>
+        <w:rPr>
+          <w:b w:val="0"/>
+        </w:rPr>
+        <w:t>？为什么？</w:t>
       </w:r>
     </w:p>
     <w:p>
       <w:r>
         <w:rPr>
           <w:b/>
-          <w:sz w:val="21"/>
         </w:rPr>
         <w:t>提示</w:t>
       </w:r>
       <w:r>
         <w:rPr>
-          <w:sz w:val="21"/>
-        </w:rPr>
-        <w:t>：身见→把「我的立场／我的身份」当成「我」，被否定就受伤；戒禁取→相信某种「照做就行」的仪式或形式能带来解脱；疑→对法与师始终留一手。引导成员举具体生活场景。</w:t>
+          <w:b w:val="0"/>
+        </w:rPr>
+        <w:t>：这是一次心理安全的引导。重点不在讨论「谁到不到得了」，而在于——「方向已定」这种确定感，对当下的修行是助力还是负担？</w:t>
       </w:r>
     </w:p>
     <w:p>
       <w:r>
         <w:rPr>
           <w:b/>
-          <w:sz w:val="21"/>
-        </w:rPr>
-        <w:t>问题二</w:t>
-      </w:r>
-      <w:r>
-        <w:rPr>
-          <w:sz w:val="21"/>
-        </w:rPr>
-        <w:t>：「初果不堕恶趣、最多七次人天往返」——这句话给你的</w:t>
+        </w:rPr>
+        <w:t>问题三（指向实修）</w:t>
+      </w:r>
+      <w:r>
+        <w:rPr>
+          <w:b w:val="0"/>
+        </w:rPr>
+        <w:t>：如果把「初入圣流」理解成「方向第一次不可逆地转向」，那么</w:t>
       </w:r>
       <w:r>
         <w:rPr>
           <w:b/>
-          <w:sz w:val="21"/>
-        </w:rPr>
-        <w:t>是安心还是压力</w:t>
-      </w:r>
-      <w:r>
-        <w:rPr>
-          <w:sz w:val="21"/>
-        </w:rPr>
-        <w:t>？为什么？</w:t>
+        </w:rPr>
+        <w:t>今天、本周</w:t>
+      </w:r>
+      <w:r>
+        <w:rPr>
+          <w:b w:val="0"/>
+        </w:rPr>
+        <w:t>，我可以做一件什么小事，让自己的方向更清楚一点？</w:t>
       </w:r>
     </w:p>
     <w:p>
       <w:r>
         <w:rPr>
           <w:b/>
-          <w:sz w:val="21"/>
         </w:rPr>
         <w:t>提示</w:t>
       </w:r>
       <w:r>
         <w:rPr>
-          <w:sz w:val="21"/>
-        </w:rPr>
-        <w:t>：这是一次心理安全的引导。重点不在讨论「谁到不到得了」，而在于——「方向已定」这种确定感，对当下的修行是助力还是负担？</w:t>
+          <w:b w:val="0"/>
+        </w:rPr>
+        <w:t>：落到具体的一念、一句话、一个习惯。请每位成员说出一件可执行的小事，主持人记录关键词（不必点评）。</w:t>
       </w:r>
     </w:p>
     <w:p>
       <w:r>
         <w:rPr>
           <w:b/>
-          <w:sz w:val="21"/>
-        </w:rPr>
-        <w:t>问题三（指向实修）</w:t>
-      </w:r>
-      <w:r>
-        <w:rPr>
-          <w:sz w:val="21"/>
-        </w:rPr>
-        <w:t>：如果把「初入圣流」理解成「方向第一次不可逆地转向」，那么</w:t>
+          <w:color w:val="1E4620"/>
+          <w:sz w:val="26"/>
+        </w:rPr>
+        <w:t>🧘 禅修练习</w:t>
+      </w:r>
+    </w:p>
+    <w:p>
+      <w:pPr>
+        <w:ind w:left="170"/>
+        <w:pBdr>
+          <w:left w:val="single" w:sz="18" w:space="4" w:color="1E4620"/>
+        </w:pBdr>
+        <w:shd w:val="clear" w:fill="F2F5FA"/>
+      </w:pPr>
+      <w:r>
+        <w:rPr>
+          <w:b w:val="0"/>
+        </w:rPr>
+        <w:t xml:space="preserve">⚠️ </w:t>
       </w:r>
       <w:r>
         <w:rPr>
           <w:b/>
-          <w:sz w:val="21"/>
-        </w:rPr>
-        <w:t>今天、本周</w:t>
-      </w:r>
-      <w:r>
-        <w:rPr>
-          <w:sz w:val="21"/>
-        </w:rPr>
-        <w:t>，我可以做一件什么小事，让自己的方向更清楚一点？</w:t>
+        </w:rPr>
+        <w:t>禅修禁忌提示</w:t>
+      </w:r>
+      <w:r>
+        <w:rPr>
+          <w:b w:val="0"/>
+        </w:rPr>
+        <w:t>：若你正处在严重抑郁、焦虑、创伤后应激，或精神类疾病的发作／用药期，或正经历强烈的情绪危机，请先咨询医生或心理师，再决定是否练习；练习中若出现明显不适（如心悸、胸闷、情绪失控），请立即停止，睁开眼睛，把注意力放回呼吸与身体，必要时离场休息。</w:t>
+      </w:r>
+    </w:p>
+    <w:p>
+      <w:r>
+        <w:rPr>
+          <w:b w:val="0"/>
+        </w:rPr>
+        <w:t>（本周练习两种，主持人按时间选用；照读即可）</w:t>
       </w:r>
     </w:p>
     <w:p>
       <w:r>
         <w:rPr>
           <w:b/>
-          <w:sz w:val="21"/>
-        </w:rPr>
-        <w:t>提示</w:t>
-      </w:r>
-      <w:r>
-        <w:rPr>
-          <w:sz w:val="21"/>
-        </w:rPr>
-        <w:t>：落到具体的一念、一句话、一个习惯。请每位成员说出一件可执行的小事，主持人记录关键词（不必点评）。</w:t>
-      </w:r>
-    </w:p>
-    <w:p>
-      <w:pPr>
-        <w:spacing w:before="160" w:after="80"/>
-      </w:pPr>
-      <w:r>
-        <w:rPr>
-          <w:rFonts w:ascii="Microsoft YaHei" w:hAnsi="Microsoft YaHei" w:eastAsia="Microsoft YaHei"/>
+        </w:rPr>
+        <w:t>练习 A：三结省察·四句随念（约 8–10 min，照读）</w:t>
+      </w:r>
+    </w:p>
+    <w:p>
+      <w:pPr>
+        <w:ind w:left="170"/>
+        <w:pBdr>
+          <w:left w:val="single" w:sz="18" w:space="4" w:color="1E4620"/>
+        </w:pBdr>
+        <w:shd w:val="clear" w:fill="F2F5FA"/>
+      </w:pPr>
+      <w:r>
+        <w:rPr>
+          <w:b w:val="0"/>
+        </w:rPr>
+        <w:t>请坐好，轻轻闭上眼睛，做三次深长的呼吸。</w:t>
+      </w:r>
+    </w:p>
+    <w:p>
+      <w:pPr>
+        <w:ind w:left="170"/>
+        <w:pBdr>
+          <w:left w:val="single" w:sz="18" w:space="4" w:color="1E4620"/>
+        </w:pBdr>
+        <w:shd w:val="clear" w:fill="F2F5FA"/>
+      </w:pPr>
+      <w:r>
+        <w:rPr>
+          <w:b w:val="0"/>
+        </w:rPr>
+        <w:t>现在，我们把注意力轻轻放到「身见」上。回想今天某一个瞬间——有人不同意你的看法，你心里是不是立刻紧了一下，觉得「他否定的是我」？……那一下紧，就是身见在动。我们不批评它，只是看见它：</w:t>
+      </w:r>
+      <w:r>
+        <w:rPr>
           <w:b/>
-          <w:color w:val="1E5631"/>
-          <w:sz w:val="28"/>
-        </w:rPr>
-        <w:t>🧘 禅修练习</w:t>
-      </w:r>
-    </w:p>
-    <w:p>
-      <w:pPr>
-        <w:spacing w:before="40" w:after="80"/>
-        <w:ind w:left="283"/>
-        <w:shd w:val="clear" w:color="auto" w:fill="EDF6EF"/>
+        </w:rPr>
+        <w:t>这是「我」吗？还是只是一堆感受在流动？</w:t>
+      </w:r>
+    </w:p>
+    <w:p>
+      <w:pPr>
+        <w:ind w:left="170"/>
         <w:pBdr>
-          <w:left w:val="single" w:sz="20" w:space="6" w:color="1E5631"/>
+          <w:left w:val="single" w:sz="18" w:space="4" w:color="1E4620"/>
         </w:pBdr>
-      </w:pPr>
-      <w:r>
-        <w:rPr>
-          <w:sz w:val="20"/>
-        </w:rPr>
-        <w:t xml:space="preserve">⚠️ </w:t>
+        <w:shd w:val="clear" w:fill="F2F5FA"/>
+      </w:pPr>
+      <w:r>
+        <w:rPr>
+          <w:b w:val="0"/>
+        </w:rPr>
+        <w:t>接着，把注意力放到「戒禁取」。有没有某些时候，你以为「只要照着某个形式做，就安心了」？……看见这份依赖，轻轻放下：</w:t>
       </w:r>
       <w:r>
         <w:rPr>
           <w:b/>
-          <w:sz w:val="20"/>
-        </w:rPr>
-        <w:t>禅修禁忌提示</w:t>
-      </w:r>
-      <w:r>
-        <w:rPr>
-          <w:sz w:val="20"/>
-        </w:rPr>
-        <w:t>：若你正处在严重抑郁、焦虑、创伤后应激，或精神类疾病的发作／用药期，或正经历强烈的情绪危机，请先咨询医生或心理师，再决定是否练习；练习中若出现明显不适（如心悸、胸闷、情绪失控），请立即停止，睁开眼睛，把注意力放回呼吸与身体，必要时离场休息。</w:t>
-      </w:r>
-    </w:p>
-    <w:p>
-      <w:r>
-        <w:rPr>
-          <w:sz w:val="21"/>
-        </w:rPr>
-        <w:t>（本周练习两种，主持人按时间选用；照读即可）</w:t>
-      </w:r>
-    </w:p>
-    <w:p>
+        </w:rPr>
+        <w:t>形式是船，不是岸。</w:t>
+      </w:r>
+    </w:p>
+    <w:p>
+      <w:pPr>
+        <w:ind w:left="170"/>
+        <w:pBdr>
+          <w:left w:val="single" w:sz="18" w:space="4" w:color="1E4620"/>
+        </w:pBdr>
+        <w:shd w:val="clear" w:fill="F2F5FA"/>
+      </w:pPr>
+      <w:r>
+        <w:rPr>
+          <w:b w:val="0"/>
+        </w:rPr>
+        <w:t>再看「疑」。心里对这条路有没有留着一些「真的可以吗」？……不急着驱赶它，只对它说：</w:t>
+      </w:r>
       <w:r>
         <w:rPr>
           <w:b/>
-          <w:sz w:val="21"/>
-        </w:rPr>
-        <w:t>练习 A：三结省察·四句随念（约 8–10 min，照读）</w:t>
-      </w:r>
-    </w:p>
-    <w:p>
-      <w:pPr>
-        <w:spacing w:before="40" w:after="80"/>
-        <w:ind w:left="283"/>
-        <w:shd w:val="clear" w:color="auto" w:fill="EDF6EF"/>
+        </w:rPr>
+        <w:t>愿我看清，而非硬信。</w:t>
+      </w:r>
+    </w:p>
+    <w:p>
+      <w:pPr>
+        <w:ind w:left="170"/>
         <w:pBdr>
-          <w:left w:val="single" w:sz="20" w:space="6" w:color="1E5631"/>
+          <w:left w:val="single" w:sz="18" w:space="4" w:color="1E4620"/>
         </w:pBdr>
-      </w:pPr>
-      <w:r>
-        <w:rPr>
-          <w:sz w:val="20"/>
-        </w:rPr>
-        <w:t>请坐好，轻轻闭上眼睛，做三次深长的呼吸。</w:t>
-      </w:r>
-    </w:p>
-    <w:p>
-      <w:pPr>
-        <w:spacing w:before="40" w:after="80"/>
-        <w:ind w:left="283"/>
-        <w:shd w:val="clear" w:color="auto" w:fill="EDF6EF"/>
+        <w:shd w:val="clear" w:fill="F2F5FA"/>
+      </w:pPr>
+      <w:r>
+        <w:rPr>
+          <w:b w:val="0"/>
+        </w:rPr>
+        <w:t>最后，带着一句随念结束：</w:t>
+      </w:r>
+      <w:r>
+        <w:rPr>
+          <w:b/>
+        </w:rPr>
+        <w:t>方向已定，一步一步走；不比较，不评判，只问当下。</w:t>
+      </w:r>
+      <w:r>
+        <w:rPr>
+          <w:b w:val="0"/>
+        </w:rPr>
+        <w:t xml:space="preserve"> 慢慢睁开眼睛。</w:t>
+      </w:r>
+    </w:p>
+    <w:p>
+      <w:r>
+        <w:rPr>
+          <w:b/>
+        </w:rPr>
+        <w:t>练习 B：看只是看（约 5 min，时间富余时用）</w:t>
+      </w:r>
+    </w:p>
+    <w:p>
+      <w:pPr>
+        <w:ind w:left="170"/>
         <w:pBdr>
-          <w:left w:val="single" w:sz="20" w:space="6" w:color="1E5631"/>
+          <w:left w:val="single" w:sz="18" w:space="4" w:color="1E4620"/>
         </w:pBdr>
-      </w:pPr>
-      <w:r>
-        <w:rPr>
-          <w:sz w:val="20"/>
-        </w:rPr>
-        <w:t>现在，我们把注意力轻轻放到「身见」上。回想今天某一个瞬间——有人不同意你的看法，你心里是不是立刻紧了一下，觉得「他否定的是我」？……那一下紧，就是身见在动。我们不批评它，只是看见它：</w:t>
+        <w:shd w:val="clear" w:fill="F2F5FA"/>
+      </w:pPr>
+      <w:r>
+        <w:rPr>
+          <w:b w:val="0"/>
+        </w:rPr>
+        <w:t>请把注意力放到眼前最明显的一个感受上——声音也好，触觉也好。当它生起，只是</w:t>
       </w:r>
       <w:r>
         <w:rPr>
           <w:b/>
-          <w:sz w:val="20"/>
-        </w:rPr>
-        <w:t>这是「我」吗？还是只是一堆感受在流动？</w:t>
-      </w:r>
-    </w:p>
-    <w:p>
-      <w:pPr>
-        <w:spacing w:before="40" w:after="80"/>
-        <w:ind w:left="283"/>
-        <w:shd w:val="clear" w:color="auto" w:fill="EDF6EF"/>
+        </w:rPr>
+        <w:t>知道</w:t>
+      </w:r>
+      <w:r>
+        <w:rPr>
+          <w:b w:val="0"/>
+        </w:rPr>
+        <w:t>；当它变化，只是</w:t>
+      </w:r>
+      <w:r>
+        <w:rPr>
+          <w:b/>
+        </w:rPr>
+        <w:t>知道</w:t>
+      </w:r>
+      <w:r>
+        <w:rPr>
+          <w:b w:val="0"/>
+        </w:rPr>
+        <w:t>。不把它认作「我的」。看，只是看；听，只是听。……就这样，安住在「知道」本身。</w:t>
+      </w:r>
+    </w:p>
+    <w:p>
+      <w:r>
+        <w:rPr>
+          <w:b/>
+          <w:color w:val="1E4620"/>
+          <w:sz w:val="26"/>
+        </w:rPr>
+        <w:t>📚 扩展内容包（时间富余时使用）</w:t>
+      </w:r>
+    </w:p>
+    <w:p>
+      <w:pPr>
+        <w:pStyle w:val="ListNumber"/>
+      </w:pPr>
+      <w:r>
+        <w:rPr>
+          <w:b/>
+        </w:rPr>
+        <w:t>「不退堕」的三种读法</w:t>
+      </w:r>
+      <w:r>
+        <w:rPr>
+          <w:b w:val="0"/>
+        </w:rPr>
+        <w:t>：①果位上的不退（初果必向涅槃）；②心理上的不退（方向已定，不再长期动摇）；③当下的不退（每一次如实看见都是「不回头」的一步）。可与成员一同把三者连起来，落到「今天就能开始的修行」。</w:t>
+      </w:r>
+    </w:p>
+    <w:p>
+      <w:pPr>
+        <w:pStyle w:val="ListNumber"/>
+      </w:pPr>
+      <w:r>
+        <w:rPr>
+          <w:b/>
+        </w:rPr>
+        <w:t>业力可转的三个例证</w:t>
+      </w:r>
+      <w:r>
+        <w:rPr>
+          <w:b w:val="0"/>
+        </w:rPr>
+        <w:t>（材料②）：阿怙利玛拉的放下屠刀、阿拉毘克的改掉吃人本性、阿帕般利的净化本性——可作「凡夫也能成圣」的生动旁证，与「疑结」的讨论相互呼应。</w:t>
+      </w:r>
+    </w:p>
+    <w:p>
+      <w:pPr>
+        <w:pStyle w:val="ListNumber"/>
+      </w:pPr>
+      <w:r>
+        <w:rPr>
+          <w:b/>
+        </w:rPr>
+        <w:t>延伸阅读</w:t>
+      </w:r>
+      <w:r>
+        <w:rPr>
+          <w:b w:val="0"/>
+        </w:rPr>
+        <w:t>：见文末延伸阅读表（3 条）。</w:t>
+      </w:r>
+    </w:p>
+    <w:p>
+      <w:r>
+        <w:rPr>
+          <w:b/>
+          <w:color w:val="1E4620"/>
+          <w:sz w:val="26"/>
+        </w:rPr>
+        <w:t>🔚 收尾与回向</w:t>
+      </w:r>
+    </w:p>
+    <w:p>
+      <w:r>
+        <w:rPr>
+          <w:b w:val="0"/>
+        </w:rPr>
+        <w:t>（总结引导＋下周预告＋回向词，照读即可）</w:t>
+      </w:r>
+    </w:p>
+    <w:p>
+      <w:pPr>
+        <w:ind w:left="170"/>
         <w:pBdr>
-          <w:left w:val="single" w:sz="20" w:space="6" w:color="1E5631"/>
+          <w:left w:val="single" w:sz="18" w:space="4" w:color="1E4620"/>
         </w:pBdr>
-      </w:pPr>
-      <w:r>
-        <w:rPr>
-          <w:sz w:val="20"/>
-        </w:rPr>
-        <w:t>接着，把注意力放到「戒禁取」。有没有某些时候，你以为「只要照着某个形式做，就安心了」？……看见这份依赖，轻轻放下：</w:t>
-      </w:r>
+        <w:shd w:val="clear" w:fill="F2F5FA"/>
+      </w:pPr>
+      <w:r>
+        <w:rPr>
+          <w:b w:val="0"/>
+        </w:rPr>
+        <w:t>各位法友，今天我们一起走进了「初入圣流」。请记住几句最朴素的话：</w:t>
+      </w:r>
+    </w:p>
+    <w:p>
+      <w:pPr>
+        <w:ind w:left="170"/>
+        <w:pBdr>
+          <w:left w:val="single" w:sz="18" w:space="4" w:color="1E4620"/>
+        </w:pBdr>
+        <w:shd w:val="clear" w:fill="F2F5FA"/>
+      </w:pPr>
       <w:r>
         <w:rPr>
           <w:b/>
-          <w:sz w:val="20"/>
-        </w:rPr>
-        <w:t>形式是船，不是岸。</w:t>
-      </w:r>
-    </w:p>
-    <w:p>
-      <w:pPr>
-        <w:spacing w:before="40" w:after="80"/>
-        <w:ind w:left="283"/>
-        <w:shd w:val="clear" w:color="auto" w:fill="EDF6EF"/>
+        </w:rPr>
+        <w:t>第一</w:t>
+      </w:r>
+      <w:r>
+        <w:rPr>
+          <w:b w:val="0"/>
+        </w:rPr>
+        <w:t>，预流果不是天上掉下来的光环，而是一个人第一次亲自看见真相，从此方向不可逆转。</w:t>
+      </w:r>
+    </w:p>
+    <w:p>
+      <w:pPr>
+        <w:ind w:left="170"/>
         <w:pBdr>
-          <w:left w:val="single" w:sz="20" w:space="6" w:color="1E5631"/>
+          <w:left w:val="single" w:sz="18" w:space="4" w:color="1E4620"/>
         </w:pBdr>
-      </w:pPr>
-      <w:r>
-        <w:rPr>
-          <w:sz w:val="20"/>
-        </w:rPr>
-        <w:t>再看「疑」。心里对这条路有没有留着一些「真的可以吗」？……不急着驱赶它，只对它说：</w:t>
-      </w:r>
+        <w:shd w:val="clear" w:fill="F2F5FA"/>
+      </w:pPr>
       <w:r>
         <w:rPr>
           <w:b/>
-          <w:sz w:val="20"/>
-        </w:rPr>
-        <w:t>愿我看清，而非硬信。</w:t>
-      </w:r>
-    </w:p>
-    <w:p>
-      <w:pPr>
-        <w:spacing w:before="40" w:after="80"/>
-        <w:ind w:left="283"/>
-        <w:shd w:val="clear" w:color="auto" w:fill="EDF6EF"/>
+        </w:rPr>
+        <w:t>第二</w:t>
+      </w:r>
+      <w:r>
+        <w:rPr>
+          <w:b w:val="0"/>
+        </w:rPr>
+        <w:t>，断三结——身见、戒禁取、疑——不是「考试扣分」，而是把层层蒙在心上的灰擦掉。</w:t>
+      </w:r>
+    </w:p>
+    <w:p>
+      <w:pPr>
+        <w:ind w:left="170"/>
         <w:pBdr>
-          <w:left w:val="single" w:sz="20" w:space="6" w:color="1E5631"/>
+          <w:left w:val="single" w:sz="18" w:space="4" w:color="1E4620"/>
         </w:pBdr>
-      </w:pPr>
-      <w:r>
-        <w:rPr>
-          <w:sz w:val="20"/>
-        </w:rPr>
-        <w:t>最后，带着一句随念结束：</w:t>
-      </w:r>
+        <w:shd w:val="clear" w:fill="F2F5FA"/>
+      </w:pPr>
       <w:r>
         <w:rPr>
           <w:b/>
-          <w:sz w:val="20"/>
-        </w:rPr>
-        <w:t>方向已定，一步一步走；不比较，不评判，只问当下。</w:t>
-      </w:r>
-      <w:r>
-        <w:rPr>
-          <w:sz w:val="20"/>
-        </w:rPr>
-        <w:t xml:space="preserve"> 慢慢睁开眼睛。</w:t>
-      </w:r>
-    </w:p>
-    <w:p>
+        </w:rPr>
+        <w:t>第三</w:t>
+      </w:r>
+      <w:r>
+        <w:rPr>
+          <w:b w:val="0"/>
+        </w:rPr>
+        <w:t>，不堕恶趣、最多七次人天往返，说的是一件安心的事：路已经定了，剩下的只是走。</w:t>
+      </w:r>
+    </w:p>
+    <w:p>
+      <w:pPr>
+        <w:ind w:left="170"/>
+        <w:pBdr>
+          <w:left w:val="single" w:sz="18" w:space="4" w:color="1E4620"/>
+        </w:pBdr>
+        <w:shd w:val="clear" w:fill="F2F5FA"/>
+      </w:pPr>
+      <w:r>
+        <w:rPr>
+          <w:b w:val="0"/>
+        </w:rPr>
+        <w:t>下周，我们接着往前走——</w:t>
+      </w:r>
       <w:r>
         <w:rPr>
           <w:b/>
-          <w:sz w:val="21"/>
-        </w:rPr>
-        <w:t>练习 B：看只是看（约 5 min，时间富余时用）</w:t>
-      </w:r>
-    </w:p>
-    <w:p>
-      <w:pPr>
-        <w:spacing w:before="40" w:after="80"/>
-        <w:ind w:left="283"/>
-        <w:shd w:val="clear" w:color="auto" w:fill="EDF6EF"/>
+        </w:rPr>
+        <w:t>一来果与不还果</w:t>
+      </w:r>
+      <w:r>
+        <w:rPr>
+          <w:b w:val="0"/>
+        </w:rPr>
+        <w:t>：断三结之后，还要减弱什么、断尽什么？「再来一次」「不再回来」又是什么意思？请你把今天的一个小发现带回去，也把它带回来。</w:t>
+      </w:r>
+    </w:p>
+    <w:p>
+      <w:pPr>
+        <w:ind w:left="170"/>
         <w:pBdr>
-          <w:left w:val="single" w:sz="20" w:space="6" w:color="1E5631"/>
+          <w:left w:val="single" w:sz="18" w:space="4" w:color="1E4620"/>
         </w:pBdr>
-      </w:pPr>
-      <w:r>
-        <w:rPr>
-          <w:sz w:val="20"/>
-        </w:rPr>
-        <w:t>请把注意力放到眼前最明显的一个感受上——声音也好，触觉也好。当它生起，只是</w:t>
-      </w:r>
+        <w:shd w:val="clear" w:fill="F2F5FA"/>
+      </w:pPr>
+      <w:r>
+        <w:rPr>
+          <w:b w:val="0"/>
+        </w:rPr>
+        <w:t>现在，我们一起回向：</w:t>
+      </w:r>
+    </w:p>
+    <w:p>
+      <w:pPr>
+        <w:ind w:left="170"/>
+        <w:pBdr>
+          <w:left w:val="single" w:sz="18" w:space="4" w:color="1E4620"/>
+        </w:pBdr>
+        <w:shd w:val="clear" w:fill="F2F5FA"/>
+      </w:pPr>
       <w:r>
         <w:rPr>
           <w:b/>
-          <w:sz w:val="20"/>
-        </w:rPr>
-        <w:t>知道</w:t>
-      </w:r>
-      <w:r>
-        <w:rPr>
-          <w:sz w:val="20"/>
-        </w:rPr>
-        <w:t>；当它变化，只是</w:t>
-      </w:r>
+        </w:rPr>
+        <w:t>愿以此功德，普及于一切；</w:t>
+      </w:r>
+    </w:p>
+    <w:p>
+      <w:pPr>
+        <w:ind w:left="170"/>
+        <w:pBdr>
+          <w:left w:val="single" w:sz="18" w:space="4" w:color="1E4620"/>
+        </w:pBdr>
+        <w:shd w:val="clear" w:fill="F2F5FA"/>
+      </w:pPr>
       <w:r>
         <w:rPr>
           <w:b/>
-          <w:sz w:val="20"/>
-        </w:rPr>
-        <w:t>知道</w:t>
-      </w:r>
-      <w:r>
-        <w:rPr>
-          <w:sz w:val="20"/>
-        </w:rPr>
-        <w:t>。不把它认作「我的」。看，只是看；听，只是听。……就这样，安住在「知道」本身。</w:t>
-      </w:r>
-    </w:p>
-    <w:p>
-      <w:pPr>
-        <w:spacing w:before="160" w:after="80"/>
-      </w:pPr>
-      <w:r>
-        <w:rPr>
-          <w:rFonts w:ascii="Microsoft YaHei" w:hAnsi="Microsoft YaHei" w:eastAsia="Microsoft YaHei"/>
+        </w:rPr>
+        <w:t>我等与众生，皆共成佛道。</w:t>
+      </w:r>
+    </w:p>
+    <w:p>
+      <w:pPr>
+        <w:ind w:left="170"/>
+        <w:pBdr>
+          <w:left w:val="single" w:sz="18" w:space="4" w:color="1E4620"/>
+        </w:pBdr>
+        <w:shd w:val="clear" w:fill="F2F5FA"/>
+      </w:pPr>
+      <w:r>
+        <w:rPr>
           <w:b/>
-          <w:color w:val="1E5631"/>
-          <w:sz w:val="28"/>
-        </w:rPr>
-        <w:t>📚 扩展内容包（时间富余时使用）</w:t>
-      </w:r>
-    </w:p>
-    <w:p>
-      <w:pPr>
-        <w:ind w:left="340"/>
+        </w:rPr>
+        <w:t>愿一切众生，远离诸苦恼；</w:t>
+      </w:r>
+    </w:p>
+    <w:p>
+      <w:pPr>
+        <w:ind w:left="170"/>
+        <w:pBdr>
+          <w:left w:val="single" w:sz="18" w:space="4" w:color="1E4620"/>
+        </w:pBdr>
+        <w:shd w:val="clear" w:fill="F2F5FA"/>
       </w:pPr>
       <w:r>
         <w:rPr>
           <w:b/>
-          <w:sz w:val="21"/>
-        </w:rPr>
-        <w:t xml:space="preserve">1. </w:t>
-      </w:r>
+        </w:rPr>
+        <w:t>愿正法久住，众生得安乐。</w:t>
+      </w:r>
+    </w:p>
+    <w:p>
+      <w:r>
+        <w:rPr>
+          <w:b w:val="0"/>
+        </w:rPr>
+        <w:t>各位法友，本周我们走进四圣者的第一站——预流果（须陀洹），也就是「初入圣流」。请带着这样一个问题来听：如果「初果」不是光环，而是「第一次看见真相、从此方向不可逆转」，那么「再也不走回头路」对你意味着什么？记得，圣者是路上的里程碑，不是衡量你我的尺子——不比较、不评判，我们只是同行。</w:t>
+      </w:r>
+    </w:p>
+    <w:p>
       <w:r>
         <w:rPr>
           <w:b/>
-          <w:sz w:val="21"/>
-        </w:rPr>
-        <w:t>「不退堕」的三种读法</w:t>
-      </w:r>
-      <w:r>
-        <w:rPr>
-          <w:sz w:val="21"/>
-        </w:rPr>
-        <w:t>：①果位上的不退（初果必向涅槃）；②心理上的不退（方向已定，不再长期动摇）；③当下的不退（每一次如实看见都是「不回头」的一步）。可与成员一同把三者连起来，落到「今天就能开始的修行」。</w:t>
-      </w:r>
-    </w:p>
-    <w:p>
-      <w:pPr>
-        <w:ind w:left="340"/>
-      </w:pPr>
-      <w:r>
-        <w:rPr>
-          <w:b/>
-          <w:sz w:val="21"/>
-        </w:rPr>
-        <w:t xml:space="preserve">2. </w:t>
-      </w:r>
-      <w:r>
-        <w:rPr>
-          <w:b/>
-          <w:sz w:val="21"/>
-        </w:rPr>
-        <w:t>业力可转的三个例证</w:t>
-      </w:r>
-      <w:r>
-        <w:rPr>
-          <w:sz w:val="21"/>
-        </w:rPr>
-        <w:t>（材料②）：阿怙利玛拉的放下屠刀、阿拉毘克的改掉吃人本性、阿帕般利的净化本性——可作「凡夫也能成圣」的生动旁证，与「疑结」的讨论相互呼应。</w:t>
-      </w:r>
-    </w:p>
-    <w:p>
-      <w:pPr>
-        <w:ind w:left="340"/>
-      </w:pPr>
-      <w:r>
-        <w:rPr>
-          <w:b/>
-          <w:sz w:val="21"/>
-        </w:rPr>
-        <w:t xml:space="preserve">3. </w:t>
-      </w:r>
-      <w:r>
-        <w:rPr>
-          <w:b/>
-          <w:sz w:val="21"/>
-        </w:rPr>
-        <w:t>延伸阅读</w:t>
-      </w:r>
-      <w:r>
-        <w:rPr>
-          <w:sz w:val="21"/>
-        </w:rPr>
-        <w:t>：见文末延伸阅读表（3 条）。</w:t>
-      </w:r>
-    </w:p>
-    <w:p>
-      <w:pPr>
-        <w:spacing w:before="160" w:after="80"/>
-      </w:pPr>
-      <w:r>
-        <w:rPr>
-          <w:rFonts w:ascii="Microsoft YaHei" w:hAnsi="Microsoft YaHei" w:eastAsia="Microsoft YaHei"/>
-          <w:b/>
-          <w:color w:val="1E5631"/>
-          <w:sz w:val="28"/>
-        </w:rPr>
-        <w:t>🔚 收尾与回向</w:t>
-      </w:r>
-    </w:p>
-    <w:p>
-      <w:r>
-        <w:rPr>
-          <w:sz w:val="21"/>
-        </w:rPr>
-        <w:t>（总结引导＋下周预告＋回向词，照读即可）</w:t>
-      </w:r>
-    </w:p>
-    <w:p>
-      <w:pPr>
-        <w:spacing w:before="40" w:after="80"/>
-        <w:ind w:left="283"/>
-        <w:shd w:val="clear" w:color="auto" w:fill="EDF6EF"/>
-        <w:pBdr>
-          <w:left w:val="single" w:sz="20" w:space="6" w:color="1E5631"/>
-        </w:pBdr>
-      </w:pPr>
-      <w:r>
-        <w:rPr>
-          <w:sz w:val="20"/>
-        </w:rPr>
-        <w:t>各位法友，今天我们一起走进了「初入圣流」。请记住几句最朴素的话：</w:t>
-      </w:r>
-    </w:p>
-    <w:p>
-      <w:pPr>
-        <w:spacing w:before="40" w:after="80"/>
-        <w:ind w:left="283"/>
-        <w:shd w:val="clear" w:color="auto" w:fill="EDF6EF"/>
-        <w:pBdr>
-          <w:left w:val="single" w:sz="20" w:space="6" w:color="1E5631"/>
-        </w:pBdr>
-      </w:pPr>
-      <w:r>
-        <w:rPr>
-          <w:b/>
-          <w:sz w:val="20"/>
-        </w:rPr>
-        <w:t>第一</w:t>
-      </w:r>
-      <w:r>
-        <w:rPr>
-          <w:sz w:val="20"/>
-        </w:rPr>
-        <w:t xml:space="preserve">，预流果不是天上掉下来的光环，而是一个人第一次亲自看见真相，从此方向不可逆转。 </w:t>
-      </w:r>
-      <w:r>
-        <w:rPr>
-          <w:b/>
-          <w:sz w:val="20"/>
-        </w:rPr>
-        <w:t>第二</w:t>
-      </w:r>
-      <w:r>
-        <w:rPr>
-          <w:sz w:val="20"/>
-        </w:rPr>
-        <w:t xml:space="preserve">，断三结——身见、戒禁取、疑——不是「考试扣分」，而是把层层蒙在心上的灰擦掉。 </w:t>
-      </w:r>
-      <w:r>
-        <w:rPr>
-          <w:b/>
-          <w:sz w:val="20"/>
-        </w:rPr>
-        <w:t>第三</w:t>
-      </w:r>
-      <w:r>
-        <w:rPr>
-          <w:sz w:val="20"/>
-        </w:rPr>
-        <w:t>，不堕恶趣、最多七次人天往返，说的是一件安心的事：路已经定了，剩下的只是走。</w:t>
-      </w:r>
-    </w:p>
-    <w:p>
-      <w:pPr>
-        <w:spacing w:before="40" w:after="80"/>
-        <w:ind w:left="283"/>
-        <w:shd w:val="clear" w:color="auto" w:fill="EDF6EF"/>
-        <w:pBdr>
-          <w:left w:val="single" w:sz="20" w:space="6" w:color="1E5631"/>
-        </w:pBdr>
-      </w:pPr>
-      <w:r>
-        <w:rPr>
-          <w:sz w:val="20"/>
-        </w:rPr>
-        <w:t>下周，我们接着往前走——</w:t>
-      </w:r>
-      <w:r>
-        <w:rPr>
-          <w:b/>
-          <w:sz w:val="20"/>
-        </w:rPr>
-        <w:t>一来果与不还果</w:t>
-      </w:r>
-      <w:r>
-        <w:rPr>
-          <w:sz w:val="20"/>
-        </w:rPr>
-        <w:t>：断三结之后，还要减弱什么、断尽什么？「再来一次」「不再回来」又是什么意思？请你把今天的一个小发现带回去，也把它带回来。</w:t>
-      </w:r>
-    </w:p>
-    <w:p>
-      <w:pPr>
-        <w:spacing w:before="40" w:after="80"/>
-        <w:ind w:left="283"/>
-        <w:shd w:val="clear" w:color="auto" w:fill="EDF6EF"/>
-        <w:pBdr>
-          <w:left w:val="single" w:sz="20" w:space="6" w:color="1E5631"/>
-        </w:pBdr>
-      </w:pPr>
-      <w:r>
-        <w:rPr>
-          <w:sz w:val="20"/>
-        </w:rPr>
-        <w:t>现在，我们一起回向：</w:t>
-      </w:r>
-    </w:p>
-    <w:p>
-      <w:pPr>
-        <w:spacing w:before="40" w:after="80"/>
-        <w:ind w:left="283"/>
-        <w:shd w:val="clear" w:color="auto" w:fill="EDF6EF"/>
-        <w:pBdr>
-          <w:left w:val="single" w:sz="20" w:space="6" w:color="1E5631"/>
-        </w:pBdr>
-      </w:pPr>
-      <w:r>
-        <w:rPr>
-          <w:b/>
-          <w:sz w:val="20"/>
-        </w:rPr>
-        <w:t>愿以此功德，普及于一切；</w:t>
-      </w:r>
-      <w:r>
-        <w:rPr>
-          <w:sz w:val="20"/>
-        </w:rPr>
-        <w:t xml:space="preserve"> </w:t>
-      </w:r>
-      <w:r>
-        <w:rPr>
-          <w:b/>
-          <w:sz w:val="20"/>
-        </w:rPr>
-        <w:t>我等与众生，皆共成佛道。</w:t>
-      </w:r>
-      <w:r>
-        <w:rPr>
-          <w:sz w:val="20"/>
-        </w:rPr>
-        <w:t xml:space="preserve"> </w:t>
-      </w:r>
-      <w:r>
-        <w:rPr>
-          <w:b/>
-          <w:sz w:val="20"/>
-        </w:rPr>
-        <w:t>愿一切众生，远离诸苦恼；</w:t>
-      </w:r>
-      <w:r>
-        <w:rPr>
-          <w:sz w:val="20"/>
-        </w:rPr>
-        <w:t xml:space="preserve"> </w:t>
-      </w:r>
-      <w:r>
-        <w:rPr>
-          <w:b/>
-          <w:sz w:val="20"/>
-        </w:rPr>
-        <w:t>愿正法久住，众生得安乐。</w:t>
-      </w:r>
-    </w:p>
-    <w:p>
-      <w:r>
-        <w:rPr>
-          <w:sz w:val="21"/>
-        </w:rPr>
-        <w:t>各位法友，本周我们走进四圣者的第一站——预流果（须陀洹），也就是「初入圣流」。请带着这样一个问题来听：如果「初果」不是光环，而是「第一次看见真相、从此方向不可逆转」，那么「再也不走回头路」对你意味着什么？记得，圣者是路上的里程碑，不是衡量你我的尺子——不比较、不评判，我们只是同行。</w:t>
-      </w:r>
-    </w:p>
-    <w:p>
-      <w:pPr>
-        <w:spacing w:before="160" w:after="80"/>
-      </w:pPr>
-      <w:r>
-        <w:rPr>
-          <w:rFonts w:ascii="Microsoft YaHei" w:hAnsi="Microsoft YaHei" w:eastAsia="Microsoft YaHei"/>
-          <w:b/>
-          <w:color w:val="1E5631"/>
-          <w:sz w:val="28"/>
+          <w:color w:val="1E4620"/>
+          <w:sz w:val="26"/>
         </w:rPr>
         <w:t>📖 延伸阅读</w:t>
       </w:r>
@@ -6438,7 +5989,6 @@
       <w:tblPr>
         <w:tblStyle w:val="TableGrid"/>
         <w:tblW w:type="auto" w:w="0"/>
-        <w:jc w:val="center"/>
         <w:tblLook w:firstColumn="1" w:firstRow="1" w:lastColumn="0" w:lastRow="0" w:noHBand="0" w:noVBand="1" w:val="04A0"/>
       </w:tblPr>
       <w:tblGrid>
@@ -6451,17 +6001,20 @@
         <w:tc>
           <w:tcPr>
             <w:tcW w:type="dxa" w:w="2409"/>
-            <w:shd w:val="clear" w:color="auto" w:fill="1E5631"/>
+            <w:shd w:val="clear" w:fill="1E4620"/>
           </w:tcPr>
           <w:p>
-            <w:pPr>
-              <w:spacing w:after="20"/>
-            </w:pPr>
             <w:r>
               <w:rPr>
-                <w:b/>
                 <w:color w:val="FFFFFF"/>
-                <w:sz w:val="19"/>
+                <w:sz w:val="18"/>
+              </w:rPr>
+            </w:r>
+            <w:r>
+              <w:rPr>
+                <w:b w:val="0"/>
+                <w:color w:val="FFFFFF"/>
+                <w:sz w:val="18"/>
               </w:rPr>
               <w:t>材料</w:t>
             </w:r>
@@ -6470,17 +6023,20 @@
         <w:tc>
           <w:tcPr>
             <w:tcW w:type="dxa" w:w="2409"/>
-            <w:shd w:val="clear" w:color="auto" w:fill="1E5631"/>
+            <w:shd w:val="clear" w:fill="1E4620"/>
           </w:tcPr>
           <w:p>
-            <w:pPr>
-              <w:spacing w:after="20"/>
-            </w:pPr>
             <w:r>
               <w:rPr>
-                <w:b/>
                 <w:color w:val="FFFFFF"/>
-                <w:sz w:val="19"/>
+                <w:sz w:val="18"/>
+              </w:rPr>
+            </w:r>
+            <w:r>
+              <w:rPr>
+                <w:b w:val="0"/>
+                <w:color w:val="FFFFFF"/>
+                <w:sz w:val="18"/>
               </w:rPr>
               <w:t>出处</w:t>
             </w:r>
@@ -6489,17 +6045,20 @@
         <w:tc>
           <w:tcPr>
             <w:tcW w:type="dxa" w:w="2409"/>
-            <w:shd w:val="clear" w:color="auto" w:fill="1E5631"/>
+            <w:shd w:val="clear" w:fill="1E4620"/>
           </w:tcPr>
           <w:p>
-            <w:pPr>
-              <w:spacing w:after="20"/>
-            </w:pPr>
             <w:r>
               <w:rPr>
-                <w:b/>
                 <w:color w:val="FFFFFF"/>
-                <w:sz w:val="19"/>
+                <w:sz w:val="18"/>
+              </w:rPr>
+            </w:r>
+            <w:r>
+              <w:rPr>
+                <w:b w:val="0"/>
+                <w:color w:val="FFFFFF"/>
+                <w:sz w:val="18"/>
               </w:rPr>
               <w:t>media_id</w:t>
             </w:r>
@@ -6508,17 +6067,20 @@
         <w:tc>
           <w:tcPr>
             <w:tcW w:type="dxa" w:w="2409"/>
-            <w:shd w:val="clear" w:color="auto" w:fill="1E5631"/>
+            <w:shd w:val="clear" w:fill="1E4620"/>
           </w:tcPr>
           <w:p>
-            <w:pPr>
-              <w:spacing w:after="20"/>
-            </w:pPr>
             <w:r>
               <w:rPr>
-                <w:b/>
                 <w:color w:val="FFFFFF"/>
-                <w:sz w:val="19"/>
+                <w:sz w:val="18"/>
+              </w:rPr>
+            </w:r>
+            <w:r>
+              <w:rPr>
+                <w:b w:val="0"/>
+                <w:color w:val="FFFFFF"/>
+                <w:sz w:val="18"/>
               </w:rPr>
               <w:t>说明</w:t>
             </w:r>
@@ -6531,12 +6093,15 @@
             <w:tcW w:type="dxa" w:w="2409"/>
           </w:tcPr>
           <w:p>
-            <w:pPr>
-              <w:spacing w:after="20"/>
-            </w:pPr>
             <w:r>
               <w:rPr>
-                <w:sz w:val="19"/>
+                <w:sz w:val="18"/>
+              </w:rPr>
+            </w:r>
+            <w:r>
+              <w:rPr>
+                <w:b w:val="0"/>
+                <w:sz w:val="18"/>
               </w:rPr>
               <w:t>《断烦恼与证道果》玛欣德尊者</w:t>
             </w:r>
@@ -6547,12 +6112,15 @@
             <w:tcW w:type="dxa" w:w="2409"/>
           </w:tcPr>
           <w:p>
-            <w:pPr>
-              <w:spacing w:after="20"/>
-            </w:pPr>
             <w:r>
               <w:rPr>
-                <w:sz w:val="19"/>
+                <w:sz w:val="18"/>
+              </w:rPr>
+            </w:r>
+            <w:r>
+              <w:rPr>
+                <w:b w:val="0"/>
+                <w:sz w:val="18"/>
               </w:rPr>
               <w:t>古源尊者开示及上座部佛教资料</w:t>
             </w:r>
@@ -6563,14 +6131,17 @@
             <w:tcW w:type="dxa" w:w="2409"/>
           </w:tcPr>
           <w:p>
-            <w:pPr>
-              <w:spacing w:after="20"/>
-            </w:pPr>
             <w:r>
               <w:rPr>
-                <w:sz w:val="19"/>
+                <w:sz w:val="18"/>
               </w:rPr>
-              <w:t>`txt_d0dd1c0cd17209afe241ece24bf6b7b4_af0d43c577982b8f4ba3108b07f89f4c7439961422831605`</w:t>
+            </w:r>
+            <w:r>
+              <w:rPr>
+                <w:b w:val="0"/>
+                <w:sz w:val="18"/>
+              </w:rPr>
+              <w:t>txt_d0dd1c0cd17209afe241ece24bf6b7b4_af0d43c577982b8f4ba3108b07f89f4c7439961422831605</w:t>
             </w:r>
           </w:p>
         </w:tc>
@@ -6579,12 +6150,15 @@
             <w:tcW w:type="dxa" w:w="2409"/>
           </w:tcPr>
           <w:p>
-            <w:pPr>
-              <w:spacing w:after="20"/>
-            </w:pPr>
             <w:r>
               <w:rPr>
-                <w:sz w:val="19"/>
+                <w:sz w:val="18"/>
+              </w:rPr>
+            </w:r>
+            <w:r>
+              <w:rPr>
+                <w:b w:val="0"/>
+                <w:sz w:val="18"/>
               </w:rPr>
               <w:t>本周核心；入流道智、断三结、三种预流者（同系列 W1/W3/W4 同文件不同章节）</w:t>
             </w:r>
@@ -6595,15 +6169,18 @@
         <w:tc>
           <w:tcPr>
             <w:tcW w:type="dxa" w:w="2409"/>
-            <w:shd w:val="clear" w:color="auto" w:fill="F2F2F2"/>
+            <w:shd w:val="clear" w:fill="F2F5FA"/>
           </w:tcPr>
           <w:p>
-            <w:pPr>
-              <w:spacing w:after="20"/>
-            </w:pPr>
             <w:r>
               <w:rPr>
-                <w:sz w:val="19"/>
+                <w:sz w:val="18"/>
+              </w:rPr>
+            </w:r>
+            <w:r>
+              <w:rPr>
+                <w:b w:val="0"/>
+                <w:sz w:val="18"/>
               </w:rPr>
               <w:t>《佛陀與佛法》</w:t>
             </w:r>
@@ -6612,15 +6189,18 @@
         <w:tc>
           <w:tcPr>
             <w:tcW w:type="dxa" w:w="2409"/>
-            <w:shd w:val="clear" w:color="auto" w:fill="F2F2F2"/>
+            <w:shd w:val="clear" w:fill="F2F5FA"/>
           </w:tcPr>
           <w:p>
-            <w:pPr>
-              <w:spacing w:after="20"/>
-            </w:pPr>
             <w:r>
               <w:rPr>
-                <w:sz w:val="19"/>
+                <w:sz w:val="18"/>
+              </w:rPr>
+            </w:r>
+            <w:r>
+              <w:rPr>
+                <w:b w:val="0"/>
+                <w:sz w:val="18"/>
               </w:rPr>
               <w:t>古源尊者开示及上座部佛教资料</w:t>
             </w:r>
@@ -6629,32 +6209,38 @@
         <w:tc>
           <w:tcPr>
             <w:tcW w:type="dxa" w:w="2409"/>
-            <w:shd w:val="clear" w:color="auto" w:fill="F2F2F2"/>
+            <w:shd w:val="clear" w:fill="F2F5FA"/>
           </w:tcPr>
           <w:p>
-            <w:pPr>
-              <w:spacing w:after="20"/>
-            </w:pPr>
             <w:r>
               <w:rPr>
-                <w:sz w:val="19"/>
+                <w:sz w:val="18"/>
               </w:rPr>
-              <w:t>`pdf_d0dd1c0cd17209afe241ece24bf6b7b4_ebcdf08bd00342978e88348132dc03fc7439961422831605`</w:t>
+            </w:r>
+            <w:r>
+              <w:rPr>
+                <w:b w:val="0"/>
+                <w:sz w:val="18"/>
+              </w:rPr>
+              <w:t>pdf_d0dd1c0cd17209afe241ece24bf6b7b4_ebcdf08bd00342978e88348132dc03fc7439961422831605</w:t>
             </w:r>
           </w:p>
         </w:tc>
         <w:tc>
           <w:tcPr>
             <w:tcW w:type="dxa" w:w="2409"/>
-            <w:shd w:val="clear" w:color="auto" w:fill="F2F2F2"/>
+            <w:shd w:val="clear" w:fill="F2F5FA"/>
           </w:tcPr>
           <w:p>
-            <w:pPr>
-              <w:spacing w:after="20"/>
-            </w:pPr>
             <w:r>
               <w:rPr>
-                <w:sz w:val="19"/>
+                <w:sz w:val="18"/>
+              </w:rPr>
+            </w:r>
+            <w:r>
+              <w:rPr>
+                <w:b w:val="0"/>
+                <w:sz w:val="18"/>
               </w:rPr>
               <w:t>涅槃、因果业报、初果不退堕（与读书会09第3周同文件不同段落）</w:t>
             </w:r>
@@ -6667,12 +6253,15 @@
             <w:tcW w:type="dxa" w:w="2409"/>
           </w:tcPr>
           <w:p>
-            <w:pPr>
-              <w:spacing w:after="20"/>
-            </w:pPr>
             <w:r>
               <w:rPr>
-                <w:sz w:val="19"/>
+                <w:sz w:val="18"/>
+              </w:rPr>
+            </w:r>
+            <w:r>
+              <w:rPr>
+                <w:b w:val="0"/>
+                <w:sz w:val="18"/>
               </w:rPr>
               <w:t>《上座部佛教與止觀》</w:t>
             </w:r>
@@ -6683,12 +6272,15 @@
             <w:tcW w:type="dxa" w:w="2409"/>
           </w:tcPr>
           <w:p>
-            <w:pPr>
-              <w:spacing w:after="20"/>
-            </w:pPr>
             <w:r>
               <w:rPr>
-                <w:sz w:val="19"/>
+                <w:sz w:val="18"/>
+              </w:rPr>
+            </w:r>
+            <w:r>
+              <w:rPr>
+                <w:b w:val="0"/>
+                <w:sz w:val="18"/>
               </w:rPr>
               <w:t>古源尊者开示及上座部佛教资料</w:t>
             </w:r>
@@ -6699,14 +6291,17 @@
             <w:tcW w:type="dxa" w:w="2409"/>
           </w:tcPr>
           <w:p>
-            <w:pPr>
-              <w:spacing w:after="20"/>
-            </w:pPr>
             <w:r>
               <w:rPr>
-                <w:sz w:val="19"/>
+                <w:sz w:val="18"/>
               </w:rPr>
-              <w:t>`pdf_d0dd1c0cd17209afe241ece24bf6b7b4_dfa4934c37d0c1e4839e94cc44d061377439961422831605`</w:t>
+            </w:r>
+            <w:r>
+              <w:rPr>
+                <w:b w:val="0"/>
+                <w:sz w:val="18"/>
+              </w:rPr>
+              <w:t>pdf_d0dd1c0cd17209afe241ece24bf6b7b4_dfa4934c37d0c1e4839e94cc44d061377439961422831605</w:t>
             </w:r>
           </w:p>
         </w:tc>
@@ -6715,12 +6310,15 @@
             <w:tcW w:type="dxa" w:w="2409"/>
           </w:tcPr>
           <w:p>
-            <w:pPr>
-              <w:spacing w:after="20"/>
-            </w:pPr>
             <w:r>
               <w:rPr>
-                <w:sz w:val="19"/>
+                <w:sz w:val="18"/>
+              </w:rPr>
+            </w:r>
+            <w:r>
+              <w:rPr>
+                <w:b w:val="0"/>
+                <w:sz w:val="18"/>
               </w:rPr>
               <w:t>现证圣果、初果为解脱的保险（本讲可加材料③）</w:t>
             </w:r>
@@ -6747,7 +6345,11 @@
       <w:pStyle w:val="Footer"/>
       <w:jc w:val="center"/>
     </w:pPr>
-    <w:fldSimple w:instr="PAGE"/>
+    <w:r>
+      <w:fldChar w:fldCharType="begin"/>
+      <w:instrText xml:space="preserve">PAGE</w:instrText>
+      <w:fldChar w:fldCharType="end"/>
+    </w:r>
   </w:p>
 </w:ftr>
 </file>
@@ -6761,10 +6363,10 @@
     </w:pPr>
     <w:r>
       <w:rPr>
-        <w:color w:val="808080"/>
+        <w:color w:val="1E4620"/>
         <w:sz w:val="16"/>
       </w:rPr>
-      <w:t>读书会20·第2周·预流果（须陀洹）——初入圣流（朗读优化版）</w:t>
+      <w:t>读书会20 · 第2周 · 朗读优化版（8周版） · 学员版</w:t>
     </w:r>
   </w:p>
 </w:hdr>
@@ -7133,11 +6735,8 @@
     <w:name w:val="Normal"/>
     <w:qFormat/>
     <w:rsid w:val="00FC693F"/>
-    <w:pPr>
-      <w:spacing w:line="324" w:lineRule="auto" w:after="60"/>
-    </w:pPr>
     <w:rPr>
-      <w:rFonts w:ascii="Microsoft YaHei" w:hAnsi="Microsoft YaHei" w:eastAsia="Microsoft YaHei"/>
+      <w:rFonts w:ascii="等线" w:hAnsi="等线" w:eastAsia="宋体"/>
       <w:sz w:val="21"/>
     </w:rPr>
   </w:style>
